--- a/openspec/specs/completion_agent-memory-chat/docs/completion_agent-memory-chat-user-manual.docx
+++ b/openspec/specs/completion_agent-memory-chat/docs/completion_agent-memory-chat-user-manual.docx
@@ -18,7 +18,7 @@
           <w:color w:val="1F4E79"/>
           <w:sz w:val="36"/>
         </w:rPr>
-        <w:t>Process GPT 메모리 에이전트</w:t>
+        <w:t>에이전트 메모리 대화</w:t>
       </w:r>
     </w:p>
     <w:p>
@@ -31,7 +31,7 @@
           <w:b/>
           <w:sz w:val="56"/>
         </w:rPr>
-        <w:t>메모리 에이전트 대화 사용자 매뉴얼</w:t>
+        <w:t>에이전트 메모리 대화 사용자 매뉴얼</w:t>
       </w:r>
     </w:p>
     <w:p/>
@@ -118,7 +118,7 @@
           </w:tcPr>
           <w:p>
             <w:pPr>
-              <w:jc w:val="left"/>
+              <w:jc w:val="center"/>
             </w:pPr>
             <w:r/>
             <w:r>
@@ -160,7 +160,7 @@
           </w:tcPr>
           <w:p>
             <w:pPr>
-              <w:jc w:val="left"/>
+              <w:jc w:val="center"/>
             </w:pPr>
             <w:r/>
             <w:r>
@@ -169,7 +169,7 @@
                 <w:b w:val="0"/>
                 <w:sz w:val="18"/>
               </w:rPr>
-              <w:t>2026-05-22</w:t>
+              <w:t>2026-05-27</w:t>
             </w:r>
           </w:p>
         </w:tc>
@@ -202,7 +202,7 @@
           </w:tcPr>
           <w:p>
             <w:pPr>
-              <w:jc w:val="left"/>
+              <w:jc w:val="center"/>
             </w:pPr>
             <w:r/>
             <w:r>
@@ -211,7 +211,7 @@
                 <w:b w:val="0"/>
                 <w:sz w:val="18"/>
               </w:rPr>
-              <w:t>Process GPT 서비스팀</w:t>
+              <w:t>유엔진솔루션즈</w:t>
             </w:r>
           </w:p>
         </w:tc>
@@ -244,7 +244,7 @@
           </w:tcPr>
           <w:p>
             <w:pPr>
-              <w:jc w:val="left"/>
+              <w:jc w:val="center"/>
             </w:pPr>
             <w:r/>
             <w:r>
@@ -286,7 +286,7 @@
           </w:tcPr>
           <w:p>
             <w:pPr>
-              <w:jc w:val="left"/>
+              <w:jc w:val="center"/>
             </w:pPr>
             <w:r/>
             <w:r>
@@ -295,7 +295,7 @@
                 <w:b w:val="0"/>
                 <w:sz w:val="18"/>
               </w:rPr>
-              <w:t>Process GPT 메모리 에이전트</w:t>
+              <w:t>에이전트 메모리 대화</w:t>
             </w:r>
           </w:p>
         </w:tc>
@@ -318,14 +318,6 @@
           <w:color w:val="1F4E79"/>
         </w:rPr>
         <w:t>1. 문서 정보 및 변경 이력</w:t>
-      </w:r>
-    </w:p>
-    <w:p>
-      <w:r>
-        <w:rPr>
-          <w:rFonts w:ascii="Malgun Gothic" w:hAnsi="Malgun Gothic" w:eastAsia="Malgun Gothic"/>
-        </w:rPr>
-        <w:t>이 문서의 버전과 변경 내역은 아래 표에서 확인할 수 있습니다.</w:t>
       </w:r>
     </w:p>
     <w:tbl>
@@ -477,7 +469,7 @@
           </w:tcPr>
           <w:p>
             <w:pPr>
-              <w:jc w:val="left"/>
+              <w:jc w:val="center"/>
             </w:pPr>
             <w:r/>
             <w:r>
@@ -486,7 +478,7 @@
                 <w:b w:val="0"/>
                 <w:sz w:val="18"/>
               </w:rPr>
-              <w:t>2026-05-22</w:t>
+              <w:t>2026-05-27</w:t>
             </w:r>
           </w:p>
         </w:tc>
@@ -497,7 +489,7 @@
           </w:tcPr>
           <w:p>
             <w:pPr>
-              <w:jc w:val="left"/>
+              <w:jc w:val="center"/>
             </w:pPr>
             <w:r/>
             <w:r>
@@ -517,7 +509,7 @@
           </w:tcPr>
           <w:p>
             <w:pPr>
-              <w:jc w:val="left"/>
+              <w:jc w:val="center"/>
             </w:pPr>
             <w:r/>
             <w:r>
@@ -526,7 +518,7 @@
                 <w:b w:val="0"/>
                 <w:sz w:val="18"/>
               </w:rPr>
-              <w:t>Process GPT 서비스팀</w:t>
+              <w:t>유엔진솔루션즈</w:t>
             </w:r>
           </w:p>
         </w:tc>
@@ -537,7 +529,7 @@
           </w:tcPr>
           <w:p>
             <w:pPr>
-              <w:jc w:val="left"/>
+              <w:jc w:val="center"/>
             </w:pPr>
             <w:r/>
             <w:r>
@@ -571,7 +563,7 @@
         <w:rPr>
           <w:rFonts w:ascii="Malgun Gothic" w:hAnsi="Malgun Gothic" w:eastAsia="Malgun Gothic"/>
         </w:rPr>
-        <w:t>아래 목차는 Word에서 문서를 열 때 필드를 업데이트하면 페이지 번호가 함께 표시됩니다.</w:t>
+        <w:t>아래 목차는 Word에서 문서를 열 때 필드를 업데이트하면 페이지 번호가 자동으로 반영됩니다.</w:t>
       </w:r>
     </w:p>
     <w:p>
@@ -606,7 +598,7 @@
         <w:rPr>
           <w:rFonts w:ascii="Malgun Gothic" w:hAnsi="Malgun Gothic" w:eastAsia="Malgun Gothic"/>
         </w:rPr>
-        <w:t>메모리 에이전트는 사용자가 알려준 정보를 기억해 두었다가, 이후 질문을 받으면 그 정보를 찾아 답변해 주는 대화형 도우미입니다. 이 매뉴얼은 메모리 에이전트를 처음 사용하는 분이 화면에 진입해 정보를 학습시키고 답변을 받는 과정을 순서대로 따라 할 수 있도록 안내합니다.</w:t>
+        <w:t>에이전트 메모리 대화는 사용자가 업무 지식이나 정책을 에이전트에게 학습시키고, 이후 같은 에이전트에게 질문하여 학습된 내용을 활용한 답변을 받을 수 있는 대화 화면입니다.</w:t>
       </w:r>
     </w:p>
     <w:p>
@@ -617,7 +609,7 @@
         <w:rPr>
           <w:rFonts w:ascii="Malgun Gothic" w:hAnsi="Malgun Gothic" w:eastAsia="Malgun Gothic"/>
         </w:rPr>
-        <w:t>서비스 목적: 자주 쓰는 정보나 규칙을 에이전트에 기억시켜 두고, 필요할 때 질문으로 빠르게 확인합니다.</w:t>
+        <w:t>서비스 목적: 자주 참고하는 사내 정보·정책을 에이전트에 저장하고 필요할 때 자연어 질문으로 빠르게 확인합니다.</w:t>
       </w:r>
     </w:p>
     <w:p>
@@ -628,7 +620,7 @@
         <w:rPr>
           <w:rFonts w:ascii="Malgun Gothic" w:hAnsi="Malgun Gothic" w:eastAsia="Malgun Gothic"/>
         </w:rPr>
-        <w:t>매뉴얼 목적: 접속과 로그인부터 정보 학습, 질문, 답변 확인, 오류 대응까지 한 번에 따라 할 수 있도록 안내합니다.</w:t>
+        <w:t>매뉴얼 목적: 화면 접속, 학습 정보 입력, 중복 정보 확인, 질의 응답 확인까지 따라 할 수 있도록 안내합니다.</w:t>
       </w:r>
     </w:p>
     <w:p>
@@ -639,7 +631,7 @@
         <w:rPr>
           <w:rFonts w:ascii="Malgun Gothic" w:hAnsi="Malgun Gothic" w:eastAsia="Malgun Gothic"/>
         </w:rPr>
-        <w:t>기능 범위: 화면 구성, 학습 모드와 질의 모드 사용 흐름, 결과 확인, 오류 대응, 자주 묻는 질문, 질문 작성 팁을 다룹니다.</w:t>
+        <w:t>기능 범위: 학습 탭과 질문 탭의 기본 사용 흐름, 화면 항목 설명, 결과 확인, 오류 및 예외 상황 안내를 포함합니다.</w:t>
       </w:r>
     </w:p>
     <w:p>
@@ -653,14 +645,6 @@
           <w:color w:val="1F4E79"/>
         </w:rPr>
         <w:t>4. 대상 사용자</w:t>
-      </w:r>
-    </w:p>
-    <w:p>
-      <w:r>
-        <w:rPr>
-          <w:rFonts w:ascii="Malgun Gothic" w:hAnsi="Malgun Gothic" w:eastAsia="Malgun Gothic"/>
-        </w:rPr>
-        <w:t>이 매뉴얼은 메모리 에이전트를 업무에 활용하려는 다음 사용자를 대상으로 합니다.</w:t>
       </w:r>
     </w:p>
     <w:tbl>
@@ -678,7 +662,7 @@
       <w:tr>
         <w:tc>
           <w:tcPr>
-            <w:tcW w:type="dxa" w:w="1928"/>
+            <w:tcW w:type="dxa" w:w="1814"/>
             <w:vAlign w:val="center"/>
             <w:shd w:fill="D9EAF7"/>
           </w:tcPr>
@@ -693,13 +677,13 @@
                 <w:b/>
                 <w:sz w:val="18"/>
               </w:rPr>
-              <w:t>사용자 구분</w:t>
+              <w:t>사용자 역할</w:t>
             </w:r>
           </w:p>
         </w:tc>
         <w:tc>
           <w:tcPr>
-            <w:tcW w:type="dxa" w:w="4876"/>
+            <w:tcW w:type="dxa" w:w="4535"/>
             <w:vAlign w:val="center"/>
             <w:shd w:fill="D9EAF7"/>
           </w:tcPr>
@@ -720,7 +704,7 @@
         </w:tc>
         <w:tc>
           <w:tcPr>
-            <w:tcW w:type="dxa" w:w="2835"/>
+            <w:tcW w:type="dxa" w:w="3402"/>
             <w:vAlign w:val="center"/>
             <w:shd w:fill="D9EAF7"/>
           </w:tcPr>
@@ -743,7 +727,7 @@
       <w:tr>
         <w:tc>
           <w:tcPr>
-            <w:tcW w:type="dxa" w:w="1928"/>
+            <w:tcW w:type="dxa" w:w="1814"/>
             <w:vAlign w:val="center"/>
           </w:tcPr>
           <w:p>
@@ -763,49 +747,7 @@
         </w:tc>
         <w:tc>
           <w:tcPr>
-            <w:tcW w:type="dxa" w:w="4876"/>
-            <w:vAlign w:val="center"/>
-          </w:tcPr>
-          <w:p>
-            <w:pPr>
-              <w:jc w:val="left"/>
-            </w:pPr>
-            <w:r/>
-            <w:r>
-              <w:rPr>
-                <w:rFonts w:ascii="Malgun Gothic" w:hAnsi="Malgun Gothic" w:eastAsia="Malgun Gothic"/>
-                <w:b w:val="0"/>
-                <w:sz w:val="18"/>
-              </w:rPr>
-              <w:t>필요한 정보를 에이전트에 기억시키고 질문으로 답변을 받습니다.</w:t>
-            </w:r>
-          </w:p>
-        </w:tc>
-        <w:tc>
-          <w:tcPr>
-            <w:tcW w:type="dxa" w:w="2835"/>
-            <w:vAlign w:val="center"/>
-          </w:tcPr>
-          <w:p>
-            <w:pPr>
-              <w:jc w:val="left"/>
-            </w:pPr>
-            <w:r/>
-            <w:r>
-              <w:rPr>
-                <w:rFonts w:ascii="Malgun Gothic" w:hAnsi="Malgun Gothic" w:eastAsia="Malgun Gothic"/>
-                <w:b w:val="0"/>
-                <w:sz w:val="18"/>
-              </w:rPr>
-              <w:t>학습 모드, 질의 모드</w:t>
-            </w:r>
-          </w:p>
-        </w:tc>
-      </w:tr>
-      <w:tr>
-        <w:tc>
-          <w:tcPr>
-            <w:tcW w:type="dxa" w:w="1928"/>
+            <w:tcW w:type="dxa" w:w="4535"/>
             <w:vAlign w:val="center"/>
           </w:tcPr>
           <w:p>
@@ -819,18 +761,18 @@
                 <w:b w:val="0"/>
                 <w:sz w:val="18"/>
               </w:rPr>
-              <w:t>분석 사용자</w:t>
+              <w:t>에이전트에 업무 정보를 학습시키고, 필요한 정보를 질문해 답변을 받습니다.</w:t>
             </w:r>
           </w:p>
         </w:tc>
         <w:tc>
           <w:tcPr>
-            <w:tcW w:type="dxa" w:w="4876"/>
+            <w:tcW w:type="dxa" w:w="3402"/>
             <w:vAlign w:val="center"/>
           </w:tcPr>
           <w:p>
             <w:pPr>
-              <w:jc w:val="left"/>
+              <w:jc w:val="center"/>
             </w:pPr>
             <w:r/>
             <w:r>
@@ -839,18 +781,20 @@
                 <w:b w:val="0"/>
                 <w:sz w:val="18"/>
               </w:rPr>
-              <w:t>이미 저장된 정보를 반복 질문으로 확인하고 활용합니다.</w:t>
+              <w:t>학습 탭과 질문 탭 사용 전반</w:t>
             </w:r>
           </w:p>
         </w:tc>
+      </w:tr>
+      <w:tr>
         <w:tc>
           <w:tcPr>
-            <w:tcW w:type="dxa" w:w="2835"/>
+            <w:tcW w:type="dxa" w:w="1814"/>
             <w:vAlign w:val="center"/>
           </w:tcPr>
           <w:p>
             <w:pPr>
-              <w:jc w:val="left"/>
+              <w:jc w:val="center"/>
             </w:pPr>
             <w:r/>
             <w:r>
@@ -859,7 +803,47 @@
                 <w:b w:val="0"/>
                 <w:sz w:val="18"/>
               </w:rPr>
-              <w:t>질의 모드 중심</w:t>
+              <w:t>지식 관리자</w:t>
+            </w:r>
+          </w:p>
+        </w:tc>
+        <w:tc>
+          <w:tcPr>
+            <w:tcW w:type="dxa" w:w="4535"/>
+            <w:vAlign w:val="center"/>
+          </w:tcPr>
+          <w:p>
+            <w:pPr>
+              <w:jc w:val="center"/>
+            </w:pPr>
+            <w:r/>
+            <w:r>
+              <w:rPr>
+                <w:rFonts w:ascii="Malgun Gothic" w:hAnsi="Malgun Gothic" w:eastAsia="Malgun Gothic"/>
+                <w:b w:val="0"/>
+                <w:sz w:val="18"/>
+              </w:rPr>
+              <w:t>조직 공통 정보를 정리하여 에이전트 메모리를 일관성 있게 유지합니다.</w:t>
+            </w:r>
+          </w:p>
+        </w:tc>
+        <w:tc>
+          <w:tcPr>
+            <w:tcW w:type="dxa" w:w="3402"/>
+            <w:vAlign w:val="center"/>
+          </w:tcPr>
+          <w:p>
+            <w:pPr>
+              <w:jc w:val="center"/>
+            </w:pPr>
+            <w:r/>
+            <w:r>
+              <w:rPr>
+                <w:rFonts w:ascii="Malgun Gothic" w:hAnsi="Malgun Gothic" w:eastAsia="Malgun Gothic"/>
+                <w:b w:val="0"/>
+                <w:sz w:val="18"/>
+              </w:rPr>
+              <w:t>학습 정보 정리 및 중복 관리</w:t>
             </w:r>
           </w:p>
         </w:tc>
@@ -867,7 +851,7 @@
       <w:tr>
         <w:tc>
           <w:tcPr>
-            <w:tcW w:type="dxa" w:w="1928"/>
+            <w:tcW w:type="dxa" w:w="1814"/>
             <w:vAlign w:val="center"/>
           </w:tcPr>
           <w:p>
@@ -887,12 +871,12 @@
         </w:tc>
         <w:tc>
           <w:tcPr>
-            <w:tcW w:type="dxa" w:w="4876"/>
+            <w:tcW w:type="dxa" w:w="4535"/>
             <w:vAlign w:val="center"/>
           </w:tcPr>
           <w:p>
             <w:pPr>
-              <w:jc w:val="left"/>
+              <w:jc w:val="center"/>
             </w:pPr>
             <w:r/>
             <w:r>
@@ -901,18 +885,18 @@
                 <w:b w:val="0"/>
                 <w:sz w:val="18"/>
               </w:rPr>
-              <w:t>에이전트가 내놓은 답변과 근거 정보를 확인합니다.</w:t>
+              <w:t>에이전트가 반환한 답변이 의도한 정보와 일치하는지 확인합니다.</w:t>
             </w:r>
           </w:p>
         </w:tc>
         <w:tc>
           <w:tcPr>
-            <w:tcW w:type="dxa" w:w="2835"/>
+            <w:tcW w:type="dxa" w:w="3402"/>
             <w:vAlign w:val="center"/>
           </w:tcPr>
           <w:p>
             <w:pPr>
-              <w:jc w:val="left"/>
+              <w:jc w:val="center"/>
             </w:pPr>
             <w:r/>
             <w:r>
@@ -921,7 +905,7 @@
                 <w:b w:val="0"/>
                 <w:sz w:val="18"/>
               </w:rPr>
-              <w:t>답변 및 결과 검토</w:t>
+              <w:t>질의 결과 검토</w:t>
             </w:r>
           </w:p>
         </w:tc>
@@ -942,11 +926,14 @@
       </w:r>
     </w:p>
     <w:p>
+      <w:pPr>
+        <w:pStyle w:val="ListBullet"/>
+      </w:pPr>
       <w:r>
         <w:rPr>
           <w:rFonts w:ascii="Malgun Gothic" w:hAnsi="Malgun Gothic" w:eastAsia="Malgun Gothic"/>
         </w:rPr>
-        <w:t>메모리 에이전트를 사용하기 전에 아래 항목을 미리 확인하세요.</w:t>
+        <w:t>서비스에 로그인할 수 있는 사용자 계정과 비밀번호가 준비되어 있습니다.</w:t>
       </w:r>
     </w:p>
     <w:p>
@@ -957,7 +944,7 @@
         <w:rPr>
           <w:rFonts w:ascii="Malgun Gothic" w:hAnsi="Malgun Gothic" w:eastAsia="Malgun Gothic"/>
         </w:rPr>
-        <w:t>계정과 권한: Process GPT에 로그인할 수 있는 계정이 있어야 합니다.</w:t>
+        <w:t>사용할 에이전트가 이미 등록되어 있고, 해당 에이전트 화면에 접근할 권한이 있습니다.</w:t>
       </w:r>
     </w:p>
     <w:p>
@@ -968,7 +955,7 @@
         <w:rPr>
           <w:rFonts w:ascii="Malgun Gothic" w:hAnsi="Malgun Gothic" w:eastAsia="Malgun Gothic"/>
         </w:rPr>
-        <w:t>접속 주소: 조직에서 안내한 Process GPT 접속 주소를 준비합니다.</w:t>
+        <w:t>최신 버전의 데스크톱 브라우저(Chrome, Edge 등)에서 접속합니다.</w:t>
       </w:r>
     </w:p>
     <w:p>
@@ -979,7 +966,7 @@
         <w:rPr>
           <w:rFonts w:ascii="Malgun Gothic" w:hAnsi="Malgun Gothic" w:eastAsia="Malgun Gothic"/>
         </w:rPr>
-        <w:t>브라우저: 최신 버전의 Chrome 등 표준 웹 브라우저 사용을 권장합니다.</w:t>
+        <w:t>학습으로 저장할 정보가 사실에 기반한 내용인지 미리 확인합니다.</w:t>
       </w:r>
     </w:p>
     <w:p>
@@ -990,29 +977,7 @@
         <w:rPr>
           <w:rFonts w:ascii="Malgun Gothic" w:hAnsi="Malgun Gothic" w:eastAsia="Malgun Gothic"/>
         </w:rPr>
-        <w:t>에이전트 준비: 사용할 메모리 에이전트가 왼쪽 '에이전트 동료' 목록에 등록되어 있어야 합니다.</w:t>
-      </w:r>
-    </w:p>
-    <w:p>
-      <w:pPr>
-        <w:pStyle w:val="ListBullet"/>
-      </w:pPr>
-      <w:r>
-        <w:rPr>
-          <w:rFonts w:ascii="Malgun Gothic" w:hAnsi="Malgun Gothic" w:eastAsia="Malgun Gothic"/>
-        </w:rPr>
-        <w:t>내용 준비: 기억시킬 정보 또는 질문 내용을 한 문장으로 정리해 둡니다.</w:t>
-      </w:r>
-    </w:p>
-    <w:p>
-      <w:pPr>
-        <w:pStyle w:val="ListBullet"/>
-      </w:pPr>
-      <w:r>
-        <w:rPr>
-          <w:rFonts w:ascii="Malgun Gothic" w:hAnsi="Malgun Gothic" w:eastAsia="Malgun Gothic"/>
-        </w:rPr>
-        <w:t>사용 순서: 질문에 정확한 답을 받으려면 먼저 학습 모드로 정보를 저장한 뒤 질의 모드를 사용합니다.</w:t>
+        <w:t>질문할 때 어떤 주제·범위로 답변을 받고 싶은지 미리 정리해 두면 결과 품질이 좋아집니다.</w:t>
       </w:r>
     </w:p>
     <w:p>
@@ -1029,14 +994,6 @@
       </w:r>
     </w:p>
     <w:p>
-      <w:r>
-        <w:rPr>
-          <w:rFonts w:ascii="Malgun Gothic" w:hAnsi="Malgun Gothic" w:eastAsia="Malgun Gothic"/>
-        </w:rPr>
-        <w:t>처음 접속부터 첫 메시지를 보내기까지의 기본 절차입니다.</w:t>
-      </w:r>
-    </w:p>
-    <w:p>
       <w:pPr>
         <w:ind w:left="425" w:hanging="255"/>
       </w:pPr>
@@ -1046,7 +1003,7 @@
         </w:rPr>
         <w:t>1.</w:t>
         <w:tab/>
-        <w:t>웹 브라우저에서 조직이 안내한 Process GPT 접속 주소로 이동합니다.</w:t>
+        <w:t>브라우저에서 서비스 주소로 접속한 뒤 로그인 화면에서 이메일과 비밀번호를 입력하고 로그인합니다.</w:t>
       </w:r>
     </w:p>
     <w:p>
@@ -1059,7 +1016,7 @@
         </w:rPr>
         <w:t>2.</w:t>
         <w:tab/>
-        <w:t>로그인 화면에서 이메일과 비밀번호를 입력하고, 필요한 동의 항목을 선택한 뒤 로그인합니다.</w:t>
+        <w:t>메뉴 또는 에이전트 목록에서 사용할 메모리 에이전트를 선택하여 에이전트 대화 화면을 엽니다.</w:t>
       </w:r>
     </w:p>
     <w:p>
@@ -1072,7 +1029,7 @@
         </w:rPr>
         <w:t>3.</w:t>
         <w:tab/>
-        <w:t>로그인 후 왼쪽 '에이전트 동료' 목록에서 사용할 메모리 에이전트를 선택합니다.</w:t>
+        <w:t>화면 좌측의 탭에서 정보를 가르치려면 ‘학습’ 탭, 질문하려면 ‘질문’ 탭을 선택합니다.</w:t>
       </w:r>
     </w:p>
     <w:p>
@@ -1085,7 +1042,7 @@
         </w:rPr>
         <w:t>4.</w:t>
         <w:tab/>
-        <w:t>가운데 영역에서 에이전트의 목표, 페르소나, 모델 등 소개 정보를 확인합니다.</w:t>
+        <w:t>하단 채팅 입력창에 내용을 입력하고 Enter 키를 눌러 전송합니다.</w:t>
       </w:r>
     </w:p>
     <w:p>
@@ -1098,20 +1055,7 @@
         </w:rPr>
         <w:t>5.</w:t>
         <w:tab/>
-        <w:t>가운데 모드 목록에서 사용할 모드(학습 모드 또는 질의 모드)를 선택합니다.</w:t>
-      </w:r>
-    </w:p>
-    <w:p>
-      <w:pPr>
-        <w:ind w:left="425" w:hanging="255"/>
-      </w:pPr>
-      <w:r>
-        <w:rPr>
-          <w:rFonts w:ascii="Malgun Gothic" w:hAnsi="Malgun Gothic" w:eastAsia="Malgun Gothic"/>
-        </w:rPr>
-        <w:t>6.</w:t>
-        <w:tab/>
-        <w:t>오른쪽 아래 '메시지 입력' 창에 내용을 입력하고 전송 버튼을 눌러 대화를 시작합니다.</w:t>
+        <w:t>전송 후 잠시 기다리면 사용자 메시지와 에이전트 응답 메시지가 화면에 순서대로 표시됩니다.</w:t>
       </w:r>
     </w:p>
     <w:p>
@@ -1128,11 +1072,55 @@
       </w:r>
     </w:p>
     <w:p>
+      <w:pPr>
+        <w:jc w:val="center"/>
+      </w:pPr>
+      <w:r>
+        <w:drawing>
+          <wp:inline xmlns:a="http://schemas.openxmlformats.org/drawingml/2006/main" xmlns:pic="http://schemas.openxmlformats.org/drawingml/2006/picture">
+            <wp:extent cx="5669280" cy="3188970"/>
+            <wp:docPr id="1" name="Picture 1"/>
+            <wp:cNvGraphicFramePr>
+              <a:graphicFrameLocks noChangeAspect="1"/>
+            </wp:cNvGraphicFramePr>
+            <a:graphic>
+              <a:graphicData uri="http://schemas.openxmlformats.org/drawingml/2006/picture">
+                <pic:pic>
+                  <pic:nvPicPr>
+                    <pic:cNvPr id="0" name="process-gpt-completion_agent-memory-chat-01-learning-initial.png"/>
+                    <pic:cNvPicPr/>
+                  </pic:nvPicPr>
+                  <pic:blipFill>
+                    <a:blip r:embed="rId10"/>
+                    <a:stretch>
+                      <a:fillRect/>
+                    </a:stretch>
+                  </pic:blipFill>
+                  <pic:spPr>
+                    <a:xfrm>
+                      <a:off x="0" y="0"/>
+                      <a:ext cx="5669280" cy="3188970"/>
+                    </a:xfrm>
+                    <a:prstGeom prst="rect"/>
+                  </pic:spPr>
+                </pic:pic>
+              </a:graphicData>
+            </a:graphic>
+          </wp:inline>
+        </w:drawing>
+      </w:r>
+    </w:p>
+    <w:p>
+      <w:pPr>
+        <w:jc w:val="center"/>
+      </w:pPr>
       <w:r>
         <w:rPr>
           <w:rFonts w:ascii="Malgun Gothic" w:hAnsi="Malgun Gothic" w:eastAsia="Malgun Gothic"/>
+          <w:color w:val="666666"/>
+          <w:sz w:val="18"/>
         </w:rPr>
-        <w:t>메모리 에이전트 화면은 왼쪽 동료 목록, 가운데 에이전트 정보와 모드 목록, 오른쪽 대화 영역으로 구성됩니다. 아래 표는 화면의 주요 영역과 역할을 설명합니다.</w:t>
+        <w:t>그림 1. 에이전트 메모리 대화 학습 모드 초기 화면</w:t>
       </w:r>
     </w:p>
     <w:tbl>
@@ -1170,1655 +1158,7 @@
         </w:tc>
         <w:tc>
           <w:tcPr>
-            <w:tcW w:type="dxa" w:w="6520"/>
-            <w:vAlign w:val="center"/>
-            <w:shd w:fill="D9EAF7"/>
-          </w:tcPr>
-          <w:p>
-            <w:pPr>
-              <w:jc w:val="center"/>
-            </w:pPr>
-            <w:r/>
-            <w:r>
-              <w:rPr>
-                <w:rFonts w:ascii="Malgun Gothic" w:hAnsi="Malgun Gothic" w:eastAsia="Malgun Gothic"/>
-                <w:b/>
-                <w:sz w:val="18"/>
-              </w:rPr>
-              <w:t>역할</w:t>
-            </w:r>
-          </w:p>
-        </w:tc>
-      </w:tr>
-      <w:tr>
-        <w:tc>
-          <w:tcPr>
-            <w:tcW w:type="dxa" w:w="2551"/>
-            <w:vAlign w:val="center"/>
-          </w:tcPr>
-          <w:p>
-            <w:pPr>
-              <w:jc w:val="center"/>
-            </w:pPr>
-            <w:r/>
-            <w:r>
-              <w:rPr>
-                <w:rFonts w:ascii="Malgun Gothic" w:hAnsi="Malgun Gothic" w:eastAsia="Malgun Gothic"/>
-                <w:b w:val="0"/>
-                <w:sz w:val="18"/>
-              </w:rPr>
-              <w:t>왼쪽 동료 목록</w:t>
-            </w:r>
-          </w:p>
-        </w:tc>
-        <w:tc>
-          <w:tcPr>
-            <w:tcW w:type="dxa" w:w="6520"/>
-            <w:vAlign w:val="center"/>
-          </w:tcPr>
-          <w:p>
-            <w:pPr>
-              <w:jc w:val="left"/>
-            </w:pPr>
-            <w:r/>
-            <w:r>
-              <w:rPr>
-                <w:rFonts w:ascii="Malgun Gothic" w:hAnsi="Malgun Gothic" w:eastAsia="Malgun Gothic"/>
-                <w:b w:val="0"/>
-                <w:sz w:val="18"/>
-              </w:rPr>
-              <w:t>대화할 에이전트 동료와 사람 동료를 선택하는 목록입니다.</w:t>
-            </w:r>
-          </w:p>
-        </w:tc>
-      </w:tr>
-      <w:tr>
-        <w:tc>
-          <w:tcPr>
-            <w:tcW w:type="dxa" w:w="2551"/>
-            <w:vAlign w:val="center"/>
-          </w:tcPr>
-          <w:p>
-            <w:pPr>
-              <w:jc w:val="center"/>
-            </w:pPr>
-            <w:r/>
-            <w:r>
-              <w:rPr>
-                <w:rFonts w:ascii="Malgun Gothic" w:hAnsi="Malgun Gothic" w:eastAsia="Malgun Gothic"/>
-                <w:b w:val="0"/>
-                <w:sz w:val="18"/>
-              </w:rPr>
-              <w:t>가운데 에이전트 정보</w:t>
-            </w:r>
-          </w:p>
-        </w:tc>
-        <w:tc>
-          <w:tcPr>
-            <w:tcW w:type="dxa" w:w="6520"/>
-            <w:vAlign w:val="center"/>
-          </w:tcPr>
-          <w:p>
-            <w:pPr>
-              <w:jc w:val="left"/>
-            </w:pPr>
-            <w:r/>
-            <w:r>
-              <w:rPr>
-                <w:rFonts w:ascii="Malgun Gothic" w:hAnsi="Malgun Gothic" w:eastAsia="Malgun Gothic"/>
-                <w:b w:val="0"/>
-                <w:sz w:val="18"/>
-              </w:rPr>
-              <w:t>선택한 에이전트의 목표, 페르소나, 모델 등 소개 정보를 보여 줍니다.</w:t>
-            </w:r>
-          </w:p>
-        </w:tc>
-      </w:tr>
-      <w:tr>
-        <w:tc>
-          <w:tcPr>
-            <w:tcW w:type="dxa" w:w="2551"/>
-            <w:vAlign w:val="center"/>
-          </w:tcPr>
-          <w:p>
-            <w:pPr>
-              <w:jc w:val="center"/>
-            </w:pPr>
-            <w:r/>
-            <w:r>
-              <w:rPr>
-                <w:rFonts w:ascii="Malgun Gothic" w:hAnsi="Malgun Gothic" w:eastAsia="Malgun Gothic"/>
-                <w:b w:val="0"/>
-                <w:sz w:val="18"/>
-              </w:rPr>
-              <w:t>가운데 모드 목록</w:t>
-            </w:r>
-          </w:p>
-        </w:tc>
-        <w:tc>
-          <w:tcPr>
-            <w:tcW w:type="dxa" w:w="6520"/>
-            <w:vAlign w:val="center"/>
-          </w:tcPr>
-          <w:p>
-            <w:pPr>
-              <w:jc w:val="left"/>
-            </w:pPr>
-            <w:r/>
-            <w:r>
-              <w:rPr>
-                <w:rFonts w:ascii="Malgun Gothic" w:hAnsi="Malgun Gothic" w:eastAsia="Malgun Gothic"/>
-                <w:b w:val="0"/>
-                <w:sz w:val="18"/>
-              </w:rPr>
-              <w:t>대화 모드, 학습 모드, 질의 모드, 액션 모드 중에서 사용할 모드를 선택합니다.</w:t>
-            </w:r>
-          </w:p>
-        </w:tc>
-      </w:tr>
-      <w:tr>
-        <w:tc>
-          <w:tcPr>
-            <w:tcW w:type="dxa" w:w="2551"/>
-            <w:vAlign w:val="center"/>
-          </w:tcPr>
-          <w:p>
-            <w:pPr>
-              <w:jc w:val="center"/>
-            </w:pPr>
-            <w:r/>
-            <w:r>
-              <w:rPr>
-                <w:rFonts w:ascii="Malgun Gothic" w:hAnsi="Malgun Gothic" w:eastAsia="Malgun Gothic"/>
-                <w:b w:val="0"/>
-                <w:sz w:val="18"/>
-              </w:rPr>
-              <w:t>오른쪽 대화 영역</w:t>
-            </w:r>
-          </w:p>
-        </w:tc>
-        <w:tc>
-          <w:tcPr>
-            <w:tcW w:type="dxa" w:w="6520"/>
-            <w:vAlign w:val="center"/>
-          </w:tcPr>
-          <w:p>
-            <w:pPr>
-              <w:jc w:val="left"/>
-            </w:pPr>
-            <w:r/>
-            <w:r>
-              <w:rPr>
-                <w:rFonts w:ascii="Malgun Gothic" w:hAnsi="Malgun Gothic" w:eastAsia="Malgun Gothic"/>
-                <w:b w:val="0"/>
-                <w:sz w:val="18"/>
-              </w:rPr>
-              <w:t>주고받은 메시지가 시간 순서대로 표시되는 영역입니다.</w:t>
-            </w:r>
-          </w:p>
-        </w:tc>
-      </w:tr>
-      <w:tr>
-        <w:tc>
-          <w:tcPr>
-            <w:tcW w:type="dxa" w:w="2551"/>
-            <w:vAlign w:val="center"/>
-          </w:tcPr>
-          <w:p>
-            <w:pPr>
-              <w:jc w:val="center"/>
-            </w:pPr>
-            <w:r/>
-            <w:r>
-              <w:rPr>
-                <w:rFonts w:ascii="Malgun Gothic" w:hAnsi="Malgun Gothic" w:eastAsia="Malgun Gothic"/>
-                <w:b w:val="0"/>
-                <w:sz w:val="18"/>
-              </w:rPr>
-              <w:t>메시지 입력창</w:t>
-            </w:r>
-          </w:p>
-        </w:tc>
-        <w:tc>
-          <w:tcPr>
-            <w:tcW w:type="dxa" w:w="6520"/>
-            <w:vAlign w:val="center"/>
-          </w:tcPr>
-          <w:p>
-            <w:pPr>
-              <w:jc w:val="left"/>
-            </w:pPr>
-            <w:r/>
-            <w:r>
-              <w:rPr>
-                <w:rFonts w:ascii="Malgun Gothic" w:hAnsi="Malgun Gothic" w:eastAsia="Malgun Gothic"/>
-                <w:b w:val="0"/>
-                <w:sz w:val="18"/>
-              </w:rPr>
-              <w:t>기억시킬 정보나 질문을 입력하는 화면 아래쪽 입력란입니다.</w:t>
-            </w:r>
-          </w:p>
-        </w:tc>
-      </w:tr>
-      <w:tr>
-        <w:tc>
-          <w:tcPr>
-            <w:tcW w:type="dxa" w:w="2551"/>
-            <w:vAlign w:val="center"/>
-          </w:tcPr>
-          <w:p>
-            <w:pPr>
-              <w:jc w:val="center"/>
-            </w:pPr>
-            <w:r/>
-            <w:r>
-              <w:rPr>
-                <w:rFonts w:ascii="Malgun Gothic" w:hAnsi="Malgun Gothic" w:eastAsia="Malgun Gothic"/>
-                <w:b w:val="0"/>
-                <w:sz w:val="18"/>
-              </w:rPr>
-              <w:t>전송 버튼</w:t>
-            </w:r>
-          </w:p>
-        </w:tc>
-        <w:tc>
-          <w:tcPr>
-            <w:tcW w:type="dxa" w:w="6520"/>
-            <w:vAlign w:val="center"/>
-          </w:tcPr>
-          <w:p>
-            <w:pPr>
-              <w:jc w:val="left"/>
-            </w:pPr>
-            <w:r/>
-            <w:r>
-              <w:rPr>
-                <w:rFonts w:ascii="Malgun Gothic" w:hAnsi="Malgun Gothic" w:eastAsia="Malgun Gothic"/>
-                <w:b w:val="0"/>
-                <w:sz w:val="18"/>
-              </w:rPr>
-              <w:t>입력한 내용을 에이전트에게 보내는 종이비행기 모양의 버튼입니다.</w:t>
-            </w:r>
-          </w:p>
-        </w:tc>
-      </w:tr>
-      <w:tr>
-        <w:tc>
-          <w:tcPr>
-            <w:tcW w:type="dxa" w:w="2551"/>
-            <w:vAlign w:val="center"/>
-          </w:tcPr>
-          <w:p>
-            <w:pPr>
-              <w:jc w:val="center"/>
-            </w:pPr>
-            <w:r/>
-            <w:r>
-              <w:rPr>
-                <w:rFonts w:ascii="Malgun Gothic" w:hAnsi="Malgun Gothic" w:eastAsia="Malgun Gothic"/>
-                <w:b w:val="0"/>
-                <w:sz w:val="18"/>
-              </w:rPr>
-              <w:t>첨부 / 음성 버튼</w:t>
-            </w:r>
-          </w:p>
-        </w:tc>
-        <w:tc>
-          <w:tcPr>
-            <w:tcW w:type="dxa" w:w="6520"/>
-            <w:vAlign w:val="center"/>
-          </w:tcPr>
-          <w:p>
-            <w:pPr>
-              <w:jc w:val="left"/>
-            </w:pPr>
-            <w:r/>
-            <w:r>
-              <w:rPr>
-                <w:rFonts w:ascii="Malgun Gothic" w:hAnsi="Malgun Gothic" w:eastAsia="Malgun Gothic"/>
-                <w:b w:val="0"/>
-                <w:sz w:val="18"/>
-              </w:rPr>
-              <w:t>입력창 옆의 추가 첨부(+) 버튼과 음성 입력 버튼입니다.</w:t>
-            </w:r>
-          </w:p>
-        </w:tc>
-      </w:tr>
-    </w:tbl>
-    <w:p/>
-    <w:p>
-      <w:pPr>
-        <w:jc w:val="center"/>
-      </w:pPr>
-      <w:r>
-        <w:drawing>
-          <wp:inline xmlns:a="http://schemas.openxmlformats.org/drawingml/2006/main" xmlns:pic="http://schemas.openxmlformats.org/drawingml/2006/picture">
-            <wp:extent cx="5577840" cy="3137535"/>
-            <wp:docPr id="1" name="Picture 1"/>
-            <wp:cNvGraphicFramePr>
-              <a:graphicFrameLocks noChangeAspect="1"/>
-            </wp:cNvGraphicFramePr>
-            <a:graphic>
-              <a:graphicData uri="http://schemas.openxmlformats.org/drawingml/2006/picture">
-                <pic:pic>
-                  <pic:nvPicPr>
-                    <pic:cNvPr id="0" name="process-gpt-completion_agent-memory-chat-01-learning-initial.png"/>
-                    <pic:cNvPicPr/>
-                  </pic:nvPicPr>
-                  <pic:blipFill>
-                    <a:blip r:embed="rId10"/>
-                    <a:stretch>
-                      <a:fillRect/>
-                    </a:stretch>
-                  </pic:blipFill>
-                  <pic:spPr>
-                    <a:xfrm>
-                      <a:off x="0" y="0"/>
-                      <a:ext cx="5577840" cy="3137535"/>
-                    </a:xfrm>
-                    <a:prstGeom prst="rect"/>
-                  </pic:spPr>
-                </pic:pic>
-              </a:graphicData>
-            </a:graphic>
-          </wp:inline>
-        </w:drawing>
-      </w:r>
-    </w:p>
-    <w:p>
-      <w:pPr>
-        <w:jc w:val="center"/>
-      </w:pPr>
-      <w:r>
-        <w:rPr>
-          <w:rFonts w:ascii="Malgun Gothic" w:hAnsi="Malgun Gothic" w:eastAsia="Malgun Gothic"/>
-          <w:color w:val="666666"/>
-          <w:sz w:val="18"/>
-        </w:rPr>
-        <w:t>그림 1. 메모리 에이전트 화면 구성 — 동료 목록, 에이전트 정보, 모드 목록, 대화 영역</w:t>
-      </w:r>
-    </w:p>
-    <w:p>
-      <w:r>
-        <w:rPr>
-          <w:rFonts w:ascii="Malgun Gothic" w:hAnsi="Malgun Gothic" w:eastAsia="Malgun Gothic"/>
-          <w:b/>
-          <w:color w:val="1F4E79"/>
-        </w:rPr>
-        <w:t>모드별 역할</w:t>
-      </w:r>
-    </w:p>
-    <w:p>
-      <w:r>
-        <w:rPr>
-          <w:rFonts w:ascii="Malgun Gothic" w:hAnsi="Malgun Gothic" w:eastAsia="Malgun Gothic"/>
-        </w:rPr>
-        <w:t>가운데 모드 목록에서 선택할 수 있는 모드와 용도는 다음과 같습니다.</w:t>
-      </w:r>
-    </w:p>
-    <w:tbl>
-      <w:tblPr>
-        <w:tblStyle w:val="TableGrid"/>
-        <w:tblW w:type="auto" w:w="0"/>
-        <w:jc w:val="center"/>
-        <w:tblLook w:firstColumn="1" w:firstRow="1" w:lastColumn="0" w:lastRow="0" w:noHBand="0" w:noVBand="1" w:val="04A0"/>
-      </w:tblPr>
-      <w:tblGrid>
-        <w:gridCol w:w="4819"/>
-        <w:gridCol w:w="4819"/>
-      </w:tblGrid>
-      <w:tr>
-        <w:tc>
-          <w:tcPr>
-            <w:tcW w:type="dxa" w:w="1984"/>
-            <w:vAlign w:val="center"/>
-            <w:shd w:fill="D9EAF7"/>
-          </w:tcPr>
-          <w:p>
-            <w:pPr>
-              <w:jc w:val="center"/>
-            </w:pPr>
-            <w:r/>
-            <w:r>
-              <w:rPr>
-                <w:rFonts w:ascii="Malgun Gothic" w:hAnsi="Malgun Gothic" w:eastAsia="Malgun Gothic"/>
-                <w:b/>
-                <w:sz w:val="18"/>
-              </w:rPr>
-              <w:t>모드</w:t>
-            </w:r>
-          </w:p>
-        </w:tc>
-        <w:tc>
-          <w:tcPr>
             <w:tcW w:type="dxa" w:w="7087"/>
-            <w:vAlign w:val="center"/>
-            <w:shd w:fill="D9EAF7"/>
-          </w:tcPr>
-          <w:p>
-            <w:pPr>
-              <w:jc w:val="center"/>
-            </w:pPr>
-            <w:r/>
-            <w:r>
-              <w:rPr>
-                <w:rFonts w:ascii="Malgun Gothic" w:hAnsi="Malgun Gothic" w:eastAsia="Malgun Gothic"/>
-                <w:b/>
-                <w:sz w:val="18"/>
-              </w:rPr>
-              <w:t>용도</w:t>
-            </w:r>
-          </w:p>
-        </w:tc>
-      </w:tr>
-      <w:tr>
-        <w:tc>
-          <w:tcPr>
-            <w:tcW w:type="dxa" w:w="1984"/>
-            <w:vAlign w:val="center"/>
-          </w:tcPr>
-          <w:p>
-            <w:pPr>
-              <w:jc w:val="center"/>
-            </w:pPr>
-            <w:r/>
-            <w:r>
-              <w:rPr>
-                <w:rFonts w:ascii="Malgun Gothic" w:hAnsi="Malgun Gothic" w:eastAsia="Malgun Gothic"/>
-                <w:b w:val="0"/>
-                <w:sz w:val="18"/>
-              </w:rPr>
-              <w:t>대화 모드</w:t>
-            </w:r>
-          </w:p>
-        </w:tc>
-        <w:tc>
-          <w:tcPr>
-            <w:tcW w:type="dxa" w:w="7087"/>
-            <w:vAlign w:val="center"/>
-          </w:tcPr>
-          <w:p>
-            <w:pPr>
-              <w:jc w:val="left"/>
-            </w:pPr>
-            <w:r/>
-            <w:r>
-              <w:rPr>
-                <w:rFonts w:ascii="Malgun Gothic" w:hAnsi="Malgun Gothic" w:eastAsia="Malgun Gothic"/>
-                <w:b w:val="0"/>
-                <w:sz w:val="18"/>
-              </w:rPr>
-              <w:t>에이전트와 일반적인 대화를 나눕니다.</w:t>
-            </w:r>
-          </w:p>
-        </w:tc>
-      </w:tr>
-      <w:tr>
-        <w:tc>
-          <w:tcPr>
-            <w:tcW w:type="dxa" w:w="1984"/>
-            <w:vAlign w:val="center"/>
-          </w:tcPr>
-          <w:p>
-            <w:pPr>
-              <w:jc w:val="center"/>
-            </w:pPr>
-            <w:r/>
-            <w:r>
-              <w:rPr>
-                <w:rFonts w:ascii="Malgun Gothic" w:hAnsi="Malgun Gothic" w:eastAsia="Malgun Gothic"/>
-                <w:b w:val="0"/>
-                <w:sz w:val="18"/>
-              </w:rPr>
-              <w:t>학습 모드</w:t>
-            </w:r>
-          </w:p>
-        </w:tc>
-        <w:tc>
-          <w:tcPr>
-            <w:tcW w:type="dxa" w:w="7087"/>
-            <w:vAlign w:val="center"/>
-          </w:tcPr>
-          <w:p>
-            <w:pPr>
-              <w:jc w:val="left"/>
-            </w:pPr>
-            <w:r/>
-            <w:r>
-              <w:rPr>
-                <w:rFonts w:ascii="Malgun Gothic" w:hAnsi="Malgun Gothic" w:eastAsia="Malgun Gothic"/>
-                <w:b w:val="0"/>
-                <w:sz w:val="18"/>
-              </w:rPr>
-              <w:t>에이전트에 정보를 기억시켜 메모리에 저장합니다.</w:t>
-            </w:r>
-          </w:p>
-        </w:tc>
-      </w:tr>
-      <w:tr>
-        <w:tc>
-          <w:tcPr>
-            <w:tcW w:type="dxa" w:w="1984"/>
-            <w:vAlign w:val="center"/>
-          </w:tcPr>
-          <w:p>
-            <w:pPr>
-              <w:jc w:val="center"/>
-            </w:pPr>
-            <w:r/>
-            <w:r>
-              <w:rPr>
-                <w:rFonts w:ascii="Malgun Gothic" w:hAnsi="Malgun Gothic" w:eastAsia="Malgun Gothic"/>
-                <w:b w:val="0"/>
-                <w:sz w:val="18"/>
-              </w:rPr>
-              <w:t>질의 모드</w:t>
-            </w:r>
-          </w:p>
-        </w:tc>
-        <w:tc>
-          <w:tcPr>
-            <w:tcW w:type="dxa" w:w="7087"/>
-            <w:vAlign w:val="center"/>
-          </w:tcPr>
-          <w:p>
-            <w:pPr>
-              <w:jc w:val="left"/>
-            </w:pPr>
-            <w:r/>
-            <w:r>
-              <w:rPr>
-                <w:rFonts w:ascii="Malgun Gothic" w:hAnsi="Malgun Gothic" w:eastAsia="Malgun Gothic"/>
-                <w:b w:val="0"/>
-                <w:sz w:val="18"/>
-              </w:rPr>
-              <w:t>저장된 정보를 검색해 그 내용을 반영한 답변을 받습니다.</w:t>
-            </w:r>
-          </w:p>
-        </w:tc>
-      </w:tr>
-      <w:tr>
-        <w:tc>
-          <w:tcPr>
-            <w:tcW w:type="dxa" w:w="1984"/>
-            <w:vAlign w:val="center"/>
-          </w:tcPr>
-          <w:p>
-            <w:pPr>
-              <w:jc w:val="center"/>
-            </w:pPr>
-            <w:r/>
-            <w:r>
-              <w:rPr>
-                <w:rFonts w:ascii="Malgun Gothic" w:hAnsi="Malgun Gothic" w:eastAsia="Malgun Gothic"/>
-                <w:b w:val="0"/>
-                <w:sz w:val="18"/>
-              </w:rPr>
-              <w:t>액션 모드</w:t>
-            </w:r>
-          </w:p>
-        </w:tc>
-        <w:tc>
-          <w:tcPr>
-            <w:tcW w:type="dxa" w:w="7087"/>
-            <w:vAlign w:val="center"/>
-          </w:tcPr>
-          <w:p>
-            <w:pPr>
-              <w:jc w:val="left"/>
-            </w:pPr>
-            <w:r/>
-            <w:r>
-              <w:rPr>
-                <w:rFonts w:ascii="Malgun Gothic" w:hAnsi="Malgun Gothic" w:eastAsia="Malgun Gothic"/>
-                <w:b w:val="0"/>
-                <w:sz w:val="18"/>
-              </w:rPr>
-              <w:t>에이전트에 지정된 작업을 실행합니다.</w:t>
-            </w:r>
-          </w:p>
-        </w:tc>
-      </w:tr>
-    </w:tbl>
-    <w:p/>
-    <w:p>
-      <w:pPr>
-        <w:pStyle w:val="Heading1"/>
-      </w:pPr>
-      <w:r>
-        <w:rPr>
-          <w:rFonts w:ascii="Malgun Gothic" w:hAnsi="Malgun Gothic" w:eastAsia="Malgun Gothic"/>
-          <w:b/>
-          <w:color w:val="1F4E79"/>
-        </w:rPr>
-        <w:t>8. 주요 사용 흐름</w:t>
-      </w:r>
-    </w:p>
-    <w:p>
-      <w:r>
-        <w:rPr>
-          <w:rFonts w:ascii="Malgun Gothic" w:hAnsi="Malgun Gothic" w:eastAsia="Malgun Gothic"/>
-        </w:rPr>
-        <w:t>메모리 에이전트의 대표 사용 흐름은 정보를 기억시키는 학습 모드와, 기억한 정보를 활용해 답변을 받는 질의 모드로 나뉩니다.</w:t>
-      </w:r>
-    </w:p>
-    <w:p>
-      <w:pPr>
-        <w:pStyle w:val="Heading2"/>
-      </w:pPr>
-      <w:r>
-        <w:rPr>
-          <w:rFonts w:ascii="Malgun Gothic" w:hAnsi="Malgun Gothic" w:eastAsia="Malgun Gothic"/>
-          <w:b/>
-          <w:color w:val="1F4E79"/>
-        </w:rPr>
-        <w:t>8.1 학습 모드로 정보 저장하기</w:t>
-      </w:r>
-    </w:p>
-    <w:p>
-      <w:r>
-        <w:rPr>
-          <w:rFonts w:ascii="Malgun Gothic" w:hAnsi="Malgun Gothic" w:eastAsia="Malgun Gothic"/>
-          <w:b/>
-          <w:color w:val="1F4E79"/>
-        </w:rPr>
-        <w:t>이럴 때 사용합니다</w:t>
-      </w:r>
-    </w:p>
-    <w:p>
-      <w:r>
-        <w:rPr>
-          <w:rFonts w:ascii="Malgun Gothic" w:hAnsi="Malgun Gothic" w:eastAsia="Malgun Gothic"/>
-        </w:rPr>
-        <w:t>에이전트가 앞으로 답변에 활용할 정보나 규칙을 기억하도록 저장할 때 사용합니다.</w:t>
-      </w:r>
-    </w:p>
-    <w:p>
-      <w:r>
-        <w:rPr>
-          <w:rFonts w:ascii="Malgun Gothic" w:hAnsi="Malgun Gothic" w:eastAsia="Malgun Gothic"/>
-          <w:b/>
-          <w:color w:val="1F4E79"/>
-        </w:rPr>
-        <w:t>사용 전 확인</w:t>
-      </w:r>
-    </w:p>
-    <w:p>
-      <w:pPr>
-        <w:pStyle w:val="ListBullet"/>
-      </w:pPr>
-      <w:r>
-        <w:rPr>
-          <w:rFonts w:ascii="Malgun Gothic" w:hAnsi="Malgun Gothic" w:eastAsia="Malgun Gothic"/>
-        </w:rPr>
-        <w:t>사용할 메모리 에이전트가 동료 목록에 등록되어 있습니다.</w:t>
-      </w:r>
-    </w:p>
-    <w:p>
-      <w:pPr>
-        <w:pStyle w:val="ListBullet"/>
-      </w:pPr>
-      <w:r>
-        <w:rPr>
-          <w:rFonts w:ascii="Malgun Gothic" w:hAnsi="Malgun Gothic" w:eastAsia="Malgun Gothic"/>
-        </w:rPr>
-        <w:t>기억시킬 정보를 한 문장으로 정리해 두었습니다.</w:t>
-      </w:r>
-    </w:p>
-    <w:p>
-      <w:r>
-        <w:rPr>
-          <w:rFonts w:ascii="Malgun Gothic" w:hAnsi="Malgun Gothic" w:eastAsia="Malgun Gothic"/>
-          <w:b/>
-          <w:color w:val="1F4E79"/>
-        </w:rPr>
-        <w:t>따라 하기</w:t>
-      </w:r>
-    </w:p>
-    <w:p>
-      <w:pPr>
-        <w:ind w:left="425" w:hanging="255"/>
-      </w:pPr>
-      <w:r>
-        <w:rPr>
-          <w:rFonts w:ascii="Malgun Gothic" w:hAnsi="Malgun Gothic" w:eastAsia="Malgun Gothic"/>
-        </w:rPr>
-        <w:t>1.</w:t>
-        <w:tab/>
-        <w:t>로그인 후 왼쪽 '에이전트 동료' 목록에서 메모리 에이전트를 선택합니다.</w:t>
-      </w:r>
-    </w:p>
-    <w:p>
-      <w:pPr>
-        <w:ind w:left="425" w:hanging="255"/>
-      </w:pPr>
-      <w:r>
-        <w:rPr>
-          <w:rFonts w:ascii="Malgun Gothic" w:hAnsi="Malgun Gothic" w:eastAsia="Malgun Gothic"/>
-        </w:rPr>
-        <w:t>2.</w:t>
-        <w:tab/>
-        <w:t>가운데 모드 목록에서 '학습 모드'를 선택합니다.</w:t>
-      </w:r>
-    </w:p>
-    <w:p>
-      <w:pPr>
-        <w:ind w:left="425" w:hanging="255"/>
-      </w:pPr>
-      <w:r>
-        <w:rPr>
-          <w:rFonts w:ascii="Malgun Gothic" w:hAnsi="Malgun Gothic" w:eastAsia="Malgun Gothic"/>
-        </w:rPr>
-        <w:t>3.</w:t>
-        <w:tab/>
-        <w:t>오른쪽 아래 '메시지 입력' 창에 기억시킬 정보를 한 문장으로 입력합니다.</w:t>
-      </w:r>
-    </w:p>
-    <w:p>
-      <w:pPr>
-        <w:ind w:left="425" w:hanging="255"/>
-      </w:pPr>
-      <w:r>
-        <w:rPr>
-          <w:rFonts w:ascii="Malgun Gothic" w:hAnsi="Malgun Gothic" w:eastAsia="Malgun Gothic"/>
-        </w:rPr>
-        <w:t>4.</w:t>
-        <w:tab/>
-        <w:t>전송 버튼(종이비행기 아이콘)을 눌러 정보를 보냅니다.</w:t>
-      </w:r>
-    </w:p>
-    <w:p>
-      <w:pPr>
-        <w:ind w:left="425" w:hanging="255"/>
-      </w:pPr>
-      <w:r>
-        <w:rPr>
-          <w:rFonts w:ascii="Malgun Gothic" w:hAnsi="Malgun Gothic" w:eastAsia="Malgun Gothic"/>
-        </w:rPr>
-        <w:t>5.</w:t>
-        <w:tab/>
-        <w:t>진행 표시가 끝나면 에이전트가 보낸 안내 메시지를 확인합니다.</w:t>
-      </w:r>
-    </w:p>
-    <w:p>
-      <w:r>
-        <w:rPr>
-          <w:rFonts w:ascii="Malgun Gothic" w:hAnsi="Malgun Gothic" w:eastAsia="Malgun Gothic"/>
-          <w:b/>
-          <w:color w:val="1F4E79"/>
-        </w:rPr>
-        <w:t>화면에서 확인할 내용</w:t>
-      </w:r>
-    </w:p>
-    <w:p>
-      <w:pPr>
-        <w:pStyle w:val="ListBullet"/>
-      </w:pPr>
-      <w:r>
-        <w:rPr>
-          <w:rFonts w:ascii="Malgun Gothic" w:hAnsi="Malgun Gothic" w:eastAsia="Malgun Gothic"/>
-        </w:rPr>
-        <w:t>입력한 문장이 대화 영역 오른쪽에 사용자 메시지로 표시됩니다.</w:t>
-      </w:r>
-    </w:p>
-    <w:p>
-      <w:pPr>
-        <w:pStyle w:val="ListBullet"/>
-      </w:pPr>
-      <w:r>
-        <w:rPr>
-          <w:rFonts w:ascii="Malgun Gothic" w:hAnsi="Malgun Gothic" w:eastAsia="Malgun Gothic"/>
-        </w:rPr>
-        <w:t>전송 직후 답변을 생성하는 동안 잠시 진행 표시가 나타납니다.</w:t>
-      </w:r>
-    </w:p>
-    <w:p>
-      <w:pPr>
-        <w:pStyle w:val="ListBullet"/>
-      </w:pPr>
-      <w:r>
-        <w:rPr>
-          <w:rFonts w:ascii="Malgun Gothic" w:hAnsi="Malgun Gothic" w:eastAsia="Malgun Gothic"/>
-        </w:rPr>
-        <w:t>에이전트가 정보를 기억했음을 알리는 안내 메시지를 왼쪽 말풍선으로 보냅니다.</w:t>
-      </w:r>
-    </w:p>
-    <w:p>
-      <w:pPr>
-        <w:pStyle w:val="ListBullet"/>
-      </w:pPr>
-      <w:r>
-        <w:rPr>
-          <w:rFonts w:ascii="Malgun Gothic" w:hAnsi="Malgun Gothic" w:eastAsia="Malgun Gothic"/>
-        </w:rPr>
-        <w:t>입력한 정보와 안내 메시지가 시간과 함께 대화 영역에 남습니다.</w:t>
-      </w:r>
-    </w:p>
-    <w:p>
-      <w:pPr>
-        <w:jc w:val="center"/>
-      </w:pPr>
-      <w:r>
-        <w:drawing>
-          <wp:inline xmlns:a="http://schemas.openxmlformats.org/drawingml/2006/main" xmlns:pic="http://schemas.openxmlformats.org/drawingml/2006/picture">
-            <wp:extent cx="5577840" cy="3137535"/>
-            <wp:docPr id="2" name="Picture 2"/>
-            <wp:cNvGraphicFramePr>
-              <a:graphicFrameLocks noChangeAspect="1"/>
-            </wp:cNvGraphicFramePr>
-            <a:graphic>
-              <a:graphicData uri="http://schemas.openxmlformats.org/drawingml/2006/picture">
-                <pic:pic>
-                  <pic:nvPicPr>
-                    <pic:cNvPr id="0" name="process-gpt-completion_agent-memory-chat-01-learning-input.png"/>
-                    <pic:cNvPicPr/>
-                  </pic:nvPicPr>
-                  <pic:blipFill>
-                    <a:blip r:embed="rId11"/>
-                    <a:stretch>
-                      <a:fillRect/>
-                    </a:stretch>
-                  </pic:blipFill>
-                  <pic:spPr>
-                    <a:xfrm>
-                      <a:off x="0" y="0"/>
-                      <a:ext cx="5577840" cy="3137535"/>
-                    </a:xfrm>
-                    <a:prstGeom prst="rect"/>
-                  </pic:spPr>
-                </pic:pic>
-              </a:graphicData>
-            </a:graphic>
-          </wp:inline>
-        </w:drawing>
-      </w:r>
-    </w:p>
-    <w:p>
-      <w:pPr>
-        <w:jc w:val="center"/>
-      </w:pPr>
-      <w:r>
-        <w:rPr>
-          <w:rFonts w:ascii="Malgun Gothic" w:hAnsi="Malgun Gothic" w:eastAsia="Malgun Gothic"/>
-          <w:color w:val="666666"/>
-          <w:sz w:val="18"/>
-        </w:rPr>
-        <w:t>그림 2. 학습할 정보를 입력창에 입력한 상태</w:t>
-      </w:r>
-    </w:p>
-    <w:p>
-      <w:pPr>
-        <w:jc w:val="center"/>
-      </w:pPr>
-      <w:r>
-        <w:drawing>
-          <wp:inline xmlns:a="http://schemas.openxmlformats.org/drawingml/2006/main" xmlns:pic="http://schemas.openxmlformats.org/drawingml/2006/picture">
-            <wp:extent cx="5577840" cy="3137535"/>
-            <wp:docPr id="3" name="Picture 3"/>
-            <wp:cNvGraphicFramePr>
-              <a:graphicFrameLocks noChangeAspect="1"/>
-            </wp:cNvGraphicFramePr>
-            <a:graphic>
-              <a:graphicData uri="http://schemas.openxmlformats.org/drawingml/2006/picture">
-                <pic:pic>
-                  <pic:nvPicPr>
-                    <pic:cNvPr id="0" name="process-gpt-completion_agent-memory-chat-01-learning-result.png"/>
-                    <pic:cNvPicPr/>
-                  </pic:nvPicPr>
-                  <pic:blipFill>
-                    <a:blip r:embed="rId12"/>
-                    <a:stretch>
-                      <a:fillRect/>
-                    </a:stretch>
-                  </pic:blipFill>
-                  <pic:spPr>
-                    <a:xfrm>
-                      <a:off x="0" y="0"/>
-                      <a:ext cx="5577840" cy="3137535"/>
-                    </a:xfrm>
-                    <a:prstGeom prst="rect"/>
-                  </pic:spPr>
-                </pic:pic>
-              </a:graphicData>
-            </a:graphic>
-          </wp:inline>
-        </w:drawing>
-      </w:r>
-    </w:p>
-    <w:p>
-      <w:pPr>
-        <w:jc w:val="center"/>
-      </w:pPr>
-      <w:r>
-        <w:rPr>
-          <w:rFonts w:ascii="Malgun Gothic" w:hAnsi="Malgun Gothic" w:eastAsia="Malgun Gothic"/>
-          <w:color w:val="666666"/>
-          <w:sz w:val="18"/>
-        </w:rPr>
-        <w:t>그림 3. 학습 모드 전송 후 표시되는 안내 메시지</w:t>
-      </w:r>
-    </w:p>
-    <w:p>
-      <w:pPr>
-        <w:pStyle w:val="Heading2"/>
-      </w:pPr>
-      <w:r>
-        <w:rPr>
-          <w:rFonts w:ascii="Malgun Gothic" w:hAnsi="Malgun Gothic" w:eastAsia="Malgun Gothic"/>
-          <w:b/>
-          <w:color w:val="1F4E79"/>
-        </w:rPr>
-        <w:t>8.2 같은 정보를 다시 학습할 때 확인하기</w:t>
-      </w:r>
-    </w:p>
-    <w:p>
-      <w:r>
-        <w:rPr>
-          <w:rFonts w:ascii="Malgun Gothic" w:hAnsi="Malgun Gothic" w:eastAsia="Malgun Gothic"/>
-          <w:b/>
-          <w:color w:val="1F4E79"/>
-        </w:rPr>
-        <w:t>이럴 때 사용합니다</w:t>
-      </w:r>
-    </w:p>
-    <w:p>
-      <w:r>
-        <w:rPr>
-          <w:rFonts w:ascii="Malgun Gothic" w:hAnsi="Malgun Gothic" w:eastAsia="Malgun Gothic"/>
-        </w:rPr>
-        <w:t>이미 한 번 알려준 정보를 다시 보낼 때 화면이 어떻게 안내하는지 확인할 때 사용합니다.</w:t>
-      </w:r>
-    </w:p>
-    <w:p>
-      <w:r>
-        <w:rPr>
-          <w:rFonts w:ascii="Malgun Gothic" w:hAnsi="Malgun Gothic" w:eastAsia="Malgun Gothic"/>
-          <w:b/>
-          <w:color w:val="1F4E79"/>
-        </w:rPr>
-        <w:t>사용 전 확인</w:t>
-      </w:r>
-    </w:p>
-    <w:p>
-      <w:pPr>
-        <w:pStyle w:val="ListBullet"/>
-      </w:pPr>
-      <w:r>
-        <w:rPr>
-          <w:rFonts w:ascii="Malgun Gothic" w:hAnsi="Malgun Gothic" w:eastAsia="Malgun Gothic"/>
-        </w:rPr>
-        <w:t>학습 모드에서 정보를 한 번 이상 저장한 적이 있습니다.</w:t>
-      </w:r>
-    </w:p>
-    <w:p>
-      <w:pPr>
-        <w:pStyle w:val="ListBullet"/>
-      </w:pPr>
-      <w:r>
-        <w:rPr>
-          <w:rFonts w:ascii="Malgun Gothic" w:hAnsi="Malgun Gothic" w:eastAsia="Malgun Gothic"/>
-        </w:rPr>
-        <w:t>같은 내용을 다시 보내려고 합니다.</w:t>
-      </w:r>
-    </w:p>
-    <w:p>
-      <w:r>
-        <w:rPr>
-          <w:rFonts w:ascii="Malgun Gothic" w:hAnsi="Malgun Gothic" w:eastAsia="Malgun Gothic"/>
-          <w:b/>
-          <w:color w:val="1F4E79"/>
-        </w:rPr>
-        <w:t>따라 하기</w:t>
-      </w:r>
-    </w:p>
-    <w:p>
-      <w:pPr>
-        <w:ind w:left="425" w:hanging="255"/>
-      </w:pPr>
-      <w:r>
-        <w:rPr>
-          <w:rFonts w:ascii="Malgun Gothic" w:hAnsi="Malgun Gothic" w:eastAsia="Malgun Gothic"/>
-        </w:rPr>
-        <w:t>1.</w:t>
-        <w:tab/>
-        <w:t>학습 모드에서 정보를 한 번 전송하고 첫 번째 안내 메시지를 확인합니다.</w:t>
-      </w:r>
-    </w:p>
-    <w:p>
-      <w:pPr>
-        <w:ind w:left="425" w:hanging="255"/>
-      </w:pPr>
-      <w:r>
-        <w:rPr>
-          <w:rFonts w:ascii="Malgun Gothic" w:hAnsi="Malgun Gothic" w:eastAsia="Malgun Gothic"/>
-        </w:rPr>
-        <w:t>2.</w:t>
-        <w:tab/>
-        <w:t>같은 문장을 '메시지 입력' 창에 다시 입력합니다.</w:t>
-      </w:r>
-    </w:p>
-    <w:p>
-      <w:pPr>
-        <w:ind w:left="425" w:hanging="255"/>
-      </w:pPr>
-      <w:r>
-        <w:rPr>
-          <w:rFonts w:ascii="Malgun Gothic" w:hAnsi="Malgun Gothic" w:eastAsia="Malgun Gothic"/>
-        </w:rPr>
-        <w:t>3.</w:t>
-        <w:tab/>
-        <w:t>전송 버튼을 눌러 같은 정보를 다시 보냅니다.</w:t>
-      </w:r>
-    </w:p>
-    <w:p>
-      <w:pPr>
-        <w:ind w:left="425" w:hanging="255"/>
-      </w:pPr>
-      <w:r>
-        <w:rPr>
-          <w:rFonts w:ascii="Malgun Gothic" w:hAnsi="Malgun Gothic" w:eastAsia="Malgun Gothic"/>
-        </w:rPr>
-        <w:t>4.</w:t>
-        <w:tab/>
-        <w:t>두 번째로 도착한 안내 메시지를 확인합니다.</w:t>
-      </w:r>
-    </w:p>
-    <w:p>
-      <w:r>
-        <w:rPr>
-          <w:rFonts w:ascii="Malgun Gothic" w:hAnsi="Malgun Gothic" w:eastAsia="Malgun Gothic"/>
-          <w:b/>
-          <w:color w:val="1F4E79"/>
-        </w:rPr>
-        <w:t>화면에서 확인할 내용</w:t>
-      </w:r>
-    </w:p>
-    <w:p>
-      <w:pPr>
-        <w:pStyle w:val="ListBullet"/>
-      </w:pPr>
-      <w:r>
-        <w:rPr>
-          <w:rFonts w:ascii="Malgun Gothic" w:hAnsi="Malgun Gothic" w:eastAsia="Malgun Gothic"/>
-        </w:rPr>
-        <w:t>두 번 모두 사용자 메시지와 에이전트 안내 메시지가 한 쌍으로 대화 영역에 남습니다.</w:t>
-      </w:r>
-    </w:p>
-    <w:p>
-      <w:pPr>
-        <w:pStyle w:val="ListBullet"/>
-      </w:pPr>
-      <w:r>
-        <w:rPr>
-          <w:rFonts w:ascii="Malgun Gothic" w:hAnsi="Malgun Gothic" w:eastAsia="Malgun Gothic"/>
-        </w:rPr>
-        <w:t>이미 비슷한 정보가 저장되어 있으면 '비슷한 내용이 이미 있어 새로 저장하지 않았습니다'라는 안내가 표시될 수 있습니다.</w:t>
-      </w:r>
-    </w:p>
-    <w:p>
-      <w:pPr>
-        <w:pStyle w:val="ListBullet"/>
-      </w:pPr>
-      <w:r>
-        <w:rPr>
-          <w:rFonts w:ascii="Malgun Gothic" w:hAnsi="Malgun Gothic" w:eastAsia="Malgun Gothic"/>
-        </w:rPr>
-        <w:t>같은 내용을 여러 번 보내도 동일한 정보가 불필요하게 늘어나지 않습니다.</w:t>
-      </w:r>
-    </w:p>
-    <w:p>
-      <w:pPr>
-        <w:jc w:val="center"/>
-      </w:pPr>
-      <w:r>
-        <w:drawing>
-          <wp:inline xmlns:a="http://schemas.openxmlformats.org/drawingml/2006/main" xmlns:pic="http://schemas.openxmlformats.org/drawingml/2006/picture">
-            <wp:extent cx="5577840" cy="3137535"/>
-            <wp:docPr id="4" name="Picture 4"/>
-            <wp:cNvGraphicFramePr>
-              <a:graphicFrameLocks noChangeAspect="1"/>
-            </wp:cNvGraphicFramePr>
-            <a:graphic>
-              <a:graphicData uri="http://schemas.openxmlformats.org/drawingml/2006/picture">
-                <pic:pic>
-                  <pic:nvPicPr>
-                    <pic:cNvPr id="0" name="process-gpt-completion_agent-memory-chat-02-duplicate-first.png"/>
-                    <pic:cNvPicPr/>
-                  </pic:nvPicPr>
-                  <pic:blipFill>
-                    <a:blip r:embed="rId13"/>
-                    <a:stretch>
-                      <a:fillRect/>
-                    </a:stretch>
-                  </pic:blipFill>
-                  <pic:spPr>
-                    <a:xfrm>
-                      <a:off x="0" y="0"/>
-                      <a:ext cx="5577840" cy="3137535"/>
-                    </a:xfrm>
-                    <a:prstGeom prst="rect"/>
-                  </pic:spPr>
-                </pic:pic>
-              </a:graphicData>
-            </a:graphic>
-          </wp:inline>
-        </w:drawing>
-      </w:r>
-    </w:p>
-    <w:p>
-      <w:pPr>
-        <w:jc w:val="center"/>
-      </w:pPr>
-      <w:r>
-        <w:rPr>
-          <w:rFonts w:ascii="Malgun Gothic" w:hAnsi="Malgun Gothic" w:eastAsia="Malgun Gothic"/>
-          <w:color w:val="666666"/>
-          <w:sz w:val="18"/>
-        </w:rPr>
-        <w:t>그림 4. 첫 번째 학습 후 표시되는 안내</w:t>
-      </w:r>
-    </w:p>
-    <w:p>
-      <w:pPr>
-        <w:jc w:val="center"/>
-      </w:pPr>
-      <w:r>
-        <w:drawing>
-          <wp:inline xmlns:a="http://schemas.openxmlformats.org/drawingml/2006/main" xmlns:pic="http://schemas.openxmlformats.org/drawingml/2006/picture">
-            <wp:extent cx="5577840" cy="3137535"/>
-            <wp:docPr id="5" name="Picture 5"/>
-            <wp:cNvGraphicFramePr>
-              <a:graphicFrameLocks noChangeAspect="1"/>
-            </wp:cNvGraphicFramePr>
-            <a:graphic>
-              <a:graphicData uri="http://schemas.openxmlformats.org/drawingml/2006/picture">
-                <pic:pic>
-                  <pic:nvPicPr>
-                    <pic:cNvPr id="0" name="process-gpt-completion_agent-memory-chat-02-duplicate-second.png"/>
-                    <pic:cNvPicPr/>
-                  </pic:nvPicPr>
-                  <pic:blipFill>
-                    <a:blip r:embed="rId14"/>
-                    <a:stretch>
-                      <a:fillRect/>
-                    </a:stretch>
-                  </pic:blipFill>
-                  <pic:spPr>
-                    <a:xfrm>
-                      <a:off x="0" y="0"/>
-                      <a:ext cx="5577840" cy="3137535"/>
-                    </a:xfrm>
-                    <a:prstGeom prst="rect"/>
-                  </pic:spPr>
-                </pic:pic>
-              </a:graphicData>
-            </a:graphic>
-          </wp:inline>
-        </w:drawing>
-      </w:r>
-    </w:p>
-    <w:p>
-      <w:pPr>
-        <w:jc w:val="center"/>
-      </w:pPr>
-      <w:r>
-        <w:rPr>
-          <w:rFonts w:ascii="Malgun Gothic" w:hAnsi="Malgun Gothic" w:eastAsia="Malgun Gothic"/>
-          <w:color w:val="666666"/>
-          <w:sz w:val="18"/>
-        </w:rPr>
-        <w:t>그림 5. 같은 정보를 다시 보냈을 때 표시되는 안내</w:t>
-      </w:r>
-    </w:p>
-    <w:p>
-      <w:pPr>
-        <w:pStyle w:val="Heading2"/>
-      </w:pPr>
-      <w:r>
-        <w:rPr>
-          <w:rFonts w:ascii="Malgun Gothic" w:hAnsi="Malgun Gothic" w:eastAsia="Malgun Gothic"/>
-          <w:b/>
-          <w:color w:val="1F4E79"/>
-        </w:rPr>
-        <w:t>8.3 질의 모드로 답변 받기</w:t>
-      </w:r>
-    </w:p>
-    <w:p>
-      <w:r>
-        <w:rPr>
-          <w:rFonts w:ascii="Malgun Gothic" w:hAnsi="Malgun Gothic" w:eastAsia="Malgun Gothic"/>
-          <w:b/>
-          <w:color w:val="1F4E79"/>
-        </w:rPr>
-        <w:t>이럴 때 사용합니다</w:t>
-      </w:r>
-    </w:p>
-    <w:p>
-      <w:r>
-        <w:rPr>
-          <w:rFonts w:ascii="Malgun Gothic" w:hAnsi="Malgun Gothic" w:eastAsia="Malgun Gothic"/>
-        </w:rPr>
-        <w:t>에이전트에 미리 학습시킨 정보를 바탕으로 질문에 대한 답변을 받을 때 사용합니다.</w:t>
-      </w:r>
-    </w:p>
-    <w:p>
-      <w:r>
-        <w:rPr>
-          <w:rFonts w:ascii="Malgun Gothic" w:hAnsi="Malgun Gothic" w:eastAsia="Malgun Gothic"/>
-          <w:b/>
-          <w:color w:val="1F4E79"/>
-        </w:rPr>
-        <w:t>사용 전 확인</w:t>
-      </w:r>
-    </w:p>
-    <w:p>
-      <w:pPr>
-        <w:pStyle w:val="ListBullet"/>
-      </w:pPr>
-      <w:r>
-        <w:rPr>
-          <w:rFonts w:ascii="Malgun Gothic" w:hAnsi="Malgun Gothic" w:eastAsia="Malgun Gothic"/>
-        </w:rPr>
-        <w:t>질문과 관련된 정보가 학습 모드로 먼저 저장되어 있습니다.</w:t>
-      </w:r>
-    </w:p>
-    <w:p>
-      <w:pPr>
-        <w:pStyle w:val="ListBullet"/>
-      </w:pPr>
-      <w:r>
-        <w:rPr>
-          <w:rFonts w:ascii="Malgun Gothic" w:hAnsi="Malgun Gothic" w:eastAsia="Malgun Gothic"/>
-        </w:rPr>
-        <w:t>확인하고 싶은 내용을 질문 형태로 정리해 두었습니다.</w:t>
-      </w:r>
-    </w:p>
-    <w:p>
-      <w:r>
-        <w:rPr>
-          <w:rFonts w:ascii="Malgun Gothic" w:hAnsi="Malgun Gothic" w:eastAsia="Malgun Gothic"/>
-          <w:b/>
-          <w:color w:val="1F4E79"/>
-        </w:rPr>
-        <w:t>따라 하기</w:t>
-      </w:r>
-    </w:p>
-    <w:p>
-      <w:pPr>
-        <w:ind w:left="425" w:hanging="255"/>
-      </w:pPr>
-      <w:r>
-        <w:rPr>
-          <w:rFonts w:ascii="Malgun Gothic" w:hAnsi="Malgun Gothic" w:eastAsia="Malgun Gothic"/>
-        </w:rPr>
-        <w:t>1.</w:t>
-        <w:tab/>
-        <w:t>가운데 모드 목록에서 '질의 모드'를 선택합니다.</w:t>
-      </w:r>
-    </w:p>
-    <w:p>
-      <w:pPr>
-        <w:ind w:left="425" w:hanging="255"/>
-      </w:pPr>
-      <w:r>
-        <w:rPr>
-          <w:rFonts w:ascii="Malgun Gothic" w:hAnsi="Malgun Gothic" w:eastAsia="Malgun Gothic"/>
-        </w:rPr>
-        <w:t>2.</w:t>
-        <w:tab/>
-        <w:t>'메시지 입력' 창에 알고 싶은 내용을 질문 형태로 입력합니다.</w:t>
-      </w:r>
-    </w:p>
-    <w:p>
-      <w:pPr>
-        <w:ind w:left="425" w:hanging="255"/>
-      </w:pPr>
-      <w:r>
-        <w:rPr>
-          <w:rFonts w:ascii="Malgun Gothic" w:hAnsi="Malgun Gothic" w:eastAsia="Malgun Gothic"/>
-        </w:rPr>
-        <w:t>3.</w:t>
-        <w:tab/>
-        <w:t>전송 버튼을 눌러 질문을 보냅니다.</w:t>
-      </w:r>
-    </w:p>
-    <w:p>
-      <w:pPr>
-        <w:ind w:left="425" w:hanging="255"/>
-      </w:pPr>
-      <w:r>
-        <w:rPr>
-          <w:rFonts w:ascii="Malgun Gothic" w:hAnsi="Malgun Gothic" w:eastAsia="Malgun Gothic"/>
-        </w:rPr>
-        <w:t>4.</w:t>
-        <w:tab/>
-        <w:t>답변을 생성하는 동안 표시되는 진행 표시를 확인합니다.</w:t>
-      </w:r>
-    </w:p>
-    <w:p>
-      <w:pPr>
-        <w:ind w:left="425" w:hanging="255"/>
-      </w:pPr>
-      <w:r>
-        <w:rPr>
-          <w:rFonts w:ascii="Malgun Gothic" w:hAnsi="Malgun Gothic" w:eastAsia="Malgun Gothic"/>
-        </w:rPr>
-        <w:t>5.</w:t>
-        <w:tab/>
-        <w:t>진행 표시가 끝나면 도착한 답변 메시지와 그 아래 근거 정보 카드를 확인합니다.</w:t>
-      </w:r>
-    </w:p>
-    <w:p>
-      <w:r>
-        <w:rPr>
-          <w:rFonts w:ascii="Malgun Gothic" w:hAnsi="Malgun Gothic" w:eastAsia="Malgun Gothic"/>
-          <w:b/>
-          <w:color w:val="1F4E79"/>
-        </w:rPr>
-        <w:t>화면에서 확인할 내용</w:t>
-      </w:r>
-    </w:p>
-    <w:p>
-      <w:pPr>
-        <w:pStyle w:val="ListBullet"/>
-      </w:pPr>
-      <w:r>
-        <w:rPr>
-          <w:rFonts w:ascii="Malgun Gothic" w:hAnsi="Malgun Gothic" w:eastAsia="Malgun Gothic"/>
-        </w:rPr>
-        <w:t>답변을 생성하는 동안 입력창 옆에 진행 표시가 나타납니다.</w:t>
-      </w:r>
-    </w:p>
-    <w:p>
-      <w:pPr>
-        <w:pStyle w:val="ListBullet"/>
-      </w:pPr>
-      <w:r>
-        <w:rPr>
-          <w:rFonts w:ascii="Malgun Gothic" w:hAnsi="Malgun Gothic" w:eastAsia="Malgun Gothic"/>
-        </w:rPr>
-        <w:t>앞서 학습시킨 정보를 반영한 답변이 왼쪽 말풍선으로 표시됩니다.</w:t>
-      </w:r>
-    </w:p>
-    <w:p>
-      <w:pPr>
-        <w:pStyle w:val="ListBullet"/>
-      </w:pPr>
-      <w:r>
-        <w:rPr>
-          <w:rFonts w:ascii="Malgun Gothic" w:hAnsi="Malgun Gothic" w:eastAsia="Malgun Gothic"/>
-        </w:rPr>
-        <w:t>답변 아래에 답변의 근거가 된 저장 정보가 카드 형태로 함께 표시됩니다.</w:t>
-      </w:r>
-    </w:p>
-    <w:p>
-      <w:pPr>
-        <w:pStyle w:val="ListBullet"/>
-      </w:pPr>
-      <w:r>
-        <w:rPr>
-          <w:rFonts w:ascii="Malgun Gothic" w:hAnsi="Malgun Gothic" w:eastAsia="Malgun Gothic"/>
-        </w:rPr>
-        <w:t>입력한 질문과 답변이 시간과 함께 대화 영역에 남아 다시 확인할 수 있습니다.</w:t>
-      </w:r>
-    </w:p>
-    <w:p>
-      <w:pPr>
-        <w:jc w:val="center"/>
-      </w:pPr>
-      <w:r>
-        <w:drawing>
-          <wp:inline xmlns:a="http://schemas.openxmlformats.org/drawingml/2006/main" xmlns:pic="http://schemas.openxmlformats.org/drawingml/2006/picture">
-            <wp:extent cx="5577840" cy="3137535"/>
-            <wp:docPr id="6" name="Picture 6"/>
-            <wp:cNvGraphicFramePr>
-              <a:graphicFrameLocks noChangeAspect="1"/>
-            </wp:cNvGraphicFramePr>
-            <a:graphic>
-              <a:graphicData uri="http://schemas.openxmlformats.org/drawingml/2006/picture">
-                <pic:pic>
-                  <pic:nvPicPr>
-                    <pic:cNvPr id="0" name="process-gpt-completion_agent-memory-chat-03-query-input.png"/>
-                    <pic:cNvPicPr/>
-                  </pic:nvPicPr>
-                  <pic:blipFill>
-                    <a:blip r:embed="rId15"/>
-                    <a:stretch>
-                      <a:fillRect/>
-                    </a:stretch>
-                  </pic:blipFill>
-                  <pic:spPr>
-                    <a:xfrm>
-                      <a:off x="0" y="0"/>
-                      <a:ext cx="5577840" cy="3137535"/>
-                    </a:xfrm>
-                    <a:prstGeom prst="rect"/>
-                  </pic:spPr>
-                </pic:pic>
-              </a:graphicData>
-            </a:graphic>
-          </wp:inline>
-        </w:drawing>
-      </w:r>
-    </w:p>
-    <w:p>
-      <w:pPr>
-        <w:jc w:val="center"/>
-      </w:pPr>
-      <w:r>
-        <w:rPr>
-          <w:rFonts w:ascii="Malgun Gothic" w:hAnsi="Malgun Gothic" w:eastAsia="Malgun Gothic"/>
-          <w:color w:val="666666"/>
-          <w:sz w:val="18"/>
-        </w:rPr>
-        <w:t>그림 6. 질의 모드에서 질문을 입력한 상태</w:t>
-      </w:r>
-    </w:p>
-    <w:p>
-      <w:pPr>
-        <w:jc w:val="center"/>
-      </w:pPr>
-      <w:r>
-        <w:drawing>
-          <wp:inline xmlns:a="http://schemas.openxmlformats.org/drawingml/2006/main" xmlns:pic="http://schemas.openxmlformats.org/drawingml/2006/picture">
-            <wp:extent cx="5577840" cy="3137535"/>
-            <wp:docPr id="7" name="Picture 7"/>
-            <wp:cNvGraphicFramePr>
-              <a:graphicFrameLocks noChangeAspect="1"/>
-            </wp:cNvGraphicFramePr>
-            <a:graphic>
-              <a:graphicData uri="http://schemas.openxmlformats.org/drawingml/2006/picture">
-                <pic:pic>
-                  <pic:nvPicPr>
-                    <pic:cNvPr id="0" name="process-gpt-completion_agent-memory-chat-03-query-running.png"/>
-                    <pic:cNvPicPr/>
-                  </pic:nvPicPr>
-                  <pic:blipFill>
-                    <a:blip r:embed="rId16"/>
-                    <a:stretch>
-                      <a:fillRect/>
-                    </a:stretch>
-                  </pic:blipFill>
-                  <pic:spPr>
-                    <a:xfrm>
-                      <a:off x="0" y="0"/>
-                      <a:ext cx="5577840" cy="3137535"/>
-                    </a:xfrm>
-                    <a:prstGeom prst="rect"/>
-                  </pic:spPr>
-                </pic:pic>
-              </a:graphicData>
-            </a:graphic>
-          </wp:inline>
-        </w:drawing>
-      </w:r>
-    </w:p>
-    <w:p>
-      <w:pPr>
-        <w:jc w:val="center"/>
-      </w:pPr>
-      <w:r>
-        <w:rPr>
-          <w:rFonts w:ascii="Malgun Gothic" w:hAnsi="Malgun Gothic" w:eastAsia="Malgun Gothic"/>
-          <w:color w:val="666666"/>
-          <w:sz w:val="18"/>
-        </w:rPr>
-        <w:t>그림 7. 답변을 생성하는 동안 표시되는 진행 표시</w:t>
-      </w:r>
-    </w:p>
-    <w:p>
-      <w:pPr>
-        <w:jc w:val="center"/>
-      </w:pPr>
-      <w:r>
-        <w:drawing>
-          <wp:inline xmlns:a="http://schemas.openxmlformats.org/drawingml/2006/main" xmlns:pic="http://schemas.openxmlformats.org/drawingml/2006/picture">
-            <wp:extent cx="5577840" cy="3137535"/>
-            <wp:docPr id="8" name="Picture 8"/>
-            <wp:cNvGraphicFramePr>
-              <a:graphicFrameLocks noChangeAspect="1"/>
-            </wp:cNvGraphicFramePr>
-            <a:graphic>
-              <a:graphicData uri="http://schemas.openxmlformats.org/drawingml/2006/picture">
-                <pic:pic>
-                  <pic:nvPicPr>
-                    <pic:cNvPr id="0" name="process-gpt-completion_agent-memory-chat-03-query-answer.png"/>
-                    <pic:cNvPicPr/>
-                  </pic:nvPicPr>
-                  <pic:blipFill>
-                    <a:blip r:embed="rId17"/>
-                    <a:stretch>
-                      <a:fillRect/>
-                    </a:stretch>
-                  </pic:blipFill>
-                  <pic:spPr>
-                    <a:xfrm>
-                      <a:off x="0" y="0"/>
-                      <a:ext cx="5577840" cy="3137535"/>
-                    </a:xfrm>
-                    <a:prstGeom prst="rect"/>
-                  </pic:spPr>
-                </pic:pic>
-              </a:graphicData>
-            </a:graphic>
-          </wp:inline>
-        </w:drawing>
-      </w:r>
-    </w:p>
-    <w:p>
-      <w:pPr>
-        <w:jc w:val="center"/>
-      </w:pPr>
-      <w:r>
-        <w:rPr>
-          <w:rFonts w:ascii="Malgun Gothic" w:hAnsi="Malgun Gothic" w:eastAsia="Malgun Gothic"/>
-          <w:color w:val="666666"/>
-          <w:sz w:val="18"/>
-        </w:rPr>
-        <w:t>그림 8. 저장된 정보를 활용한 답변과 근거 정보 카드 확인</w:t>
-      </w:r>
-    </w:p>
-    <w:p>
-      <w:pPr>
-        <w:pStyle w:val="Heading1"/>
-      </w:pPr>
-      <w:r>
-        <w:rPr>
-          <w:rFonts w:ascii="Malgun Gothic" w:hAnsi="Malgun Gothic" w:eastAsia="Malgun Gothic"/>
-          <w:b/>
-          <w:color w:val="1F4E79"/>
-        </w:rPr>
-        <w:t>9. 화면 항목 및 옵션 설명</w:t>
-      </w:r>
-    </w:p>
-    <w:p>
-      <w:r>
-        <w:rPr>
-          <w:rFonts w:ascii="Malgun Gothic" w:hAnsi="Malgun Gothic" w:eastAsia="Malgun Gothic"/>
-        </w:rPr>
-        <w:t>대화에 사용하는 주요 화면 항목과 입력 방법은 아래와 같습니다.</w:t>
-      </w:r>
-    </w:p>
-    <w:tbl>
-      <w:tblPr>
-        <w:tblStyle w:val="TableGrid"/>
-        <w:tblW w:type="auto" w:w="0"/>
-        <w:jc w:val="center"/>
-        <w:tblLook w:firstColumn="1" w:firstRow="1" w:lastColumn="0" w:lastRow="0" w:noHBand="0" w:noVBand="1" w:val="04A0"/>
-      </w:tblPr>
-      <w:tblGrid>
-        <w:gridCol w:w="2409"/>
-        <w:gridCol w:w="2409"/>
-        <w:gridCol w:w="2409"/>
-        <w:gridCol w:w="2409"/>
-      </w:tblGrid>
-      <w:tr>
-        <w:tc>
-          <w:tcPr>
-            <w:tcW w:type="dxa" w:w="1701"/>
-            <w:vAlign w:val="center"/>
-            <w:shd w:fill="D9EAF7"/>
-          </w:tcPr>
-          <w:p>
-            <w:pPr>
-              <w:jc w:val="center"/>
-            </w:pPr>
-            <w:r/>
-            <w:r>
-              <w:rPr>
-                <w:rFonts w:ascii="Malgun Gothic" w:hAnsi="Malgun Gothic" w:eastAsia="Malgun Gothic"/>
-                <w:b/>
-                <w:sz w:val="18"/>
-              </w:rPr>
-              <w:t>화면 항목</w:t>
-            </w:r>
-          </w:p>
-        </w:tc>
-        <w:tc>
-          <w:tcPr>
-            <w:tcW w:type="dxa" w:w="1247"/>
-            <w:vAlign w:val="center"/>
-            <w:shd w:fill="D9EAF7"/>
-          </w:tcPr>
-          <w:p>
-            <w:pPr>
-              <w:jc w:val="center"/>
-            </w:pPr>
-            <w:r/>
-            <w:r>
-              <w:rPr>
-                <w:rFonts w:ascii="Malgun Gothic" w:hAnsi="Malgun Gothic" w:eastAsia="Malgun Gothic"/>
-                <w:b/>
-                <w:sz w:val="18"/>
-              </w:rPr>
-              <w:t>사용 여부</w:t>
-            </w:r>
-          </w:p>
-        </w:tc>
-        <w:tc>
-          <w:tcPr>
-            <w:tcW w:type="dxa" w:w="1928"/>
-            <w:vAlign w:val="center"/>
-            <w:shd w:fill="D9EAF7"/>
-          </w:tcPr>
-          <w:p>
-            <w:pPr>
-              <w:jc w:val="center"/>
-            </w:pPr>
-            <w:r/>
-            <w:r>
-              <w:rPr>
-                <w:rFonts w:ascii="Malgun Gothic" w:hAnsi="Malgun Gothic" w:eastAsia="Malgun Gothic"/>
-                <w:b/>
-                <w:sz w:val="18"/>
-              </w:rPr>
-              <w:t>입력 형식</w:t>
-            </w:r>
-          </w:p>
-        </w:tc>
-        <w:tc>
-          <w:tcPr>
-            <w:tcW w:type="dxa" w:w="4195"/>
             <w:vAlign w:val="center"/>
             <w:shd w:fill="D9EAF7"/>
           </w:tcPr>
@@ -2841,7 +1181,7 @@
       <w:tr>
         <w:tc>
           <w:tcPr>
-            <w:tcW w:type="dxa" w:w="1701"/>
+            <w:tcW w:type="dxa" w:w="2551"/>
             <w:vAlign w:val="center"/>
           </w:tcPr>
           <w:p>
@@ -2855,18 +1195,18 @@
                 <w:b w:val="0"/>
                 <w:sz w:val="18"/>
               </w:rPr>
-              <w:t>모드 선택</w:t>
+              <w:t>탭 영역(학습/질문)</w:t>
             </w:r>
           </w:p>
         </w:tc>
         <w:tc>
           <w:tcPr>
-            <w:tcW w:type="dxa" w:w="1247"/>
+            <w:tcW w:type="dxa" w:w="7087"/>
             <w:vAlign w:val="center"/>
           </w:tcPr>
           <w:p>
             <w:pPr>
-              <w:jc w:val="left"/>
+              <w:jc w:val="center"/>
             </w:pPr>
             <w:r/>
             <w:r>
@@ -2875,18 +1215,20 @@
                 <w:b w:val="0"/>
                 <w:sz w:val="18"/>
               </w:rPr>
-              <w:t>필수</w:t>
+              <w:t>정보를 가르치는 학습 모드와 질문하는 질의 모드를 전환합니다.</w:t>
             </w:r>
           </w:p>
         </w:tc>
+      </w:tr>
+      <w:tr>
         <w:tc>
           <w:tcPr>
-            <w:tcW w:type="dxa" w:w="1928"/>
+            <w:tcW w:type="dxa" w:w="2551"/>
             <w:vAlign w:val="center"/>
           </w:tcPr>
           <w:p>
             <w:pPr>
-              <w:jc w:val="left"/>
+              <w:jc w:val="center"/>
             </w:pPr>
             <w:r/>
             <w:r>
@@ -2895,18 +1237,18 @@
                 <w:b w:val="0"/>
                 <w:sz w:val="18"/>
               </w:rPr>
-              <w:t>학습 모드 / 질의 모드</w:t>
+              <w:t>대화 영역</w:t>
             </w:r>
           </w:p>
         </w:tc>
         <w:tc>
           <w:tcPr>
-            <w:tcW w:type="dxa" w:w="4195"/>
+            <w:tcW w:type="dxa" w:w="7087"/>
             <w:vAlign w:val="center"/>
           </w:tcPr>
           <w:p>
             <w:pPr>
-              <w:jc w:val="left"/>
+              <w:jc w:val="center"/>
             </w:pPr>
             <w:r/>
             <w:r>
@@ -2915,12 +1257,1157 @@
                 <w:b w:val="0"/>
                 <w:sz w:val="18"/>
               </w:rPr>
-              <w:t>정보를 저장하려면 학습 모드, 답변을 받으려면 질의 모드를 선택합니다.</w:t>
+              <w:t>사용자가 보낸 메시지와 에이전트의 응답 메시지가 시간 순으로 표시됩니다.</w:t>
             </w:r>
           </w:p>
         </w:tc>
       </w:tr>
       <w:tr>
+        <w:tc>
+          <w:tcPr>
+            <w:tcW w:type="dxa" w:w="2551"/>
+            <w:vAlign w:val="center"/>
+          </w:tcPr>
+          <w:p>
+            <w:pPr>
+              <w:jc w:val="center"/>
+            </w:pPr>
+            <w:r/>
+            <w:r>
+              <w:rPr>
+                <w:rFonts w:ascii="Malgun Gothic" w:hAnsi="Malgun Gothic" w:eastAsia="Malgun Gothic"/>
+                <w:b w:val="0"/>
+                <w:sz w:val="18"/>
+              </w:rPr>
+              <w:t>채팅 입력창</w:t>
+            </w:r>
+          </w:p>
+        </w:tc>
+        <w:tc>
+          <w:tcPr>
+            <w:tcW w:type="dxa" w:w="7087"/>
+            <w:vAlign w:val="center"/>
+          </w:tcPr>
+          <w:p>
+            <w:pPr>
+              <w:jc w:val="center"/>
+            </w:pPr>
+            <w:r/>
+            <w:r>
+              <w:rPr>
+                <w:rFonts w:ascii="Malgun Gothic" w:hAnsi="Malgun Gothic" w:eastAsia="Malgun Gothic"/>
+                <w:b w:val="0"/>
+                <w:sz w:val="18"/>
+              </w:rPr>
+              <w:t>학습할 내용 또는 질문을 입력하는 영역입니다.</w:t>
+            </w:r>
+          </w:p>
+        </w:tc>
+      </w:tr>
+      <w:tr>
+        <w:tc>
+          <w:tcPr>
+            <w:tcW w:type="dxa" w:w="2551"/>
+            <w:vAlign w:val="center"/>
+          </w:tcPr>
+          <w:p>
+            <w:pPr>
+              <w:jc w:val="center"/>
+            </w:pPr>
+            <w:r/>
+            <w:r>
+              <w:rPr>
+                <w:rFonts w:ascii="Malgun Gothic" w:hAnsi="Malgun Gothic" w:eastAsia="Malgun Gothic"/>
+                <w:b w:val="0"/>
+                <w:sz w:val="18"/>
+              </w:rPr>
+              <w:t>전송</w:t>
+            </w:r>
+          </w:p>
+        </w:tc>
+        <w:tc>
+          <w:tcPr>
+            <w:tcW w:type="dxa" w:w="7087"/>
+            <w:vAlign w:val="center"/>
+          </w:tcPr>
+          <w:p>
+            <w:pPr>
+              <w:jc w:val="center"/>
+            </w:pPr>
+            <w:r/>
+            <w:r>
+              <w:rPr>
+                <w:rFonts w:ascii="Malgun Gothic" w:hAnsi="Malgun Gothic" w:eastAsia="Malgun Gothic"/>
+                <w:b w:val="0"/>
+                <w:sz w:val="18"/>
+              </w:rPr>
+              <w:t>Enter 키 또는 전송 버튼으로 입력한 메시지를 에이전트에 전달합니다.</w:t>
+            </w:r>
+          </w:p>
+        </w:tc>
+      </w:tr>
+      <w:tr>
+        <w:tc>
+          <w:tcPr>
+            <w:tcW w:type="dxa" w:w="2551"/>
+            <w:vAlign w:val="center"/>
+          </w:tcPr>
+          <w:p>
+            <w:pPr>
+              <w:jc w:val="center"/>
+            </w:pPr>
+            <w:r/>
+            <w:r>
+              <w:rPr>
+                <w:rFonts w:ascii="Malgun Gothic" w:hAnsi="Malgun Gothic" w:eastAsia="Malgun Gothic"/>
+                <w:b w:val="0"/>
+                <w:sz w:val="18"/>
+              </w:rPr>
+              <w:t>에이전트 응답 메시지</w:t>
+            </w:r>
+          </w:p>
+        </w:tc>
+        <w:tc>
+          <w:tcPr>
+            <w:tcW w:type="dxa" w:w="7087"/>
+            <w:vAlign w:val="center"/>
+          </w:tcPr>
+          <w:p>
+            <w:pPr>
+              <w:jc w:val="center"/>
+            </w:pPr>
+            <w:r/>
+            <w:r>
+              <w:rPr>
+                <w:rFonts w:ascii="Malgun Gothic" w:hAnsi="Malgun Gothic" w:eastAsia="Malgun Gothic"/>
+                <w:b w:val="0"/>
+                <w:sz w:val="18"/>
+              </w:rPr>
+              <w:t>저장 완료, 중복 안내, 검색 기반 답변 등 상황별 안내가 표시됩니다.</w:t>
+            </w:r>
+          </w:p>
+        </w:tc>
+      </w:tr>
+    </w:tbl>
+    <w:p/>
+    <w:p>
+      <w:pPr>
+        <w:pStyle w:val="Heading1"/>
+      </w:pPr>
+      <w:r>
+        <w:rPr>
+          <w:rFonts w:ascii="Malgun Gothic" w:hAnsi="Malgun Gothic" w:eastAsia="Malgun Gothic"/>
+          <w:b/>
+          <w:color w:val="1F4E79"/>
+        </w:rPr>
+        <w:t>8. 주요 사용 흐름</w:t>
+      </w:r>
+    </w:p>
+    <w:p>
+      <w:pPr>
+        <w:pStyle w:val="Heading2"/>
+      </w:pPr>
+      <w:r>
+        <w:rPr>
+          <w:rFonts w:ascii="Malgun Gothic" w:hAnsi="Malgun Gothic" w:eastAsia="Malgun Gothic"/>
+          <w:b/>
+          <w:color w:val="1F4E79"/>
+        </w:rPr>
+        <w:t>8.1 에이전트에 새 정보 학습시키기</w:t>
+      </w:r>
+    </w:p>
+    <w:p>
+      <w:r>
+        <w:rPr>
+          <w:rFonts w:ascii="Malgun Gothic" w:hAnsi="Malgun Gothic" w:eastAsia="Malgun Gothic"/>
+        </w:rPr>
+        <w:t>이럴 때 사용합니다: 업무 정책, 자주 묻는 내용, 사내 규정 등 사용자가 알려주고 싶은 정보를 에이전트의 메모리에 저장합니다.</w:t>
+      </w:r>
+    </w:p>
+    <w:p>
+      <w:r>
+        <w:rPr>
+          <w:rFonts w:ascii="Malgun Gothic" w:hAnsi="Malgun Gothic" w:eastAsia="Malgun Gothic"/>
+        </w:rPr>
+        <w:t>사용 전 확인</w:t>
+      </w:r>
+    </w:p>
+    <w:p>
+      <w:pPr>
+        <w:pStyle w:val="ListBullet"/>
+      </w:pPr>
+      <w:r>
+        <w:rPr>
+          <w:rFonts w:ascii="Malgun Gothic" w:hAnsi="Malgun Gothic" w:eastAsia="Malgun Gothic"/>
+        </w:rPr>
+        <w:t>에이전트 대화 화면에 접속해 있습니다.</w:t>
+      </w:r>
+    </w:p>
+    <w:p>
+      <w:pPr>
+        <w:pStyle w:val="ListBullet"/>
+      </w:pPr>
+      <w:r>
+        <w:rPr>
+          <w:rFonts w:ascii="Malgun Gothic" w:hAnsi="Malgun Gothic" w:eastAsia="Malgun Gothic"/>
+        </w:rPr>
+        <w:t>저장할 정보가 한두 문장으로 명확하게 정리되어 있습니다.</w:t>
+      </w:r>
+    </w:p>
+    <w:p>
+      <w:r>
+        <w:rPr>
+          <w:rFonts w:ascii="Malgun Gothic" w:hAnsi="Malgun Gothic" w:eastAsia="Malgun Gothic"/>
+        </w:rPr>
+        <w:t>따라 하기</w:t>
+      </w:r>
+    </w:p>
+    <w:p>
+      <w:pPr>
+        <w:ind w:left="425" w:hanging="255"/>
+      </w:pPr>
+      <w:r>
+        <w:rPr>
+          <w:rFonts w:ascii="Malgun Gothic" w:hAnsi="Malgun Gothic" w:eastAsia="Malgun Gothic"/>
+        </w:rPr>
+        <w:t>1.</w:t>
+        <w:tab/>
+        <w:t>좌측 탭에서 ‘학습’ 탭을 선택해 학습 모드로 전환합니다.</w:t>
+      </w:r>
+    </w:p>
+    <w:p>
+      <w:pPr>
+        <w:ind w:left="425" w:hanging="255"/>
+      </w:pPr>
+      <w:r>
+        <w:rPr>
+          <w:rFonts w:ascii="Malgun Gothic" w:hAnsi="Malgun Gothic" w:eastAsia="Malgun Gothic"/>
+        </w:rPr>
+        <w:t>2.</w:t>
+        <w:tab/>
+        <w:t>채팅 입력창에 저장할 내용을 자연스러운 문장으로 입력합니다. 예: ‘우리 회사 휴가 정책은 연 15일이다’.</w:t>
+      </w:r>
+    </w:p>
+    <w:p>
+      <w:pPr>
+        <w:ind w:left="425" w:hanging="255"/>
+      </w:pPr>
+      <w:r>
+        <w:rPr>
+          <w:rFonts w:ascii="Malgun Gothic" w:hAnsi="Malgun Gothic" w:eastAsia="Malgun Gothic"/>
+        </w:rPr>
+        <w:t>3.</w:t>
+        <w:tab/>
+        <w:t>Enter 키를 눌러 메시지를 전송합니다.</w:t>
+      </w:r>
+    </w:p>
+    <w:p>
+      <w:pPr>
+        <w:ind w:left="425" w:hanging="255"/>
+      </w:pPr>
+      <w:r>
+        <w:rPr>
+          <w:rFonts w:ascii="Malgun Gothic" w:hAnsi="Malgun Gothic" w:eastAsia="Malgun Gothic"/>
+        </w:rPr>
+        <w:t>4.</w:t>
+        <w:tab/>
+        <w:t>잠시 후 에이전트가 ‘기억했다’는 의미의 응답을 보내는지 확인합니다.</w:t>
+      </w:r>
+    </w:p>
+    <w:p>
+      <w:r>
+        <w:rPr>
+          <w:rFonts w:ascii="Malgun Gothic" w:hAnsi="Malgun Gothic" w:eastAsia="Malgun Gothic"/>
+        </w:rPr>
+        <w:t>화면에서 확인할 내용</w:t>
+      </w:r>
+    </w:p>
+    <w:p>
+      <w:pPr>
+        <w:pStyle w:val="ListBullet"/>
+      </w:pPr>
+      <w:r>
+        <w:rPr>
+          <w:rFonts w:ascii="Malgun Gothic" w:hAnsi="Malgun Gothic" w:eastAsia="Malgun Gothic"/>
+        </w:rPr>
+        <w:t>대화 영역에 사용자가 입력한 학습 메시지가 먼저 표시됩니다.</w:t>
+      </w:r>
+    </w:p>
+    <w:p>
+      <w:pPr>
+        <w:pStyle w:val="ListBullet"/>
+      </w:pPr>
+      <w:r>
+        <w:rPr>
+          <w:rFonts w:ascii="Malgun Gothic" w:hAnsi="Malgun Gothic" w:eastAsia="Malgun Gothic"/>
+        </w:rPr>
+        <w:t>이어서 에이전트의 저장 완료 응답 메시지가 표시됩니다.</w:t>
+      </w:r>
+    </w:p>
+    <w:p>
+      <w:pPr>
+        <w:pStyle w:val="ListBullet"/>
+      </w:pPr>
+      <w:r>
+        <w:rPr>
+          <w:rFonts w:ascii="Malgun Gothic" w:hAnsi="Malgun Gothic" w:eastAsia="Malgun Gothic"/>
+        </w:rPr>
+        <w:t>응답에는 ‘기억’, ‘저장’, ‘학습’과 같은 단어가 포함되어 정보가 메모리에 반영되었음을 알려줍니다.</w:t>
+      </w:r>
+    </w:p>
+    <w:p>
+      <w:pPr>
+        <w:jc w:val="center"/>
+      </w:pPr>
+      <w:r>
+        <w:drawing>
+          <wp:inline xmlns:a="http://schemas.openxmlformats.org/drawingml/2006/main" xmlns:pic="http://schemas.openxmlformats.org/drawingml/2006/picture">
+            <wp:extent cx="5669280" cy="3188970"/>
+            <wp:docPr id="2" name="Picture 2"/>
+            <wp:cNvGraphicFramePr>
+              <a:graphicFrameLocks noChangeAspect="1"/>
+            </wp:cNvGraphicFramePr>
+            <a:graphic>
+              <a:graphicData uri="http://schemas.openxmlformats.org/drawingml/2006/picture">
+                <pic:pic>
+                  <pic:nvPicPr>
+                    <pic:cNvPr id="0" name="process-gpt-completion_agent-memory-chat-01-learning-input.png"/>
+                    <pic:cNvPicPr/>
+                  </pic:nvPicPr>
+                  <pic:blipFill>
+                    <a:blip r:embed="rId11"/>
+                    <a:stretch>
+                      <a:fillRect/>
+                    </a:stretch>
+                  </pic:blipFill>
+                  <pic:spPr>
+                    <a:xfrm>
+                      <a:off x="0" y="0"/>
+                      <a:ext cx="5669280" cy="3188970"/>
+                    </a:xfrm>
+                    <a:prstGeom prst="rect"/>
+                  </pic:spPr>
+                </pic:pic>
+              </a:graphicData>
+            </a:graphic>
+          </wp:inline>
+        </w:drawing>
+      </w:r>
+    </w:p>
+    <w:p>
+      <w:pPr>
+        <w:jc w:val="center"/>
+      </w:pPr>
+      <w:r>
+        <w:rPr>
+          <w:rFonts w:ascii="Malgun Gothic" w:hAnsi="Malgun Gothic" w:eastAsia="Malgun Gothic"/>
+          <w:color w:val="666666"/>
+          <w:sz w:val="18"/>
+        </w:rPr>
+        <w:t>그림 2. 학습할 정보를 입력한 직후의 화면</w:t>
+      </w:r>
+    </w:p>
+    <w:p>
+      <w:pPr>
+        <w:jc w:val="center"/>
+      </w:pPr>
+      <w:r>
+        <w:drawing>
+          <wp:inline xmlns:a="http://schemas.openxmlformats.org/drawingml/2006/main" xmlns:pic="http://schemas.openxmlformats.org/drawingml/2006/picture">
+            <wp:extent cx="5669280" cy="3188970"/>
+            <wp:docPr id="3" name="Picture 3"/>
+            <wp:cNvGraphicFramePr>
+              <a:graphicFrameLocks noChangeAspect="1"/>
+            </wp:cNvGraphicFramePr>
+            <a:graphic>
+              <a:graphicData uri="http://schemas.openxmlformats.org/drawingml/2006/picture">
+                <pic:pic>
+                  <pic:nvPicPr>
+                    <pic:cNvPr id="0" name="process-gpt-completion_agent-memory-chat-01-learning-result.png"/>
+                    <pic:cNvPicPr/>
+                  </pic:nvPicPr>
+                  <pic:blipFill>
+                    <a:blip r:embed="rId12"/>
+                    <a:stretch>
+                      <a:fillRect/>
+                    </a:stretch>
+                  </pic:blipFill>
+                  <pic:spPr>
+                    <a:xfrm>
+                      <a:off x="0" y="0"/>
+                      <a:ext cx="5669280" cy="3188970"/>
+                    </a:xfrm>
+                    <a:prstGeom prst="rect"/>
+                  </pic:spPr>
+                </pic:pic>
+              </a:graphicData>
+            </a:graphic>
+          </wp:inline>
+        </w:drawing>
+      </w:r>
+    </w:p>
+    <w:p>
+      <w:pPr>
+        <w:jc w:val="center"/>
+      </w:pPr>
+      <w:r>
+        <w:rPr>
+          <w:rFonts w:ascii="Malgun Gothic" w:hAnsi="Malgun Gothic" w:eastAsia="Malgun Gothic"/>
+          <w:color w:val="666666"/>
+          <w:sz w:val="18"/>
+        </w:rPr>
+        <w:t>그림 3. 학습 정보가 저장되었음을 알리는 응답 화면</w:t>
+      </w:r>
+    </w:p>
+    <w:p>
+      <w:pPr>
+        <w:pStyle w:val="Heading2"/>
+      </w:pPr>
+      <w:r>
+        <w:rPr>
+          <w:rFonts w:ascii="Malgun Gothic" w:hAnsi="Malgun Gothic" w:eastAsia="Malgun Gothic"/>
+          <w:b/>
+          <w:color w:val="1F4E79"/>
+        </w:rPr>
+        <w:t>8.2 비슷한 정보를 다시 보내면 중복으로 안내받기</w:t>
+      </w:r>
+    </w:p>
+    <w:p>
+      <w:r>
+        <w:rPr>
+          <w:rFonts w:ascii="Malgun Gothic" w:hAnsi="Malgun Gothic" w:eastAsia="Malgun Gothic"/>
+        </w:rPr>
+        <w:t>이럴 때 사용합니다: 이미 저장된 정보와 같은 주제의 학습 메시지를 다시 보냈을 때, 에이전트가 중복 정보로 인식하여 새로 저장하지 않는 상황을 확인합니다.</w:t>
+      </w:r>
+    </w:p>
+    <w:p>
+      <w:r>
+        <w:rPr>
+          <w:rFonts w:ascii="Malgun Gothic" w:hAnsi="Malgun Gothic" w:eastAsia="Malgun Gothic"/>
+        </w:rPr>
+        <w:t>사용 전 확인</w:t>
+      </w:r>
+    </w:p>
+    <w:p>
+      <w:pPr>
+        <w:pStyle w:val="ListBullet"/>
+      </w:pPr>
+      <w:r>
+        <w:rPr>
+          <w:rFonts w:ascii="Malgun Gothic" w:hAnsi="Malgun Gothic" w:eastAsia="Malgun Gothic"/>
+        </w:rPr>
+        <w:t>8.1 흐름으로 같은 주제(예: 휴가 정책)의 정보를 한 번 이상 학습시켜 둔 상태입니다.</w:t>
+      </w:r>
+    </w:p>
+    <w:p>
+      <w:pPr>
+        <w:pStyle w:val="ListBullet"/>
+      </w:pPr>
+      <w:r>
+        <w:rPr>
+          <w:rFonts w:ascii="Malgun Gothic" w:hAnsi="Malgun Gothic" w:eastAsia="Malgun Gothic"/>
+        </w:rPr>
+        <w:t>현재 학습 탭이 선택되어 있습니다.</w:t>
+      </w:r>
+    </w:p>
+    <w:p>
+      <w:r>
+        <w:rPr>
+          <w:rFonts w:ascii="Malgun Gothic" w:hAnsi="Malgun Gothic" w:eastAsia="Malgun Gothic"/>
+        </w:rPr>
+        <w:t>따라 하기</w:t>
+      </w:r>
+    </w:p>
+    <w:p>
+      <w:pPr>
+        <w:ind w:left="425" w:hanging="255"/>
+      </w:pPr>
+      <w:r>
+        <w:rPr>
+          <w:rFonts w:ascii="Malgun Gothic" w:hAnsi="Malgun Gothic" w:eastAsia="Malgun Gothic"/>
+        </w:rPr>
+        <w:t>1.</w:t>
+        <w:tab/>
+        <w:t>이전에 학습한 내용과 같은 주제의 새로운 문장을 작성합니다. 예: ‘우리 회사 연차는 15일로 운영한다’.</w:t>
+      </w:r>
+    </w:p>
+    <w:p>
+      <w:pPr>
+        <w:ind w:left="425" w:hanging="255"/>
+      </w:pPr>
+      <w:r>
+        <w:rPr>
+          <w:rFonts w:ascii="Malgun Gothic" w:hAnsi="Malgun Gothic" w:eastAsia="Malgun Gothic"/>
+        </w:rPr>
+        <w:t>2.</w:t>
+        <w:tab/>
+        <w:t>채팅 입력창에 문장을 입력합니다.</w:t>
+      </w:r>
+    </w:p>
+    <w:p>
+      <w:pPr>
+        <w:ind w:left="425" w:hanging="255"/>
+      </w:pPr>
+      <w:r>
+        <w:rPr>
+          <w:rFonts w:ascii="Malgun Gothic" w:hAnsi="Malgun Gothic" w:eastAsia="Malgun Gothic"/>
+        </w:rPr>
+        <w:t>3.</w:t>
+        <w:tab/>
+        <w:t>Enter 키로 메시지를 전송합니다.</w:t>
+      </w:r>
+    </w:p>
+    <w:p>
+      <w:pPr>
+        <w:ind w:left="425" w:hanging="255"/>
+      </w:pPr>
+      <w:r>
+        <w:rPr>
+          <w:rFonts w:ascii="Malgun Gothic" w:hAnsi="Malgun Gothic" w:eastAsia="Malgun Gothic"/>
+        </w:rPr>
+        <w:t>4.</w:t>
+        <w:tab/>
+        <w:t>에이전트 응답이 ‘이미 비슷한 내용이 저장되어 있다’는 의미의 안내인지 확인합니다.</w:t>
+      </w:r>
+    </w:p>
+    <w:p>
+      <w:r>
+        <w:rPr>
+          <w:rFonts w:ascii="Malgun Gothic" w:hAnsi="Malgun Gothic" w:eastAsia="Malgun Gothic"/>
+        </w:rPr>
+        <w:t>화면에서 확인할 내용</w:t>
+      </w:r>
+    </w:p>
+    <w:p>
+      <w:pPr>
+        <w:pStyle w:val="ListBullet"/>
+      </w:pPr>
+      <w:r>
+        <w:rPr>
+          <w:rFonts w:ascii="Malgun Gothic" w:hAnsi="Malgun Gothic" w:eastAsia="Malgun Gothic"/>
+        </w:rPr>
+        <w:t>대화 영역에 두 번째 학습 메시지가 사용자 버블로 표시됩니다.</w:t>
+      </w:r>
+    </w:p>
+    <w:p>
+      <w:pPr>
+        <w:pStyle w:val="ListBullet"/>
+      </w:pPr>
+      <w:r>
+        <w:rPr>
+          <w:rFonts w:ascii="Malgun Gothic" w:hAnsi="Malgun Gothic" w:eastAsia="Malgun Gothic"/>
+        </w:rPr>
+        <w:t>에이전트 응답은 새로 저장했다는 안내가 아니라, ‘비슷한 내용이 이미 있어 새로 저장하지 않았다’는 의미의 안내로 표시됩니다.</w:t>
+      </w:r>
+    </w:p>
+    <w:p>
+      <w:pPr>
+        <w:pStyle w:val="ListBullet"/>
+      </w:pPr>
+      <w:r>
+        <w:rPr>
+          <w:rFonts w:ascii="Malgun Gothic" w:hAnsi="Malgun Gothic" w:eastAsia="Malgun Gothic"/>
+        </w:rPr>
+        <w:t>첫 번째 메시지의 저장 완료 응답과 두 번째 메시지의 중복 안내 응답이 시간 순으로 구분되어 보입니다.</w:t>
+      </w:r>
+    </w:p>
+    <w:p>
+      <w:pPr>
+        <w:jc w:val="center"/>
+      </w:pPr>
+      <w:r>
+        <w:drawing>
+          <wp:inline xmlns:a="http://schemas.openxmlformats.org/drawingml/2006/main" xmlns:pic="http://schemas.openxmlformats.org/drawingml/2006/picture">
+            <wp:extent cx="5669280" cy="3188970"/>
+            <wp:docPr id="4" name="Picture 4"/>
+            <wp:cNvGraphicFramePr>
+              <a:graphicFrameLocks noChangeAspect="1"/>
+            </wp:cNvGraphicFramePr>
+            <a:graphic>
+              <a:graphicData uri="http://schemas.openxmlformats.org/drawingml/2006/picture">
+                <pic:pic>
+                  <pic:nvPicPr>
+                    <pic:cNvPr id="0" name="process-gpt-completion_agent-memory-chat-02-learning-first-stored.png"/>
+                    <pic:cNvPicPr/>
+                  </pic:nvPicPr>
+                  <pic:blipFill>
+                    <a:blip r:embed="rId13"/>
+                    <a:stretch>
+                      <a:fillRect/>
+                    </a:stretch>
+                  </pic:blipFill>
+                  <pic:spPr>
+                    <a:xfrm>
+                      <a:off x="0" y="0"/>
+                      <a:ext cx="5669280" cy="3188970"/>
+                    </a:xfrm>
+                    <a:prstGeom prst="rect"/>
+                  </pic:spPr>
+                </pic:pic>
+              </a:graphicData>
+            </a:graphic>
+          </wp:inline>
+        </w:drawing>
+      </w:r>
+    </w:p>
+    <w:p>
+      <w:pPr>
+        <w:jc w:val="center"/>
+      </w:pPr>
+      <w:r>
+        <w:rPr>
+          <w:rFonts w:ascii="Malgun Gothic" w:hAnsi="Malgun Gothic" w:eastAsia="Malgun Gothic"/>
+          <w:color w:val="666666"/>
+          <w:sz w:val="18"/>
+        </w:rPr>
+        <w:t>그림 4. 첫 학습 정보가 정상적으로 저장된 화면</w:t>
+      </w:r>
+    </w:p>
+    <w:p>
+      <w:pPr>
+        <w:jc w:val="center"/>
+      </w:pPr>
+      <w:r>
+        <w:drawing>
+          <wp:inline xmlns:a="http://schemas.openxmlformats.org/drawingml/2006/main" xmlns:pic="http://schemas.openxmlformats.org/drawingml/2006/picture">
+            <wp:extent cx="5669280" cy="3188970"/>
+            <wp:docPr id="5" name="Picture 5"/>
+            <wp:cNvGraphicFramePr>
+              <a:graphicFrameLocks noChangeAspect="1"/>
+            </wp:cNvGraphicFramePr>
+            <a:graphic>
+              <a:graphicData uri="http://schemas.openxmlformats.org/drawingml/2006/picture">
+                <pic:pic>
+                  <pic:nvPicPr>
+                    <pic:cNvPr id="0" name="process-gpt-completion_agent-memory-chat-02-learning-duplicate-input.png"/>
+                    <pic:cNvPicPr/>
+                  </pic:nvPicPr>
+                  <pic:blipFill>
+                    <a:blip r:embed="rId14"/>
+                    <a:stretch>
+                      <a:fillRect/>
+                    </a:stretch>
+                  </pic:blipFill>
+                  <pic:spPr>
+                    <a:xfrm>
+                      <a:off x="0" y="0"/>
+                      <a:ext cx="5669280" cy="3188970"/>
+                    </a:xfrm>
+                    <a:prstGeom prst="rect"/>
+                  </pic:spPr>
+                </pic:pic>
+              </a:graphicData>
+            </a:graphic>
+          </wp:inline>
+        </w:drawing>
+      </w:r>
+    </w:p>
+    <w:p>
+      <w:pPr>
+        <w:jc w:val="center"/>
+      </w:pPr>
+      <w:r>
+        <w:rPr>
+          <w:rFonts w:ascii="Malgun Gothic" w:hAnsi="Malgun Gothic" w:eastAsia="Malgun Gothic"/>
+          <w:color w:val="666666"/>
+          <w:sz w:val="18"/>
+        </w:rPr>
+        <w:t>그림 5. 유사한 학습 정보를 다시 입력한 직후의 화면</w:t>
+      </w:r>
+    </w:p>
+    <w:p>
+      <w:pPr>
+        <w:jc w:val="center"/>
+      </w:pPr>
+      <w:r>
+        <w:drawing>
+          <wp:inline xmlns:a="http://schemas.openxmlformats.org/drawingml/2006/main" xmlns:pic="http://schemas.openxmlformats.org/drawingml/2006/picture">
+            <wp:extent cx="5669280" cy="3188970"/>
+            <wp:docPr id="6" name="Picture 6"/>
+            <wp:cNvGraphicFramePr>
+              <a:graphicFrameLocks noChangeAspect="1"/>
+            </wp:cNvGraphicFramePr>
+            <a:graphic>
+              <a:graphicData uri="http://schemas.openxmlformats.org/drawingml/2006/picture">
+                <pic:pic>
+                  <pic:nvPicPr>
+                    <pic:cNvPr id="0" name="process-gpt-completion_agent-memory-chat-02-learning-duplicate-skip.png"/>
+                    <pic:cNvPicPr/>
+                  </pic:nvPicPr>
+                  <pic:blipFill>
+                    <a:blip r:embed="rId15"/>
+                    <a:stretch>
+                      <a:fillRect/>
+                    </a:stretch>
+                  </pic:blipFill>
+                  <pic:spPr>
+                    <a:xfrm>
+                      <a:off x="0" y="0"/>
+                      <a:ext cx="5669280" cy="3188970"/>
+                    </a:xfrm>
+                    <a:prstGeom prst="rect"/>
+                  </pic:spPr>
+                </pic:pic>
+              </a:graphicData>
+            </a:graphic>
+          </wp:inline>
+        </w:drawing>
+      </w:r>
+    </w:p>
+    <w:p>
+      <w:pPr>
+        <w:jc w:val="center"/>
+      </w:pPr>
+      <w:r>
+        <w:rPr>
+          <w:rFonts w:ascii="Malgun Gothic" w:hAnsi="Malgun Gothic" w:eastAsia="Malgun Gothic"/>
+          <w:color w:val="666666"/>
+          <w:sz w:val="18"/>
+        </w:rPr>
+        <w:t>그림 6. 중복으로 안내되어 새로 저장되지 않은 응답 화면</w:t>
+      </w:r>
+    </w:p>
+    <w:p>
+      <w:pPr>
+        <w:pStyle w:val="Heading2"/>
+      </w:pPr>
+      <w:r>
+        <w:rPr>
+          <w:rFonts w:ascii="Malgun Gothic" w:hAnsi="Malgun Gothic" w:eastAsia="Malgun Gothic"/>
+          <w:b/>
+          <w:color w:val="1F4E79"/>
+        </w:rPr>
+        <w:t>8.3 학습한 내용으로 질문하고 답변 받기</w:t>
+      </w:r>
+    </w:p>
+    <w:p>
+      <w:r>
+        <w:rPr>
+          <w:rFonts w:ascii="Malgun Gothic" w:hAnsi="Malgun Gothic" w:eastAsia="Malgun Gothic"/>
+        </w:rPr>
+        <w:t>이럴 때 사용합니다: 학습 모드로 저장해 둔 정보를 질문 모드에서 자연어로 물어보고, 메모리를 활용한 답변을 받습니다.</w:t>
+      </w:r>
+    </w:p>
+    <w:p>
+      <w:r>
+        <w:rPr>
+          <w:rFonts w:ascii="Malgun Gothic" w:hAnsi="Malgun Gothic" w:eastAsia="Malgun Gothic"/>
+        </w:rPr>
+        <w:t>사용 전 확인</w:t>
+      </w:r>
+    </w:p>
+    <w:p>
+      <w:pPr>
+        <w:pStyle w:val="ListBullet"/>
+      </w:pPr>
+      <w:r>
+        <w:rPr>
+          <w:rFonts w:ascii="Malgun Gothic" w:hAnsi="Malgun Gothic" w:eastAsia="Malgun Gothic"/>
+        </w:rPr>
+        <w:t>8.1 흐름으로 질문 대상 정보가 메모리에 저장되어 있습니다.</w:t>
+      </w:r>
+    </w:p>
+    <w:p>
+      <w:pPr>
+        <w:pStyle w:val="ListBullet"/>
+      </w:pPr>
+      <w:r>
+        <w:rPr>
+          <w:rFonts w:ascii="Malgun Gothic" w:hAnsi="Malgun Gothic" w:eastAsia="Malgun Gothic"/>
+        </w:rPr>
+        <w:t>학습한 내용과 관련된 질문이 한 문장으로 준비되어 있습니다.</w:t>
+      </w:r>
+    </w:p>
+    <w:p>
+      <w:r>
+        <w:rPr>
+          <w:rFonts w:ascii="Malgun Gothic" w:hAnsi="Malgun Gothic" w:eastAsia="Malgun Gothic"/>
+        </w:rPr>
+        <w:t>따라 하기</w:t>
+      </w:r>
+    </w:p>
+    <w:p>
+      <w:pPr>
+        <w:ind w:left="425" w:hanging="255"/>
+      </w:pPr>
+      <w:r>
+        <w:rPr>
+          <w:rFonts w:ascii="Malgun Gothic" w:hAnsi="Malgun Gothic" w:eastAsia="Malgun Gothic"/>
+        </w:rPr>
+        <w:t>1.</w:t>
+        <w:tab/>
+        <w:t>좌측 탭에서 ‘질문’ 탭을 클릭해 질의 모드로 전환합니다.</w:t>
+      </w:r>
+    </w:p>
+    <w:p>
+      <w:pPr>
+        <w:ind w:left="425" w:hanging="255"/>
+      </w:pPr>
+      <w:r>
+        <w:rPr>
+          <w:rFonts w:ascii="Malgun Gothic" w:hAnsi="Malgun Gothic" w:eastAsia="Malgun Gothic"/>
+        </w:rPr>
+        <w:t>2.</w:t>
+        <w:tab/>
+        <w:t>채팅 입력창에 질문을 입력합니다. 예: ‘우리 회사 휴가는 며칠인가요?’.</w:t>
+      </w:r>
+    </w:p>
+    <w:p>
+      <w:pPr>
+        <w:ind w:left="425" w:hanging="255"/>
+      </w:pPr>
+      <w:r>
+        <w:rPr>
+          <w:rFonts w:ascii="Malgun Gothic" w:hAnsi="Malgun Gothic" w:eastAsia="Malgun Gothic"/>
+        </w:rPr>
+        <w:t>3.</w:t>
+        <w:tab/>
+        <w:t>Enter 키로 질문을 전송합니다.</w:t>
+      </w:r>
+    </w:p>
+    <w:p>
+      <w:pPr>
+        <w:ind w:left="425" w:hanging="255"/>
+      </w:pPr>
+      <w:r>
+        <w:rPr>
+          <w:rFonts w:ascii="Malgun Gothic" w:hAnsi="Malgun Gothic" w:eastAsia="Malgun Gothic"/>
+        </w:rPr>
+        <w:t>4.</w:t>
+        <w:tab/>
+        <w:t>잠시 후 에이전트가 검색 기반의 답변 메시지를 보내는지 확인합니다.</w:t>
+      </w:r>
+    </w:p>
+    <w:p>
+      <w:r>
+        <w:rPr>
+          <w:rFonts w:ascii="Malgun Gothic" w:hAnsi="Malgun Gothic" w:eastAsia="Malgun Gothic"/>
+        </w:rPr>
+        <w:t>화면에서 확인할 내용</w:t>
+      </w:r>
+    </w:p>
+    <w:p>
+      <w:pPr>
+        <w:pStyle w:val="ListBullet"/>
+      </w:pPr>
+      <w:r>
+        <w:rPr>
+          <w:rFonts w:ascii="Malgun Gothic" w:hAnsi="Malgun Gothic" w:eastAsia="Malgun Gothic"/>
+        </w:rPr>
+        <w:t>대화 영역에 사용자의 질문이 표시되고, 이어서 에이전트의 답변 메시지가 새 버블로 추가됩니다.</w:t>
+      </w:r>
+    </w:p>
+    <w:p>
+      <w:pPr>
+        <w:pStyle w:val="ListBullet"/>
+      </w:pPr>
+      <w:r>
+        <w:rPr>
+          <w:rFonts w:ascii="Malgun Gothic" w:hAnsi="Malgun Gothic" w:eastAsia="Malgun Gothic"/>
+        </w:rPr>
+        <w:t>답변에는 학습해 둔 정보(예: 휴가 일수)가 자연스러운 문장으로 포함됩니다.</w:t>
+      </w:r>
+    </w:p>
+    <w:p>
+      <w:pPr>
+        <w:pStyle w:val="ListBullet"/>
+      </w:pPr>
+      <w:r>
+        <w:rPr>
+          <w:rFonts w:ascii="Malgun Gothic" w:hAnsi="Malgun Gothic" w:eastAsia="Malgun Gothic"/>
+        </w:rPr>
+        <w:t>질문 탭에서는 학습 응답이 아닌 검색 기반 답변 형식으로 결과가 표시됩니다.</w:t>
+      </w:r>
+    </w:p>
+    <w:p>
+      <w:pPr>
+        <w:jc w:val="center"/>
+      </w:pPr>
+      <w:r>
+        <w:drawing>
+          <wp:inline xmlns:a="http://schemas.openxmlformats.org/drawingml/2006/main" xmlns:pic="http://schemas.openxmlformats.org/drawingml/2006/picture">
+            <wp:extent cx="5669280" cy="3188970"/>
+            <wp:docPr id="7" name="Picture 7"/>
+            <wp:cNvGraphicFramePr>
+              <a:graphicFrameLocks noChangeAspect="1"/>
+            </wp:cNvGraphicFramePr>
+            <a:graphic>
+              <a:graphicData uri="http://schemas.openxmlformats.org/drawingml/2006/picture">
+                <pic:pic>
+                  <pic:nvPicPr>
+                    <pic:cNvPr id="0" name="process-gpt-completion_agent-memory-chat-03-query-initial.png"/>
+                    <pic:cNvPicPr/>
+                  </pic:nvPicPr>
+                  <pic:blipFill>
+                    <a:blip r:embed="rId16"/>
+                    <a:stretch>
+                      <a:fillRect/>
+                    </a:stretch>
+                  </pic:blipFill>
+                  <pic:spPr>
+                    <a:xfrm>
+                      <a:off x="0" y="0"/>
+                      <a:ext cx="5669280" cy="3188970"/>
+                    </a:xfrm>
+                    <a:prstGeom prst="rect"/>
+                  </pic:spPr>
+                </pic:pic>
+              </a:graphicData>
+            </a:graphic>
+          </wp:inline>
+        </w:drawing>
+      </w:r>
+    </w:p>
+    <w:p>
+      <w:pPr>
+        <w:jc w:val="center"/>
+      </w:pPr>
+      <w:r>
+        <w:rPr>
+          <w:rFonts w:ascii="Malgun Gothic" w:hAnsi="Malgun Gothic" w:eastAsia="Malgun Gothic"/>
+          <w:color w:val="666666"/>
+          <w:sz w:val="18"/>
+        </w:rPr>
+        <w:t>그림 7. 질의 모드 초기 화면</w:t>
+      </w:r>
+    </w:p>
+    <w:p>
+      <w:pPr>
+        <w:jc w:val="center"/>
+      </w:pPr>
+      <w:r>
+        <w:drawing>
+          <wp:inline xmlns:a="http://schemas.openxmlformats.org/drawingml/2006/main" xmlns:pic="http://schemas.openxmlformats.org/drawingml/2006/picture">
+            <wp:extent cx="5669280" cy="3188970"/>
+            <wp:docPr id="8" name="Picture 8"/>
+            <wp:cNvGraphicFramePr>
+              <a:graphicFrameLocks noChangeAspect="1"/>
+            </wp:cNvGraphicFramePr>
+            <a:graphic>
+              <a:graphicData uri="http://schemas.openxmlformats.org/drawingml/2006/picture">
+                <pic:pic>
+                  <pic:nvPicPr>
+                    <pic:cNvPr id="0" name="process-gpt-completion_agent-memory-chat-03-query-input.png"/>
+                    <pic:cNvPicPr/>
+                  </pic:nvPicPr>
+                  <pic:blipFill>
+                    <a:blip r:embed="rId17"/>
+                    <a:stretch>
+                      <a:fillRect/>
+                    </a:stretch>
+                  </pic:blipFill>
+                  <pic:spPr>
+                    <a:xfrm>
+                      <a:off x="0" y="0"/>
+                      <a:ext cx="5669280" cy="3188970"/>
+                    </a:xfrm>
+                    <a:prstGeom prst="rect"/>
+                  </pic:spPr>
+                </pic:pic>
+              </a:graphicData>
+            </a:graphic>
+          </wp:inline>
+        </w:drawing>
+      </w:r>
+    </w:p>
+    <w:p>
+      <w:pPr>
+        <w:jc w:val="center"/>
+      </w:pPr>
+      <w:r>
+        <w:rPr>
+          <w:rFonts w:ascii="Malgun Gothic" w:hAnsi="Malgun Gothic" w:eastAsia="Malgun Gothic"/>
+          <w:color w:val="666666"/>
+          <w:sz w:val="18"/>
+        </w:rPr>
+        <w:t>그림 8. 질문 메시지를 입력한 직후의 화면</w:t>
+      </w:r>
+    </w:p>
+    <w:p>
+      <w:pPr>
+        <w:jc w:val="center"/>
+      </w:pPr>
+      <w:r>
+        <w:drawing>
+          <wp:inline xmlns:a="http://schemas.openxmlformats.org/drawingml/2006/main" xmlns:pic="http://schemas.openxmlformats.org/drawingml/2006/picture">
+            <wp:extent cx="5669280" cy="3188970"/>
+            <wp:docPr id="9" name="Picture 9"/>
+            <wp:cNvGraphicFramePr>
+              <a:graphicFrameLocks noChangeAspect="1"/>
+            </wp:cNvGraphicFramePr>
+            <a:graphic>
+              <a:graphicData uri="http://schemas.openxmlformats.org/drawingml/2006/picture">
+                <pic:pic>
+                  <pic:nvPicPr>
+                    <pic:cNvPr id="0" name="process-gpt-completion_agent-memory-chat-03-query-result.png"/>
+                    <pic:cNvPicPr/>
+                  </pic:nvPicPr>
+                  <pic:blipFill>
+                    <a:blip r:embed="rId18"/>
+                    <a:stretch>
+                      <a:fillRect/>
+                    </a:stretch>
+                  </pic:blipFill>
+                  <pic:spPr>
+                    <a:xfrm>
+                      <a:off x="0" y="0"/>
+                      <a:ext cx="5669280" cy="3188970"/>
+                    </a:xfrm>
+                    <a:prstGeom prst="rect"/>
+                  </pic:spPr>
+                </pic:pic>
+              </a:graphicData>
+            </a:graphic>
+          </wp:inline>
+        </w:drawing>
+      </w:r>
+    </w:p>
+    <w:p>
+      <w:pPr>
+        <w:jc w:val="center"/>
+      </w:pPr>
+      <w:r>
+        <w:rPr>
+          <w:rFonts w:ascii="Malgun Gothic" w:hAnsi="Malgun Gothic" w:eastAsia="Malgun Gothic"/>
+          <w:color w:val="666666"/>
+          <w:sz w:val="18"/>
+        </w:rPr>
+        <w:t>그림 9. 메모리를 활용한 답변이 표시된 화면</w:t>
+      </w:r>
+    </w:p>
+    <w:p>
+      <w:pPr>
+        <w:pStyle w:val="Heading1"/>
+      </w:pPr>
+      <w:r>
+        <w:rPr>
+          <w:rFonts w:ascii="Malgun Gothic" w:hAnsi="Malgun Gothic" w:eastAsia="Malgun Gothic"/>
+          <w:b/>
+          <w:color w:val="1F4E79"/>
+        </w:rPr>
+        <w:t>9. 화면 항목 및 옵션 설명</w:t>
+      </w:r>
+    </w:p>
+    <w:tbl>
+      <w:tblPr>
+        <w:tblStyle w:val="TableGrid"/>
+        <w:tblW w:type="auto" w:w="0"/>
+        <w:jc w:val="center"/>
+        <w:tblLook w:firstColumn="1" w:firstRow="1" w:lastColumn="0" w:lastRow="0" w:noHBand="0" w:noVBand="1" w:val="04A0"/>
+      </w:tblPr>
+      <w:tblGrid>
+        <w:gridCol w:w="2409"/>
+        <w:gridCol w:w="2409"/>
+        <w:gridCol w:w="2409"/>
+        <w:gridCol w:w="2409"/>
+      </w:tblGrid>
+      <w:tr>
+        <w:tc>
+          <w:tcPr>
+            <w:tcW w:type="dxa" w:w="2551"/>
+            <w:vAlign w:val="center"/>
+            <w:shd w:fill="D9EAF7"/>
+          </w:tcPr>
+          <w:p>
+            <w:pPr>
+              <w:jc w:val="center"/>
+            </w:pPr>
+            <w:r/>
+            <w:r>
+              <w:rPr>
+                <w:rFonts w:ascii="Malgun Gothic" w:hAnsi="Malgun Gothic" w:eastAsia="Malgun Gothic"/>
+                <w:b/>
+                <w:sz w:val="18"/>
+              </w:rPr>
+              <w:t>화면 항목/옵션</w:t>
+            </w:r>
+          </w:p>
+        </w:tc>
+        <w:tc>
+          <w:tcPr>
+            <w:tcW w:type="dxa" w:w="1701"/>
+            <w:vAlign w:val="center"/>
+            <w:shd w:fill="D9EAF7"/>
+          </w:tcPr>
+          <w:p>
+            <w:pPr>
+              <w:jc w:val="center"/>
+            </w:pPr>
+            <w:r/>
+            <w:r>
+              <w:rPr>
+                <w:rFonts w:ascii="Malgun Gothic" w:hAnsi="Malgun Gothic" w:eastAsia="Malgun Gothic"/>
+                <w:b/>
+                <w:sz w:val="18"/>
+              </w:rPr>
+              <w:t>사용 여부</w:t>
+            </w:r>
+          </w:p>
+        </w:tc>
+        <w:tc>
+          <w:tcPr>
+            <w:tcW w:type="dxa" w:w="1701"/>
+            <w:vAlign w:val="center"/>
+            <w:shd w:fill="D9EAF7"/>
+          </w:tcPr>
+          <w:p>
+            <w:pPr>
+              <w:jc w:val="center"/>
+            </w:pPr>
+            <w:r/>
+            <w:r>
+              <w:rPr>
+                <w:rFonts w:ascii="Malgun Gothic" w:hAnsi="Malgun Gothic" w:eastAsia="Malgun Gothic"/>
+                <w:b/>
+                <w:sz w:val="18"/>
+              </w:rPr>
+              <w:t>기본값</w:t>
+            </w:r>
+          </w:p>
+        </w:tc>
+        <w:tc>
+          <w:tcPr>
+            <w:tcW w:type="dxa" w:w="4252"/>
+            <w:vAlign w:val="center"/>
+            <w:shd w:fill="D9EAF7"/>
+          </w:tcPr>
+          <w:p>
+            <w:pPr>
+              <w:jc w:val="center"/>
+            </w:pPr>
+            <w:r/>
+            <w:r>
+              <w:rPr>
+                <w:rFonts w:ascii="Malgun Gothic" w:hAnsi="Malgun Gothic" w:eastAsia="Malgun Gothic"/>
+                <w:b/>
+                <w:sz w:val="18"/>
+              </w:rPr>
+              <w:t>설명 및 예시</w:t>
+            </w:r>
+          </w:p>
+        </w:tc>
+      </w:tr>
+      <w:tr>
+        <w:tc>
+          <w:tcPr>
+            <w:tcW w:type="dxa" w:w="2551"/>
+            <w:vAlign w:val="center"/>
+          </w:tcPr>
+          <w:p>
+            <w:pPr>
+              <w:jc w:val="center"/>
+            </w:pPr>
+            <w:r/>
+            <w:r>
+              <w:rPr>
+                <w:rFonts w:ascii="Malgun Gothic" w:hAnsi="Malgun Gothic" w:eastAsia="Malgun Gothic"/>
+                <w:b w:val="0"/>
+                <w:sz w:val="18"/>
+              </w:rPr>
+              <w:t>학습/질문 탭</w:t>
+            </w:r>
+          </w:p>
+        </w:tc>
         <w:tc>
           <w:tcPr>
             <w:tcW w:type="dxa" w:w="1701"/>
@@ -2937,72 +2424,10 @@
                 <w:b w:val="0"/>
                 <w:sz w:val="18"/>
               </w:rPr>
-              <w:t>메시지 입력창</w:t>
+              <w:t>필수 선택</w:t>
             </w:r>
           </w:p>
         </w:tc>
-        <w:tc>
-          <w:tcPr>
-            <w:tcW w:type="dxa" w:w="1247"/>
-            <w:vAlign w:val="center"/>
-          </w:tcPr>
-          <w:p>
-            <w:pPr>
-              <w:jc w:val="left"/>
-            </w:pPr>
-            <w:r/>
-            <w:r>
-              <w:rPr>
-                <w:rFonts w:ascii="Malgun Gothic" w:hAnsi="Malgun Gothic" w:eastAsia="Malgun Gothic"/>
-                <w:b w:val="0"/>
-                <w:sz w:val="18"/>
-              </w:rPr>
-              <w:t>필수</w:t>
-            </w:r>
-          </w:p>
-        </w:tc>
-        <w:tc>
-          <w:tcPr>
-            <w:tcW w:type="dxa" w:w="1928"/>
-            <w:vAlign w:val="center"/>
-          </w:tcPr>
-          <w:p>
-            <w:pPr>
-              <w:jc w:val="left"/>
-            </w:pPr>
-            <w:r/>
-            <w:r>
-              <w:rPr>
-                <w:rFonts w:ascii="Malgun Gothic" w:hAnsi="Malgun Gothic" w:eastAsia="Malgun Gothic"/>
-                <w:b w:val="0"/>
-                <w:sz w:val="18"/>
-              </w:rPr>
-              <w:t>자유 입력 문장</w:t>
-            </w:r>
-          </w:p>
-        </w:tc>
-        <w:tc>
-          <w:tcPr>
-            <w:tcW w:type="dxa" w:w="4195"/>
-            <w:vAlign w:val="center"/>
-          </w:tcPr>
-          <w:p>
-            <w:pPr>
-              <w:jc w:val="left"/>
-            </w:pPr>
-            <w:r/>
-            <w:r>
-              <w:rPr>
-                <w:rFonts w:ascii="Malgun Gothic" w:hAnsi="Malgun Gothic" w:eastAsia="Malgun Gothic"/>
-                <w:b w:val="0"/>
-                <w:sz w:val="18"/>
-              </w:rPr>
-              <w:t>기억시킬 정보 또는 질문을 입력합니다. 한 번에 한 가지 내용을 한 문장으로 작성하면 정확합니다.</w:t>
-            </w:r>
-          </w:p>
-        </w:tc>
-      </w:tr>
-      <w:tr>
         <w:tc>
           <w:tcPr>
             <w:tcW w:type="dxa" w:w="1701"/>
@@ -3019,18 +2444,18 @@
                 <w:b w:val="0"/>
                 <w:sz w:val="18"/>
               </w:rPr>
-              <w:t>전송 버튼</w:t>
+              <w:t>이전 선택 유지</w:t>
             </w:r>
           </w:p>
         </w:tc>
         <w:tc>
           <w:tcPr>
-            <w:tcW w:type="dxa" w:w="1247"/>
+            <w:tcW w:type="dxa" w:w="4252"/>
             <w:vAlign w:val="center"/>
           </w:tcPr>
           <w:p>
             <w:pPr>
-              <w:jc w:val="left"/>
+              <w:jc w:val="center"/>
             </w:pPr>
             <w:r/>
             <w:r>
@@ -3039,18 +2464,20 @@
                 <w:b w:val="0"/>
                 <w:sz w:val="18"/>
               </w:rPr>
-              <w:t>필수</w:t>
+              <w:t>정보를 저장하려면 학습, 정보를 묻고자 하면 질문 탭을 선택합니다.</w:t>
             </w:r>
           </w:p>
         </w:tc>
+      </w:tr>
+      <w:tr>
         <w:tc>
           <w:tcPr>
-            <w:tcW w:type="dxa" w:w="1928"/>
+            <w:tcW w:type="dxa" w:w="2551"/>
             <w:vAlign w:val="center"/>
           </w:tcPr>
           <w:p>
             <w:pPr>
-              <w:jc w:val="left"/>
+              <w:jc w:val="center"/>
             </w:pPr>
             <w:r/>
             <w:r>
@@ -3059,32 +2486,10 @@
                 <w:b w:val="0"/>
                 <w:sz w:val="18"/>
               </w:rPr>
-              <w:t>버튼 클릭</w:t>
+              <w:t>채팅 입력창</w:t>
             </w:r>
           </w:p>
         </w:tc>
-        <w:tc>
-          <w:tcPr>
-            <w:tcW w:type="dxa" w:w="4195"/>
-            <w:vAlign w:val="center"/>
-          </w:tcPr>
-          <w:p>
-            <w:pPr>
-              <w:jc w:val="left"/>
-            </w:pPr>
-            <w:r/>
-            <w:r>
-              <w:rPr>
-                <w:rFonts w:ascii="Malgun Gothic" w:hAnsi="Malgun Gothic" w:eastAsia="Malgun Gothic"/>
-                <w:b w:val="0"/>
-                <w:sz w:val="18"/>
-              </w:rPr>
-              <w:t>입력을 마친 뒤 종이비행기 아이콘을 눌러 내용을 보냅니다.</w:t>
-            </w:r>
-          </w:p>
-        </w:tc>
-      </w:tr>
-      <w:tr>
         <w:tc>
           <w:tcPr>
             <w:tcW w:type="dxa" w:w="1701"/>
@@ -3101,72 +2506,10 @@
                 <w:b w:val="0"/>
                 <w:sz w:val="18"/>
               </w:rPr>
-              <w:t>첨부(+) 버튼</w:t>
+              <w:t>필수</w:t>
             </w:r>
           </w:p>
         </w:tc>
-        <w:tc>
-          <w:tcPr>
-            <w:tcW w:type="dxa" w:w="1247"/>
-            <w:vAlign w:val="center"/>
-          </w:tcPr>
-          <w:p>
-            <w:pPr>
-              <w:jc w:val="left"/>
-            </w:pPr>
-            <w:r/>
-            <w:r>
-              <w:rPr>
-                <w:rFonts w:ascii="Malgun Gothic" w:hAnsi="Malgun Gothic" w:eastAsia="Malgun Gothic"/>
-                <w:b w:val="0"/>
-                <w:sz w:val="18"/>
-              </w:rPr>
-              <w:t>선택</w:t>
-            </w:r>
-          </w:p>
-        </w:tc>
-        <w:tc>
-          <w:tcPr>
-            <w:tcW w:type="dxa" w:w="1928"/>
-            <w:vAlign w:val="center"/>
-          </w:tcPr>
-          <w:p>
-            <w:pPr>
-              <w:jc w:val="left"/>
-            </w:pPr>
-            <w:r/>
-            <w:r>
-              <w:rPr>
-                <w:rFonts w:ascii="Malgun Gothic" w:hAnsi="Malgun Gothic" w:eastAsia="Malgun Gothic"/>
-                <w:b w:val="0"/>
-                <w:sz w:val="18"/>
-              </w:rPr>
-              <w:t>버튼 클릭</w:t>
-            </w:r>
-          </w:p>
-        </w:tc>
-        <w:tc>
-          <w:tcPr>
-            <w:tcW w:type="dxa" w:w="4195"/>
-            <w:vAlign w:val="center"/>
-          </w:tcPr>
-          <w:p>
-            <w:pPr>
-              <w:jc w:val="left"/>
-            </w:pPr>
-            <w:r/>
-            <w:r>
-              <w:rPr>
-                <w:rFonts w:ascii="Malgun Gothic" w:hAnsi="Malgun Gothic" w:eastAsia="Malgun Gothic"/>
-                <w:b w:val="0"/>
-                <w:sz w:val="18"/>
-              </w:rPr>
-              <w:t>필요한 경우 추가 항목을 첨부할 때 사용합니다.</w:t>
-            </w:r>
-          </w:p>
-        </w:tc>
-      </w:tr>
-      <w:tr>
         <w:tc>
           <w:tcPr>
             <w:tcW w:type="dxa" w:w="1701"/>
@@ -3183,18 +2526,18 @@
                 <w:b w:val="0"/>
                 <w:sz w:val="18"/>
               </w:rPr>
-              <w:t>음성 입력 버튼</w:t>
+              <w:t>비어 있음</w:t>
             </w:r>
           </w:p>
         </w:tc>
         <w:tc>
           <w:tcPr>
-            <w:tcW w:type="dxa" w:w="1247"/>
+            <w:tcW w:type="dxa" w:w="4252"/>
             <w:vAlign w:val="center"/>
           </w:tcPr>
           <w:p>
             <w:pPr>
-              <w:jc w:val="left"/>
+              <w:jc w:val="center"/>
             </w:pPr>
             <w:r/>
             <w:r>
@@ -3203,18 +2546,20 @@
                 <w:b w:val="0"/>
                 <w:sz w:val="18"/>
               </w:rPr>
-              <w:t>선택</w:t>
+              <w:t>한 문장 이상 자연어로 입력합니다. 예: ‘우리 회사 휴가 정책은 연 15일이다’.</w:t>
             </w:r>
           </w:p>
         </w:tc>
+      </w:tr>
+      <w:tr>
         <w:tc>
           <w:tcPr>
-            <w:tcW w:type="dxa" w:w="1928"/>
+            <w:tcW w:type="dxa" w:w="2551"/>
             <w:vAlign w:val="center"/>
           </w:tcPr>
           <w:p>
             <w:pPr>
-              <w:jc w:val="left"/>
+              <w:jc w:val="center"/>
             </w:pPr>
             <w:r/>
             <w:r>
@@ -3223,18 +2568,18 @@
                 <w:b w:val="0"/>
                 <w:sz w:val="18"/>
               </w:rPr>
-              <w:t>버튼 클릭</w:t>
+              <w:t>전송(Enter)</w:t>
             </w:r>
           </w:p>
         </w:tc>
         <w:tc>
           <w:tcPr>
-            <w:tcW w:type="dxa" w:w="4195"/>
+            <w:tcW w:type="dxa" w:w="1701"/>
             <w:vAlign w:val="center"/>
           </w:tcPr>
           <w:p>
             <w:pPr>
-              <w:jc w:val="left"/>
+              <w:jc w:val="center"/>
             </w:pPr>
             <w:r/>
             <w:r>
@@ -3243,7 +2588,129 @@
                 <w:b w:val="0"/>
                 <w:sz w:val="18"/>
               </w:rPr>
-              <w:t>키보드 대신 음성으로 메시지를 입력할 때 사용합니다.</w:t>
+              <w:t>필수</w:t>
+            </w:r>
+          </w:p>
+        </w:tc>
+        <w:tc>
+          <w:tcPr>
+            <w:tcW w:type="dxa" w:w="1701"/>
+            <w:vAlign w:val="center"/>
+          </w:tcPr>
+          <w:p>
+            <w:pPr>
+              <w:jc w:val="center"/>
+            </w:pPr>
+            <w:r/>
+            <w:r>
+              <w:rPr>
+                <w:rFonts w:ascii="Malgun Gothic" w:hAnsi="Malgun Gothic" w:eastAsia="Malgun Gothic"/>
+                <w:b w:val="0"/>
+                <w:sz w:val="18"/>
+              </w:rPr>
+              <w:t>-</w:t>
+            </w:r>
+          </w:p>
+        </w:tc>
+        <w:tc>
+          <w:tcPr>
+            <w:tcW w:type="dxa" w:w="4252"/>
+            <w:vAlign w:val="center"/>
+          </w:tcPr>
+          <w:p>
+            <w:pPr>
+              <w:jc w:val="center"/>
+            </w:pPr>
+            <w:r/>
+            <w:r>
+              <w:rPr>
+                <w:rFonts w:ascii="Malgun Gothic" w:hAnsi="Malgun Gothic" w:eastAsia="Malgun Gothic"/>
+                <w:b w:val="0"/>
+                <w:sz w:val="18"/>
+              </w:rPr>
+              <w:t>입력한 내용을 에이전트에게 전송합니다.</w:t>
+            </w:r>
+          </w:p>
+        </w:tc>
+      </w:tr>
+      <w:tr>
+        <w:tc>
+          <w:tcPr>
+            <w:tcW w:type="dxa" w:w="2551"/>
+            <w:vAlign w:val="center"/>
+          </w:tcPr>
+          <w:p>
+            <w:pPr>
+              <w:jc w:val="center"/>
+            </w:pPr>
+            <w:r/>
+            <w:r>
+              <w:rPr>
+                <w:rFonts w:ascii="Malgun Gothic" w:hAnsi="Malgun Gothic" w:eastAsia="Malgun Gothic"/>
+                <w:b w:val="0"/>
+                <w:sz w:val="18"/>
+              </w:rPr>
+              <w:t>대화 영역</w:t>
+            </w:r>
+          </w:p>
+        </w:tc>
+        <w:tc>
+          <w:tcPr>
+            <w:tcW w:type="dxa" w:w="1701"/>
+            <w:vAlign w:val="center"/>
+          </w:tcPr>
+          <w:p>
+            <w:pPr>
+              <w:jc w:val="center"/>
+            </w:pPr>
+            <w:r/>
+            <w:r>
+              <w:rPr>
+                <w:rFonts w:ascii="Malgun Gothic" w:hAnsi="Malgun Gothic" w:eastAsia="Malgun Gothic"/>
+                <w:b w:val="0"/>
+                <w:sz w:val="18"/>
+              </w:rPr>
+              <w:t>자동 표시</w:t>
+            </w:r>
+          </w:p>
+        </w:tc>
+        <w:tc>
+          <w:tcPr>
+            <w:tcW w:type="dxa" w:w="1701"/>
+            <w:vAlign w:val="center"/>
+          </w:tcPr>
+          <w:p>
+            <w:pPr>
+              <w:jc w:val="center"/>
+            </w:pPr>
+            <w:r/>
+            <w:r>
+              <w:rPr>
+                <w:rFonts w:ascii="Malgun Gothic" w:hAnsi="Malgun Gothic" w:eastAsia="Malgun Gothic"/>
+                <w:b w:val="0"/>
+                <w:sz w:val="18"/>
+              </w:rPr>
+              <w:t>-</w:t>
+            </w:r>
+          </w:p>
+        </w:tc>
+        <w:tc>
+          <w:tcPr>
+            <w:tcW w:type="dxa" w:w="4252"/>
+            <w:vAlign w:val="center"/>
+          </w:tcPr>
+          <w:p>
+            <w:pPr>
+              <w:jc w:val="center"/>
+            </w:pPr>
+            <w:r/>
+            <w:r>
+              <w:rPr>
+                <w:rFonts w:ascii="Malgun Gothic" w:hAnsi="Malgun Gothic" w:eastAsia="Malgun Gothic"/>
+                <w:b w:val="0"/>
+                <w:sz w:val="18"/>
+              </w:rPr>
+              <w:t>사용자 메시지와 에이전트 응답이 시간 순으로 누적되어 표시됩니다.</w:t>
             </w:r>
           </w:p>
         </w:tc>
@@ -3264,197 +2731,6 @@
       </w:r>
     </w:p>
     <w:p>
-      <w:r>
-        <w:rPr>
-          <w:rFonts w:ascii="Malgun Gothic" w:hAnsi="Malgun Gothic" w:eastAsia="Malgun Gothic"/>
-        </w:rPr>
-        <w:t>메시지를 보낸 뒤 화면에서 확인할 결과 상태는 다음과 같습니다.</w:t>
-      </w:r>
-    </w:p>
-    <w:tbl>
-      <w:tblPr>
-        <w:tblStyle w:val="TableGrid"/>
-        <w:tblW w:type="auto" w:w="0"/>
-        <w:jc w:val="center"/>
-        <w:tblLook w:firstColumn="1" w:firstRow="1" w:lastColumn="0" w:lastRow="0" w:noHBand="0" w:noVBand="1" w:val="04A0"/>
-      </w:tblPr>
-      <w:tblGrid>
-        <w:gridCol w:w="4819"/>
-        <w:gridCol w:w="4819"/>
-      </w:tblGrid>
-      <w:tr>
-        <w:tc>
-          <w:tcPr>
-            <w:tcW w:type="dxa" w:w="1701"/>
-            <w:vAlign w:val="center"/>
-            <w:shd w:fill="D9EAF7"/>
-          </w:tcPr>
-          <w:p>
-            <w:pPr>
-              <w:jc w:val="center"/>
-            </w:pPr>
-            <w:r/>
-            <w:r>
-              <w:rPr>
-                <w:rFonts w:ascii="Malgun Gothic" w:hAnsi="Malgun Gothic" w:eastAsia="Malgun Gothic"/>
-                <w:b/>
-                <w:sz w:val="18"/>
-              </w:rPr>
-              <w:t>사용 모드</w:t>
-            </w:r>
-          </w:p>
-        </w:tc>
-        <w:tc>
-          <w:tcPr>
-            <w:tcW w:type="dxa" w:w="7370"/>
-            <w:vAlign w:val="center"/>
-            <w:shd w:fill="D9EAF7"/>
-          </w:tcPr>
-          <w:p>
-            <w:pPr>
-              <w:jc w:val="center"/>
-            </w:pPr>
-            <w:r/>
-            <w:r>
-              <w:rPr>
-                <w:rFonts w:ascii="Malgun Gothic" w:hAnsi="Malgun Gothic" w:eastAsia="Malgun Gothic"/>
-                <w:b/>
-                <w:sz w:val="18"/>
-              </w:rPr>
-              <w:t>완료 후 확인할 내용</w:t>
-            </w:r>
-          </w:p>
-        </w:tc>
-      </w:tr>
-      <w:tr>
-        <w:tc>
-          <w:tcPr>
-            <w:tcW w:type="dxa" w:w="1701"/>
-            <w:vAlign w:val="center"/>
-          </w:tcPr>
-          <w:p>
-            <w:pPr>
-              <w:jc w:val="center"/>
-            </w:pPr>
-            <w:r/>
-            <w:r>
-              <w:rPr>
-                <w:rFonts w:ascii="Malgun Gothic" w:hAnsi="Malgun Gothic" w:eastAsia="Malgun Gothic"/>
-                <w:b w:val="0"/>
-                <w:sz w:val="18"/>
-              </w:rPr>
-              <w:t>학습 모드</w:t>
-            </w:r>
-          </w:p>
-        </w:tc>
-        <w:tc>
-          <w:tcPr>
-            <w:tcW w:type="dxa" w:w="7370"/>
-            <w:vAlign w:val="center"/>
-          </w:tcPr>
-          <w:p>
-            <w:pPr>
-              <w:jc w:val="left"/>
-            </w:pPr>
-            <w:r/>
-            <w:r>
-              <w:rPr>
-                <w:rFonts w:ascii="Malgun Gothic" w:hAnsi="Malgun Gothic" w:eastAsia="Malgun Gothic"/>
-                <w:b w:val="0"/>
-                <w:sz w:val="18"/>
-              </w:rPr>
-              <w:t>에이전트가 정보를 기억했다는 안내, 또는 이미 비슷한 정보가 있어 새로 저장하지 않았다는 안내가 표시됩니다.</w:t>
-            </w:r>
-          </w:p>
-        </w:tc>
-      </w:tr>
-      <w:tr>
-        <w:tc>
-          <w:tcPr>
-            <w:tcW w:type="dxa" w:w="1701"/>
-            <w:vAlign w:val="center"/>
-          </w:tcPr>
-          <w:p>
-            <w:pPr>
-              <w:jc w:val="center"/>
-            </w:pPr>
-            <w:r/>
-            <w:r>
-              <w:rPr>
-                <w:rFonts w:ascii="Malgun Gothic" w:hAnsi="Malgun Gothic" w:eastAsia="Malgun Gothic"/>
-                <w:b w:val="0"/>
-                <w:sz w:val="18"/>
-              </w:rPr>
-              <w:t>질의 모드</w:t>
-            </w:r>
-          </w:p>
-        </w:tc>
-        <w:tc>
-          <w:tcPr>
-            <w:tcW w:type="dxa" w:w="7370"/>
-            <w:vAlign w:val="center"/>
-          </w:tcPr>
-          <w:p>
-            <w:pPr>
-              <w:jc w:val="left"/>
-            </w:pPr>
-            <w:r/>
-            <w:r>
-              <w:rPr>
-                <w:rFonts w:ascii="Malgun Gothic" w:hAnsi="Malgun Gothic" w:eastAsia="Malgun Gothic"/>
-                <w:b w:val="0"/>
-                <w:sz w:val="18"/>
-              </w:rPr>
-              <w:t>학습된 정보를 반영한 답변 메시지와, 그 아래 답변의 근거가 된 저장 정보 카드가 함께 표시됩니다.</w:t>
-            </w:r>
-          </w:p>
-        </w:tc>
-      </w:tr>
-      <w:tr>
-        <w:tc>
-          <w:tcPr>
-            <w:tcW w:type="dxa" w:w="1701"/>
-            <w:vAlign w:val="center"/>
-          </w:tcPr>
-          <w:p>
-            <w:pPr>
-              <w:jc w:val="center"/>
-            </w:pPr>
-            <w:r/>
-            <w:r>
-              <w:rPr>
-                <w:rFonts w:ascii="Malgun Gothic" w:hAnsi="Malgun Gothic" w:eastAsia="Malgun Gothic"/>
-                <w:b w:val="0"/>
-                <w:sz w:val="18"/>
-              </w:rPr>
-              <w:t>공통</w:t>
-            </w:r>
-          </w:p>
-        </w:tc>
-        <w:tc>
-          <w:tcPr>
-            <w:tcW w:type="dxa" w:w="7370"/>
-            <w:vAlign w:val="center"/>
-          </w:tcPr>
-          <w:p>
-            <w:pPr>
-              <w:jc w:val="left"/>
-            </w:pPr>
-            <w:r/>
-            <w:r>
-              <w:rPr>
-                <w:rFonts w:ascii="Malgun Gothic" w:hAnsi="Malgun Gothic" w:eastAsia="Malgun Gothic"/>
-                <w:b w:val="0"/>
-                <w:sz w:val="18"/>
-              </w:rPr>
-              <w:t>주고받은 모든 메시지가 시간과 함께 대화 영역에 남아 언제든 다시 확인할 수 있습니다.</w:t>
-            </w:r>
-          </w:p>
-        </w:tc>
-      </w:tr>
-    </w:tbl>
-    <w:p/>
-    <w:p>
       <w:pPr>
         <w:pStyle w:val="ListBullet"/>
       </w:pPr>
@@ -3462,7 +2738,7 @@
         <w:rPr>
           <w:rFonts w:ascii="Malgun Gothic" w:hAnsi="Malgun Gothic" w:eastAsia="Malgun Gothic"/>
         </w:rPr>
-        <w:t>답변이 표시된 뒤에도 입력창은 그대로 열려 있어 곧바로 다음 정보 학습이나 다음 질문을 이어갈 수 있습니다.</w:t>
+        <w:t>학습 모드에서는 에이전트가 ‘기억/저장/학습’ 의미의 응답을 보내면 정보가 정상적으로 저장된 것입니다.</w:t>
       </w:r>
     </w:p>
     <w:p>
@@ -3473,7 +2749,40 @@
         <w:rPr>
           <w:rFonts w:ascii="Malgun Gothic" w:hAnsi="Malgun Gothic" w:eastAsia="Malgun Gothic"/>
         </w:rPr>
-        <w:t>이전 대화 내용은 대화 영역을 위로 스크롤하여 다시 확인할 수 있습니다.</w:t>
+        <w:t>같은 주제의 정보를 다시 보내 ‘이미 비슷한 내용이 있다’는 안내가 보이면, 새로 저장하지 않은 것이며 기존 정보가 그대로 유지됩니다.</w:t>
+      </w:r>
+    </w:p>
+    <w:p>
+      <w:pPr>
+        <w:pStyle w:val="ListBullet"/>
+      </w:pPr>
+      <w:r>
+        <w:rPr>
+          <w:rFonts w:ascii="Malgun Gothic" w:hAnsi="Malgun Gothic" w:eastAsia="Malgun Gothic"/>
+        </w:rPr>
+        <w:t>질문 모드에서는 답변 메시지에 학습해 둔 정보가 자연어로 포함되어야 합니다.</w:t>
+      </w:r>
+    </w:p>
+    <w:p>
+      <w:pPr>
+        <w:pStyle w:val="ListBullet"/>
+      </w:pPr>
+      <w:r>
+        <w:rPr>
+          <w:rFonts w:ascii="Malgun Gothic" w:hAnsi="Malgun Gothic" w:eastAsia="Malgun Gothic"/>
+        </w:rPr>
+        <w:t>원하는 내용과 다른 답변이 나오는 경우, 학습한 표현과 가까운 단어로 질문을 다시 작성해 보면 결과가 개선됩니다.</w:t>
+      </w:r>
+    </w:p>
+    <w:p>
+      <w:pPr>
+        <w:pStyle w:val="ListBullet"/>
+      </w:pPr>
+      <w:r>
+        <w:rPr>
+          <w:rFonts w:ascii="Malgun Gothic" w:hAnsi="Malgun Gothic" w:eastAsia="Malgun Gothic"/>
+        </w:rPr>
+        <w:t>대화 내용은 화면을 새로 고침해도 동일 에이전트와 사용자 조합에서는 이어서 확인할 수 있습니다.</w:t>
       </w:r>
     </w:p>
     <w:p>
@@ -3487,14 +2796,6 @@
           <w:color w:val="1F4E79"/>
         </w:rPr>
         <w:t>11. 오류 및 예외 상황</w:t>
-      </w:r>
-    </w:p>
-    <w:p>
-      <w:r>
-        <w:rPr>
-          <w:rFonts w:ascii="Malgun Gothic" w:hAnsi="Malgun Gothic" w:eastAsia="Malgun Gothic"/>
-        </w:rPr>
-        <w:t>사용 중 자주 마주칠 수 있는 상황과 해결 방법입니다.</w:t>
       </w:r>
     </w:p>
     <w:tbl>
@@ -3512,7 +2813,7 @@
       <w:tr>
         <w:tc>
           <w:tcPr>
-            <w:tcW w:type="dxa" w:w="2381"/>
+            <w:tcW w:type="dxa" w:w="2551"/>
             <w:vAlign w:val="center"/>
             <w:shd w:fill="D9EAF7"/>
           </w:tcPr>
@@ -3533,7 +2834,7 @@
         </w:tc>
         <w:tc>
           <w:tcPr>
-            <w:tcW w:type="dxa" w:w="2721"/>
+            <w:tcW w:type="dxa" w:w="3402"/>
             <w:vAlign w:val="center"/>
             <w:shd w:fill="D9EAF7"/>
           </w:tcPr>
@@ -3554,7 +2855,7 @@
         </w:tc>
         <w:tc>
           <w:tcPr>
-            <w:tcW w:type="dxa" w:w="3969"/>
+            <w:tcW w:type="dxa" w:w="4252"/>
             <w:vAlign w:val="center"/>
             <w:shd w:fill="D9EAF7"/>
           </w:tcPr>
@@ -3577,12 +2878,12 @@
       <w:tr>
         <w:tc>
           <w:tcPr>
-            <w:tcW w:type="dxa" w:w="2381"/>
+            <w:tcW w:type="dxa" w:w="2551"/>
             <w:vAlign w:val="center"/>
           </w:tcPr>
           <w:p>
             <w:pPr>
-              <w:jc w:val="left"/>
+              <w:jc w:val="center"/>
             </w:pPr>
             <w:r/>
             <w:r>
@@ -3591,18 +2892,18 @@
                 <w:b w:val="0"/>
                 <w:sz w:val="18"/>
               </w:rPr>
-              <w:t>답변이 한참 동안 표시되지 않습니다.</w:t>
+              <w:t>메시지를 보내도 응답이 오지 않습니다.</w:t>
             </w:r>
           </w:p>
         </w:tc>
         <w:tc>
           <w:tcPr>
-            <w:tcW w:type="dxa" w:w="2721"/>
+            <w:tcW w:type="dxa" w:w="3402"/>
             <w:vAlign w:val="center"/>
           </w:tcPr>
           <w:p>
             <w:pPr>
-              <w:jc w:val="left"/>
+              <w:jc w:val="center"/>
             </w:pPr>
             <w:r/>
             <w:r>
@@ -3611,18 +2912,18 @@
                 <w:b w:val="0"/>
                 <w:sz w:val="18"/>
               </w:rPr>
-              <w:t>일시적인 처리 지연이나 네트워크 문제일 수 있습니다.</w:t>
+              <w:t>네트워크 일시 장애 또는 에이전트 서비스 일시 중단</w:t>
             </w:r>
           </w:p>
         </w:tc>
         <w:tc>
           <w:tcPr>
-            <w:tcW w:type="dxa" w:w="3969"/>
+            <w:tcW w:type="dxa" w:w="4252"/>
             <w:vAlign w:val="center"/>
           </w:tcPr>
           <w:p>
             <w:pPr>
-              <w:jc w:val="left"/>
+              <w:jc w:val="center"/>
             </w:pPr>
             <w:r/>
             <w:r>
@@ -3631,7 +2932,7 @@
                 <w:b w:val="0"/>
                 <w:sz w:val="18"/>
               </w:rPr>
-              <w:t>잠시 기다린 뒤에도 응답이 없으면 화면을 새로고침하고 같은 내용을 다시 전송합니다.</w:t>
+              <w:t>잠시 후 같은 메시지를 다시 보내거나 화면을 새로 고침한 뒤 재시도합니다.</w:t>
             </w:r>
           </w:p>
         </w:tc>
@@ -3639,12 +2940,12 @@
       <w:tr>
         <w:tc>
           <w:tcPr>
-            <w:tcW w:type="dxa" w:w="2381"/>
+            <w:tcW w:type="dxa" w:w="2551"/>
             <w:vAlign w:val="center"/>
           </w:tcPr>
           <w:p>
             <w:pPr>
-              <w:jc w:val="left"/>
+              <w:jc w:val="center"/>
             </w:pPr>
             <w:r/>
             <w:r>
@@ -3653,18 +2954,18 @@
                 <w:b w:val="0"/>
                 <w:sz w:val="18"/>
               </w:rPr>
-              <w:t>'비슷한 내용이 이미 있어 새로 저장하지 않았습니다' 안내가 표시됩니다.</w:t>
+              <w:t>학습을 보냈는데 ‘이미 비슷한 내용이 있다’는 안내가 나옵니다.</w:t>
             </w:r>
           </w:p>
         </w:tc>
         <w:tc>
           <w:tcPr>
-            <w:tcW w:type="dxa" w:w="2721"/>
+            <w:tcW w:type="dxa" w:w="3402"/>
             <w:vAlign w:val="center"/>
           </w:tcPr>
           <w:p>
             <w:pPr>
-              <w:jc w:val="left"/>
+              <w:jc w:val="center"/>
             </w:pPr>
             <w:r/>
             <w:r>
@@ -3673,18 +2974,18 @@
                 <w:b w:val="0"/>
                 <w:sz w:val="18"/>
               </w:rPr>
-              <w:t>같은 정보가 이미 에이전트 메모리에 저장되어 있습니다.</w:t>
+              <w:t>같은 주제의 정보가 이전에 이미 저장되어 있습니다.</w:t>
             </w:r>
           </w:p>
         </w:tc>
         <w:tc>
           <w:tcPr>
-            <w:tcW w:type="dxa" w:w="3969"/>
+            <w:tcW w:type="dxa" w:w="4252"/>
             <w:vAlign w:val="center"/>
           </w:tcPr>
           <w:p>
             <w:pPr>
-              <w:jc w:val="left"/>
+              <w:jc w:val="center"/>
             </w:pPr>
             <w:r/>
             <w:r>
@@ -3693,7 +2994,7 @@
                 <w:b w:val="0"/>
                 <w:sz w:val="18"/>
               </w:rPr>
-              <w:t>정상적인 안내입니다. 새로운 정보를 추가하려면 다른 내용으로 다시 입력합니다.</w:t>
+              <w:t>정상 동작입니다. 새로 저장하려면 기존 정보와 분명히 다른 내용으로 다시 작성합니다.</w:t>
             </w:r>
           </w:p>
         </w:tc>
@@ -3701,12 +3002,12 @@
       <w:tr>
         <w:tc>
           <w:tcPr>
-            <w:tcW w:type="dxa" w:w="2381"/>
+            <w:tcW w:type="dxa" w:w="2551"/>
             <w:vAlign w:val="center"/>
           </w:tcPr>
           <w:p>
             <w:pPr>
-              <w:jc w:val="left"/>
+              <w:jc w:val="center"/>
             </w:pPr>
             <w:r/>
             <w:r>
@@ -3715,18 +3016,18 @@
                 <w:b w:val="0"/>
                 <w:sz w:val="18"/>
               </w:rPr>
-              <w:t>질문했는데 원하는 답을 받지 못했습니다.</w:t>
+              <w:t>질문을 했는데 학습한 내용이 답변에 반영되지 않습니다.</w:t>
             </w:r>
           </w:p>
         </w:tc>
         <w:tc>
           <w:tcPr>
-            <w:tcW w:type="dxa" w:w="2721"/>
+            <w:tcW w:type="dxa" w:w="3402"/>
             <w:vAlign w:val="center"/>
           </w:tcPr>
           <w:p>
             <w:pPr>
-              <w:jc w:val="left"/>
+              <w:jc w:val="center"/>
             </w:pPr>
             <w:r/>
             <w:r>
@@ -3735,18 +3036,18 @@
                 <w:b w:val="0"/>
                 <w:sz w:val="18"/>
               </w:rPr>
-              <w:t>질문과 관련된 정보가 아직 학습되지 않았을 수 있습니다.</w:t>
+              <w:t>질문이 학습한 표현과 멀거나, 학습 정보가 아직 저장되지 않았을 수 있습니다.</w:t>
             </w:r>
           </w:p>
         </w:tc>
         <w:tc>
           <w:tcPr>
-            <w:tcW w:type="dxa" w:w="3969"/>
+            <w:tcW w:type="dxa" w:w="4252"/>
             <w:vAlign w:val="center"/>
           </w:tcPr>
           <w:p>
             <w:pPr>
-              <w:jc w:val="left"/>
+              <w:jc w:val="center"/>
             </w:pPr>
             <w:r/>
             <w:r>
@@ -3755,7 +3056,7 @@
                 <w:b w:val="0"/>
                 <w:sz w:val="18"/>
               </w:rPr>
-              <w:t>학습 모드로 관련 정보를 먼저 저장한 뒤 질의 모드에서 다시 질문합니다.</w:t>
+              <w:t>학습 탭에서 정보를 다시 한 번 저장하거나, 학습 시 사용한 단어와 가까운 표현으로 질문을 다시 작성합니다.</w:t>
             </w:r>
           </w:p>
         </w:tc>
@@ -3763,12 +3064,12 @@
       <w:tr>
         <w:tc>
           <w:tcPr>
-            <w:tcW w:type="dxa" w:w="2381"/>
+            <w:tcW w:type="dxa" w:w="2551"/>
             <w:vAlign w:val="center"/>
           </w:tcPr>
           <w:p>
             <w:pPr>
-              <w:jc w:val="left"/>
+              <w:jc w:val="center"/>
             </w:pPr>
             <w:r/>
             <w:r>
@@ -3777,18 +3078,18 @@
                 <w:b w:val="0"/>
                 <w:sz w:val="18"/>
               </w:rPr>
-              <w:t>대화를 시작할 수 없습니다.</w:t>
+              <w:t>잘못된 에이전트 화면에 들어와 응답이 의도와 다릅니다.</w:t>
             </w:r>
           </w:p>
         </w:tc>
         <w:tc>
           <w:tcPr>
-            <w:tcW w:type="dxa" w:w="2721"/>
+            <w:tcW w:type="dxa" w:w="3402"/>
             <w:vAlign w:val="center"/>
           </w:tcPr>
           <w:p>
             <w:pPr>
-              <w:jc w:val="left"/>
+              <w:jc w:val="center"/>
             </w:pPr>
             <w:r/>
             <w:r>
@@ -3797,18 +3098,18 @@
                 <w:b w:val="0"/>
                 <w:sz w:val="18"/>
               </w:rPr>
-              <w:t>왼쪽 목록에서 대화할 에이전트를 선택하지 않았습니다.</w:t>
+              <w:t>다른 에이전트의 메모리는 공유되지 않습니다.</w:t>
             </w:r>
           </w:p>
         </w:tc>
         <w:tc>
           <w:tcPr>
-            <w:tcW w:type="dxa" w:w="3969"/>
+            <w:tcW w:type="dxa" w:w="4252"/>
             <w:vAlign w:val="center"/>
           </w:tcPr>
           <w:p>
             <w:pPr>
-              <w:jc w:val="left"/>
+              <w:jc w:val="center"/>
             </w:pPr>
             <w:r/>
             <w:r>
@@ -3817,7 +3118,7 @@
                 <w:b w:val="0"/>
                 <w:sz w:val="18"/>
               </w:rPr>
-              <w:t>왼쪽 '에이전트 동료' 목록에서 메모리 에이전트를 먼저 선택합니다.</w:t>
+              <w:t>메뉴에서 사용할 에이전트를 다시 선택해 정확한 에이전트 대화 화면으로 이동합니다.</w:t>
             </w:r>
           </w:p>
         </w:tc>
@@ -3825,12 +3126,12 @@
       <w:tr>
         <w:tc>
           <w:tcPr>
-            <w:tcW w:type="dxa" w:w="2381"/>
+            <w:tcW w:type="dxa" w:w="2551"/>
             <w:vAlign w:val="center"/>
           </w:tcPr>
           <w:p>
             <w:pPr>
-              <w:jc w:val="left"/>
+              <w:jc w:val="center"/>
             </w:pPr>
             <w:r/>
             <w:r>
@@ -3839,18 +3140,18 @@
                 <w:b w:val="0"/>
                 <w:sz w:val="18"/>
               </w:rPr>
-              <w:t>화면이 비어 있거나 로그인 화면으로 돌아갑니다.</w:t>
+              <w:t>에이전트 화면에 접근할 수 없습니다.</w:t>
             </w:r>
           </w:p>
         </w:tc>
         <w:tc>
           <w:tcPr>
-            <w:tcW w:type="dxa" w:w="2721"/>
+            <w:tcW w:type="dxa" w:w="3402"/>
             <w:vAlign w:val="center"/>
           </w:tcPr>
           <w:p>
             <w:pPr>
-              <w:jc w:val="left"/>
+              <w:jc w:val="center"/>
             </w:pPr>
             <w:r/>
             <w:r>
@@ -3859,18 +3160,18 @@
                 <w:b w:val="0"/>
                 <w:sz w:val="18"/>
               </w:rPr>
-              <w:t>로그인 세션이 만료되었을 수 있습니다.</w:t>
+              <w:t>해당 에이전트에 대한 접근 권한이 없습니다.</w:t>
             </w:r>
           </w:p>
         </w:tc>
         <w:tc>
           <w:tcPr>
-            <w:tcW w:type="dxa" w:w="3969"/>
+            <w:tcW w:type="dxa" w:w="4252"/>
             <w:vAlign w:val="center"/>
           </w:tcPr>
           <w:p>
             <w:pPr>
-              <w:jc w:val="left"/>
+              <w:jc w:val="center"/>
             </w:pPr>
             <w:r/>
             <w:r>
@@ -3879,7 +3180,7 @@
                 <w:b w:val="0"/>
                 <w:sz w:val="18"/>
               </w:rPr>
-              <w:t>다시 로그인한 뒤 에이전트를 선택해 대화를 이어갑니다.</w:t>
+              <w:t>조직 관리자에게 에이전트 사용 권한 부여를 요청합니다.</w:t>
             </w:r>
           </w:p>
         </w:tc>
@@ -3899,14 +3200,6 @@
         <w:t>12. 권한 및 역할별 기능 차이</w:t>
       </w:r>
     </w:p>
-    <w:p>
-      <w:r>
-        <w:rPr>
-          <w:rFonts w:ascii="Malgun Gothic" w:hAnsi="Malgun Gothic" w:eastAsia="Malgun Gothic"/>
-        </w:rPr>
-        <w:t>사용자 역할에 따라 사용할 수 있는 기능에는 차이가 있을 수 있습니다.</w:t>
-      </w:r>
-    </w:p>
     <w:tbl>
       <w:tblPr>
         <w:tblStyle w:val="TableGrid"/>
@@ -3915,9 +3208,10 @@
         <w:tblLook w:firstColumn="1" w:firstRow="1" w:lastColumn="0" w:lastRow="0" w:noHBand="0" w:noVBand="1" w:val="04A0"/>
       </w:tblPr>
       <w:tblGrid>
-        <w:gridCol w:w="3213"/>
-        <w:gridCol w:w="3213"/>
-        <w:gridCol w:w="3213"/>
+        <w:gridCol w:w="2409"/>
+        <w:gridCol w:w="2409"/>
+        <w:gridCol w:w="2409"/>
+        <w:gridCol w:w="2409"/>
       </w:tblGrid>
       <w:tr>
         <w:tc>
@@ -3943,7 +3237,7 @@
         </w:tc>
         <w:tc>
           <w:tcPr>
-            <w:tcW w:type="dxa" w:w="4195"/>
+            <w:tcW w:type="dxa" w:w="2835"/>
             <w:vAlign w:val="center"/>
             <w:shd w:fill="D9EAF7"/>
           </w:tcPr>
@@ -3958,13 +3252,13 @@
                 <w:b/>
                 <w:sz w:val="18"/>
               </w:rPr>
-              <w:t>사용 가능한 기능</w:t>
+              <w:t>접근 가능 화면</w:t>
             </w:r>
           </w:p>
         </w:tc>
         <w:tc>
           <w:tcPr>
-            <w:tcW w:type="dxa" w:w="3061"/>
+            <w:tcW w:type="dxa" w:w="3118"/>
             <w:vAlign w:val="center"/>
             <w:shd w:fill="D9EAF7"/>
           </w:tcPr>
@@ -3979,7 +3273,28 @@
                 <w:b/>
                 <w:sz w:val="18"/>
               </w:rPr>
-              <w:t>제한 또는 권한 필요 사항</w:t>
+              <w:t>수행 가능한 작업</w:t>
+            </w:r>
+          </w:p>
+        </w:tc>
+        <w:tc>
+          <w:tcPr>
+            <w:tcW w:type="dxa" w:w="2835"/>
+            <w:vAlign w:val="center"/>
+            <w:shd w:fill="D9EAF7"/>
+          </w:tcPr>
+          <w:p>
+            <w:pPr>
+              <w:jc w:val="center"/>
+            </w:pPr>
+            <w:r/>
+            <w:r>
+              <w:rPr>
+                <w:rFonts w:ascii="Malgun Gothic" w:hAnsi="Malgun Gothic" w:eastAsia="Malgun Gothic"/>
+                <w:b/>
+                <w:sz w:val="18"/>
+              </w:rPr>
+              <w:t>제한 사항</w:t>
             </w:r>
           </w:p>
         </w:tc>
@@ -4007,12 +3322,12 @@
         </w:tc>
         <w:tc>
           <w:tcPr>
-            <w:tcW w:type="dxa" w:w="4195"/>
+            <w:tcW w:type="dxa" w:w="2835"/>
             <w:vAlign w:val="center"/>
           </w:tcPr>
           <w:p>
             <w:pPr>
-              <w:jc w:val="left"/>
+              <w:jc w:val="center"/>
             </w:pPr>
             <w:r/>
             <w:r>
@@ -4021,18 +3336,18 @@
                 <w:b w:val="0"/>
                 <w:sz w:val="18"/>
               </w:rPr>
-              <w:t>학습 모드와 질의 모드로 정보를 저장하고 답변을 받으며, 대화 내용을 확인합니다.</w:t>
+              <w:t>권한이 있는 에이전트의 대화 화면</w:t>
             </w:r>
           </w:p>
         </w:tc>
         <w:tc>
           <w:tcPr>
-            <w:tcW w:type="dxa" w:w="3061"/>
+            <w:tcW w:type="dxa" w:w="3118"/>
             <w:vAlign w:val="center"/>
           </w:tcPr>
           <w:p>
             <w:pPr>
-              <w:jc w:val="left"/>
+              <w:jc w:val="center"/>
             </w:pPr>
             <w:r/>
             <w:r>
@@ -4041,7 +3356,27 @@
                 <w:b w:val="0"/>
                 <w:sz w:val="18"/>
               </w:rPr>
-              <w:t>에이전트 자체의 생성·편집·삭제는 제한될 수 있습니다.</w:t>
+              <w:t>학습 정보 저장, 질의 응답 확인</w:t>
+            </w:r>
+          </w:p>
+        </w:tc>
+        <w:tc>
+          <w:tcPr>
+            <w:tcW w:type="dxa" w:w="2835"/>
+            <w:vAlign w:val="center"/>
+          </w:tcPr>
+          <w:p>
+            <w:pPr>
+              <w:jc w:val="center"/>
+            </w:pPr>
+            <w:r/>
+            <w:r>
+              <w:rPr>
+                <w:rFonts w:ascii="Malgun Gothic" w:hAnsi="Malgun Gothic" w:eastAsia="Malgun Gothic"/>
+                <w:b w:val="0"/>
+                <w:sz w:val="18"/>
+              </w:rPr>
+              <w:t>권한이 없는 다른 에이전트의 메모리에는 접근할 수 없습니다.</w:t>
             </w:r>
           </w:p>
         </w:tc>
@@ -4063,18 +3398,18 @@
                 <w:b w:val="0"/>
                 <w:sz w:val="18"/>
               </w:rPr>
-              <w:t>에이전트 관리자</w:t>
+              <w:t>지식 관리자</w:t>
             </w:r>
           </w:p>
         </w:tc>
         <w:tc>
           <w:tcPr>
-            <w:tcW w:type="dxa" w:w="4195"/>
+            <w:tcW w:type="dxa" w:w="2835"/>
             <w:vAlign w:val="center"/>
           </w:tcPr>
           <w:p>
             <w:pPr>
-              <w:jc w:val="left"/>
+              <w:jc w:val="center"/>
             </w:pPr>
             <w:r/>
             <w:r>
@@ -4083,18 +3418,18 @@
                 <w:b w:val="0"/>
                 <w:sz w:val="18"/>
               </w:rPr>
-              <w:t>일반 사용 기능에 더해 에이전트 정보 편집과 삭제를 수행할 수 있습니다.</w:t>
+              <w:t>조직에서 공유하는 에이전트 대화 화면</w:t>
             </w:r>
           </w:p>
         </w:tc>
         <w:tc>
           <w:tcPr>
-            <w:tcW w:type="dxa" w:w="3061"/>
+            <w:tcW w:type="dxa" w:w="3118"/>
             <w:vAlign w:val="center"/>
           </w:tcPr>
           <w:p>
             <w:pPr>
-              <w:jc w:val="left"/>
+              <w:jc w:val="center"/>
             </w:pPr>
             <w:r/>
             <w:r>
@@ -4103,21 +3438,115 @@
                 <w:b w:val="0"/>
                 <w:sz w:val="18"/>
               </w:rPr>
-              <w:t>에이전트 편집·삭제는 권한이 있는 사용자만 사용할 수 있습니다.</w:t>
+              <w:t>공통 정보의 학습 및 정리, 중복 정보 확인</w:t>
+            </w:r>
+          </w:p>
+        </w:tc>
+        <w:tc>
+          <w:tcPr>
+            <w:tcW w:type="dxa" w:w="2835"/>
+            <w:vAlign w:val="center"/>
+          </w:tcPr>
+          <w:p>
+            <w:pPr>
+              <w:jc w:val="center"/>
+            </w:pPr>
+            <w:r/>
+            <w:r>
+              <w:rPr>
+                <w:rFonts w:ascii="Malgun Gothic" w:hAnsi="Malgun Gothic" w:eastAsia="Malgun Gothic"/>
+                <w:b w:val="0"/>
+                <w:sz w:val="18"/>
+              </w:rPr>
+              <w:t>에이전트 자체의 환경 설정은 별도 화면에서 권한 필요</w:t>
+            </w:r>
+          </w:p>
+        </w:tc>
+      </w:tr>
+      <w:tr>
+        <w:tc>
+          <w:tcPr>
+            <w:tcW w:type="dxa" w:w="1814"/>
+            <w:vAlign w:val="center"/>
+          </w:tcPr>
+          <w:p>
+            <w:pPr>
+              <w:jc w:val="center"/>
+            </w:pPr>
+            <w:r/>
+            <w:r>
+              <w:rPr>
+                <w:rFonts w:ascii="Malgun Gothic" w:hAnsi="Malgun Gothic" w:eastAsia="Malgun Gothic"/>
+                <w:b w:val="0"/>
+                <w:sz w:val="18"/>
+              </w:rPr>
+              <w:t>검토자</w:t>
+            </w:r>
+          </w:p>
+        </w:tc>
+        <w:tc>
+          <w:tcPr>
+            <w:tcW w:type="dxa" w:w="2835"/>
+            <w:vAlign w:val="center"/>
+          </w:tcPr>
+          <w:p>
+            <w:pPr>
+              <w:jc w:val="center"/>
+            </w:pPr>
+            <w:r/>
+            <w:r>
+              <w:rPr>
+                <w:rFonts w:ascii="Malgun Gothic" w:hAnsi="Malgun Gothic" w:eastAsia="Malgun Gothic"/>
+                <w:b w:val="0"/>
+                <w:sz w:val="18"/>
+              </w:rPr>
+              <w:t>공유된 에이전트의 대화 화면</w:t>
+            </w:r>
+          </w:p>
+        </w:tc>
+        <w:tc>
+          <w:tcPr>
+            <w:tcW w:type="dxa" w:w="3118"/>
+            <w:vAlign w:val="center"/>
+          </w:tcPr>
+          <w:p>
+            <w:pPr>
+              <w:jc w:val="center"/>
+            </w:pPr>
+            <w:r/>
+            <w:r>
+              <w:rPr>
+                <w:rFonts w:ascii="Malgun Gothic" w:hAnsi="Malgun Gothic" w:eastAsia="Malgun Gothic"/>
+                <w:b w:val="0"/>
+                <w:sz w:val="18"/>
+              </w:rPr>
+              <w:t>질의 응답 결과 확인 및 검토</w:t>
+            </w:r>
+          </w:p>
+        </w:tc>
+        <w:tc>
+          <w:tcPr>
+            <w:tcW w:type="dxa" w:w="2835"/>
+            <w:vAlign w:val="center"/>
+          </w:tcPr>
+          <w:p>
+            <w:pPr>
+              <w:jc w:val="center"/>
+            </w:pPr>
+            <w:r/>
+            <w:r>
+              <w:rPr>
+                <w:rFonts w:ascii="Malgun Gothic" w:hAnsi="Malgun Gothic" w:eastAsia="Malgun Gothic"/>
+                <w:b w:val="0"/>
+                <w:sz w:val="18"/>
+              </w:rPr>
+              <w:t>학습 정보 신규 입력 권한이 제한될 수 있습니다(권한 필요).</w:t>
             </w:r>
           </w:p>
         </w:tc>
       </w:tr>
     </w:tbl>
     <w:p/>
-    <w:p>
-      <w:r>
-        <w:rPr>
-          <w:rFonts w:ascii="Malgun Gothic" w:hAnsi="Malgun Gothic" w:eastAsia="Malgun Gothic"/>
-        </w:rPr>
-        <w:t>역할별 권한 설정은 조직 정책에 따라 다를 수 있으므로, 특정 기능이 보이지 않으면 서비스 관리자에게 문의하세요.</w:t>
-      </w:r>
-    </w:p>
     <w:p>
       <w:pPr>
         <w:pStyle w:val="Heading1"/>
@@ -4145,7 +3574,7 @@
       <w:tr>
         <w:tc>
           <w:tcPr>
-            <w:tcW w:type="dxa" w:w="3118"/>
+            <w:tcW w:type="dxa" w:w="3402"/>
             <w:vAlign w:val="center"/>
             <w:shd w:fill="D9EAF7"/>
           </w:tcPr>
@@ -4166,7 +3595,7 @@
         </w:tc>
         <w:tc>
           <w:tcPr>
-            <w:tcW w:type="dxa" w:w="5953"/>
+            <w:tcW w:type="dxa" w:w="6803"/>
             <w:vAlign w:val="center"/>
             <w:shd w:fill="D9EAF7"/>
           </w:tcPr>
@@ -4189,12 +3618,12 @@
       <w:tr>
         <w:tc>
           <w:tcPr>
-            <w:tcW w:type="dxa" w:w="3118"/>
+            <w:tcW w:type="dxa" w:w="3402"/>
             <w:vAlign w:val="center"/>
           </w:tcPr>
           <w:p>
             <w:pPr>
-              <w:jc w:val="left"/>
+              <w:jc w:val="center"/>
             </w:pPr>
             <w:r/>
             <w:r>
@@ -4203,18 +3632,18 @@
                 <w:b w:val="0"/>
                 <w:sz w:val="18"/>
               </w:rPr>
-              <w:t>학습 모드와 질의 모드는 어떻게 다른가요?</w:t>
+              <w:t>학습한 정보를 다른 에이전트도 사용할 수 있나요?</w:t>
             </w:r>
           </w:p>
         </w:tc>
         <w:tc>
           <w:tcPr>
-            <w:tcW w:type="dxa" w:w="5953"/>
+            <w:tcW w:type="dxa" w:w="6803"/>
             <w:vAlign w:val="center"/>
           </w:tcPr>
           <w:p>
             <w:pPr>
-              <w:jc w:val="left"/>
+              <w:jc w:val="center"/>
             </w:pPr>
             <w:r/>
             <w:r>
@@ -4223,7 +3652,7 @@
                 <w:b w:val="0"/>
                 <w:sz w:val="18"/>
               </w:rPr>
-              <w:t>학습 모드는 정보를 기억시켜 저장하는 모드이고, 질의 모드는 기억한 정보를 찾아 그 내용을 반영해 답변하는 모드입니다.</w:t>
+              <w:t>아니요. 학습한 정보는 메시지를 보낸 에이전트의 메모리에만 저장되며, 다른 에이전트에서는 검색되지 않습니다.</w:t>
             </w:r>
           </w:p>
         </w:tc>
@@ -4231,12 +3660,12 @@
       <w:tr>
         <w:tc>
           <w:tcPr>
-            <w:tcW w:type="dxa" w:w="3118"/>
+            <w:tcW w:type="dxa" w:w="3402"/>
             <w:vAlign w:val="center"/>
           </w:tcPr>
           <w:p>
             <w:pPr>
-              <w:jc w:val="left"/>
+              <w:jc w:val="center"/>
             </w:pPr>
             <w:r/>
             <w:r>
@@ -4245,18 +3674,18 @@
                 <w:b w:val="0"/>
                 <w:sz w:val="18"/>
               </w:rPr>
-              <w:t>한 번에 여러 정보를 학습시킬 수 있나요?</w:t>
+              <w:t>이미 저장된 내용을 수정하거나 삭제하려면 어떻게 하나요?</w:t>
             </w:r>
           </w:p>
         </w:tc>
         <w:tc>
           <w:tcPr>
-            <w:tcW w:type="dxa" w:w="5953"/>
+            <w:tcW w:type="dxa" w:w="6803"/>
             <w:vAlign w:val="center"/>
           </w:tcPr>
           <w:p>
             <w:pPr>
-              <w:jc w:val="left"/>
+              <w:jc w:val="center"/>
             </w:pPr>
             <w:r/>
             <w:r>
@@ -4265,7 +3694,7 @@
                 <w:b w:val="0"/>
                 <w:sz w:val="18"/>
               </w:rPr>
-              <w:t>한 번에 한 가지 정보를 한 문장으로 보내는 것이 가장 정확합니다. 여러 정보는 나누어 입력하세요.</w:t>
+              <w:t>학습 모드에서는 새로운 정보 저장만 안내됩니다. 기존 정보의 수정·삭제가 필요하면 조직 관리자에게 문의합니다.</w:t>
             </w:r>
           </w:p>
         </w:tc>
@@ -4273,12 +3702,12 @@
       <w:tr>
         <w:tc>
           <w:tcPr>
-            <w:tcW w:type="dxa" w:w="3118"/>
+            <w:tcW w:type="dxa" w:w="3402"/>
             <w:vAlign w:val="center"/>
           </w:tcPr>
           <w:p>
             <w:pPr>
-              <w:jc w:val="left"/>
+              <w:jc w:val="center"/>
             </w:pPr>
             <w:r/>
             <w:r>
@@ -4287,18 +3716,18 @@
                 <w:b w:val="0"/>
                 <w:sz w:val="18"/>
               </w:rPr>
-              <w:t>학습한 정보를 다른 에이전트도 사용하나요?</w:t>
+              <w:t>왜 학습한 정보와 같은 답변이 한 번에 나오지 않을까요?</w:t>
             </w:r>
           </w:p>
         </w:tc>
         <w:tc>
           <w:tcPr>
-            <w:tcW w:type="dxa" w:w="5953"/>
+            <w:tcW w:type="dxa" w:w="6803"/>
             <w:vAlign w:val="center"/>
           </w:tcPr>
           <w:p>
             <w:pPr>
-              <w:jc w:val="left"/>
+              <w:jc w:val="center"/>
             </w:pPr>
             <w:r/>
             <w:r>
@@ -4307,7 +3736,7 @@
                 <w:b w:val="0"/>
                 <w:sz w:val="18"/>
               </w:rPr>
-              <w:t>아니요. 정보는 학습시킨 해당 에이전트의 메모리에만 저장되어 그 에이전트의 답변에만 활용됩니다.</w:t>
+              <w:t>질문에서 사용한 단어가 학습한 문장과 멀면 검색이 정확하지 않을 수 있습니다. 학습 시 사용한 단어를 포함해 다시 질문해 보세요.</w:t>
             </w:r>
           </w:p>
         </w:tc>
@@ -4315,12 +3744,12 @@
       <w:tr>
         <w:tc>
           <w:tcPr>
-            <w:tcW w:type="dxa" w:w="3118"/>
+            <w:tcW w:type="dxa" w:w="3402"/>
             <w:vAlign w:val="center"/>
           </w:tcPr>
           <w:p>
             <w:pPr>
-              <w:jc w:val="left"/>
+              <w:jc w:val="center"/>
             </w:pPr>
             <w:r/>
             <w:r>
@@ -4329,18 +3758,18 @@
                 <w:b w:val="0"/>
                 <w:sz w:val="18"/>
               </w:rPr>
-              <w:t>같은 정보를 다시 보내면 어떻게 되나요?</w:t>
+              <w:t>여러 사람이 같은 에이전트를 사용해도 되나요?</w:t>
             </w:r>
           </w:p>
         </w:tc>
         <w:tc>
           <w:tcPr>
-            <w:tcW w:type="dxa" w:w="5953"/>
+            <w:tcW w:type="dxa" w:w="6803"/>
             <w:vAlign w:val="center"/>
           </w:tcPr>
           <w:p>
             <w:pPr>
-              <w:jc w:val="left"/>
+              <w:jc w:val="center"/>
             </w:pPr>
             <w:r/>
             <w:r>
@@ -4349,7 +3778,7 @@
                 <w:b w:val="0"/>
                 <w:sz w:val="18"/>
               </w:rPr>
-              <w:t>이미 비슷한 정보가 저장되어 있으면 새로 저장하지 않고 안내 메시지만 표시될 수 있습니다.</w:t>
+              <w:t>권한이 있는 사용자라면 동일 에이전트의 메모리를 공유할 수 있습니다. 단, 학습 내용은 모든 사용자가 동일하게 활용하므로 사실 기반의 정보만 저장하기를 권장합니다.</w:t>
             </w:r>
           </w:p>
         </w:tc>
@@ -4357,12 +3786,12 @@
       <w:tr>
         <w:tc>
           <w:tcPr>
-            <w:tcW w:type="dxa" w:w="3118"/>
+            <w:tcW w:type="dxa" w:w="3402"/>
             <w:vAlign w:val="center"/>
           </w:tcPr>
           <w:p>
             <w:pPr>
-              <w:jc w:val="left"/>
+              <w:jc w:val="center"/>
             </w:pPr>
             <w:r/>
             <w:r>
@@ -4371,18 +3800,18 @@
                 <w:b w:val="0"/>
                 <w:sz w:val="18"/>
               </w:rPr>
-              <w:t>답변 아래에 표시되는 카드는 무엇인가요?</w:t>
+              <w:t>응답을 받지 못했는데 같은 메시지를 다시 보내도 되나요?</w:t>
             </w:r>
           </w:p>
         </w:tc>
         <w:tc>
           <w:tcPr>
-            <w:tcW w:type="dxa" w:w="5953"/>
+            <w:tcW w:type="dxa" w:w="6803"/>
             <w:vAlign w:val="center"/>
           </w:tcPr>
           <w:p>
             <w:pPr>
-              <w:jc w:val="left"/>
+              <w:jc w:val="center"/>
             </w:pPr>
             <w:r/>
             <w:r>
@@ -4391,49 +3820,7 @@
                 <w:b w:val="0"/>
                 <w:sz w:val="18"/>
               </w:rPr>
-              <w:t>답변의 근거가 된 저장 정보입니다. 어떤 내용을 바탕으로 답했는지 확인할 수 있습니다.</w:t>
-            </w:r>
-          </w:p>
-        </w:tc>
-      </w:tr>
-      <w:tr>
-        <w:tc>
-          <w:tcPr>
-            <w:tcW w:type="dxa" w:w="3118"/>
-            <w:vAlign w:val="center"/>
-          </w:tcPr>
-          <w:p>
-            <w:pPr>
-              <w:jc w:val="left"/>
-            </w:pPr>
-            <w:r/>
-            <w:r>
-              <w:rPr>
-                <w:rFonts w:ascii="Malgun Gothic" w:hAnsi="Malgun Gothic" w:eastAsia="Malgun Gothic"/>
-                <w:b w:val="0"/>
-                <w:sz w:val="18"/>
-              </w:rPr>
-              <w:t>질문했는데 답을 받지 못했어요.</w:t>
-            </w:r>
-          </w:p>
-        </w:tc>
-        <w:tc>
-          <w:tcPr>
-            <w:tcW w:type="dxa" w:w="5953"/>
-            <w:vAlign w:val="center"/>
-          </w:tcPr>
-          <w:p>
-            <w:pPr>
-              <w:jc w:val="left"/>
-            </w:pPr>
-            <w:r/>
-            <w:r>
-              <w:rPr>
-                <w:rFonts w:ascii="Malgun Gothic" w:hAnsi="Malgun Gothic" w:eastAsia="Malgun Gothic"/>
-                <w:b w:val="0"/>
-                <w:sz w:val="18"/>
-              </w:rPr>
-              <w:t>질문과 관련된 정보를 학습 모드로 먼저 저장했는지 확인하고, 저장 후 다시 질문해 보세요.</w:t>
+              <w:t>네. 같은 메시지를 다시 보내도 중복 정보로 안내되어 같은 내용이 두 번 저장되지는 않습니다.</w:t>
             </w:r>
           </w:p>
         </w:tc>
@@ -4454,11 +3841,14 @@
       </w:r>
     </w:p>
     <w:p>
+      <w:pPr>
+        <w:pStyle w:val="ListBullet"/>
+      </w:pPr>
       <w:r>
         <w:rPr>
           <w:rFonts w:ascii="Malgun Gothic" w:hAnsi="Malgun Gothic" w:eastAsia="Malgun Gothic"/>
         </w:rPr>
-        <w:t>메모리 에이전트에서 원하는 답변을 얻으려면 아래 방법을 참고하세요.</w:t>
+        <w:t>학습한 표현을 그대로 포함해 질문하면 더 정확한 답변을 받을 수 있습니다. 예: 학습 시 ‘휴가 정책’이라고 썼다면, 질문도 ‘휴가 정책은 어떻게 되나요?’로 작성합니다.</w:t>
       </w:r>
     </w:p>
     <w:p>
@@ -4469,7 +3859,7 @@
         <w:rPr>
           <w:rFonts w:ascii="Malgun Gothic" w:hAnsi="Malgun Gothic" w:eastAsia="Malgun Gothic"/>
         </w:rPr>
-        <w:t>먼저 학습, 그다음 질문: 답변에 필요한 정보를 학습 모드로 저장한 뒤 질의 모드에서 질문합니다.</w:t>
+        <w:t>한 번에 한 가지만 묻습니다. 여러 주제를 한 문장에 섞으면 답변이 모호해질 수 있습니다.</w:t>
       </w:r>
     </w:p>
     <w:p>
@@ -4480,7 +3870,7 @@
         <w:rPr>
           <w:rFonts w:ascii="Malgun Gothic" w:hAnsi="Malgun Gothic" w:eastAsia="Malgun Gothic"/>
         </w:rPr>
-        <w:t>한 번에 한 가지만: 한 문장에는 한 가지 정보나 한 가지 질문만 담으면 더 정확한 답을 받습니다.</w:t>
+        <w:t>원하는 답변 형식이 있다면 질문에 함께 적어둡니다. 예: ‘숫자만 알려줘’, ‘짧게 요약해줘’.</w:t>
       </w:r>
     </w:p>
     <w:p>
@@ -4491,7 +3881,7 @@
         <w:rPr>
           <w:rFonts w:ascii="Malgun Gothic" w:hAnsi="Malgun Gothic" w:eastAsia="Malgun Gothic"/>
         </w:rPr>
-        <w:t>비슷한 표현 사용: 질문할 때 정보를 학습시킬 때 쓴 단어와 비슷한 표현을 사용하면 검색이 잘 됩니다.</w:t>
+        <w:t>결과가 만족스럽지 않으면 같은 의미를 다른 단어로 바꾸어 다시 질문합니다.</w:t>
       </w:r>
     </w:p>
     <w:p>
@@ -4502,160 +3892,9 @@
         <w:rPr>
           <w:rFonts w:ascii="Malgun Gothic" w:hAnsi="Malgun Gothic" w:eastAsia="Malgun Gothic"/>
         </w:rPr>
-        <w:t>결과가 없을 때: 답이 부족하면 더 일반적인 표현으로 바꾸거나, 관련 정보를 추가로 학습시킨 뒤 다시 질문합니다.</w:t>
+        <w:t>사실 정보가 아니라 의견·예측을 묻는 질문은 메모리 기반 답변에 적합하지 않을 수 있습니다.</w:t>
       </w:r>
     </w:p>
-    <w:p>
-      <w:r>
-        <w:rPr>
-          <w:rFonts w:ascii="Malgun Gothic" w:hAnsi="Malgun Gothic" w:eastAsia="Malgun Gothic"/>
-          <w:b/>
-          <w:color w:val="1F4E79"/>
-        </w:rPr>
-        <w:t>예시</w:t>
-      </w:r>
-    </w:p>
-    <w:tbl>
-      <w:tblPr>
-        <w:tblStyle w:val="TableGrid"/>
-        <w:tblW w:type="auto" w:w="0"/>
-        <w:jc w:val="center"/>
-        <w:tblLook w:firstColumn="1" w:firstRow="1" w:lastColumn="0" w:lastRow="0" w:noHBand="0" w:noVBand="1" w:val="04A0"/>
-      </w:tblPr>
-      <w:tblGrid>
-        <w:gridCol w:w="4819"/>
-        <w:gridCol w:w="4819"/>
-      </w:tblGrid>
-      <w:tr>
-        <w:tc>
-          <w:tcPr>
-            <w:tcW w:type="dxa" w:w="2551"/>
-            <w:vAlign w:val="center"/>
-            <w:shd w:fill="D9EAF7"/>
-          </w:tcPr>
-          <w:p>
-            <w:pPr>
-              <w:jc w:val="center"/>
-            </w:pPr>
-            <w:r/>
-            <w:r>
-              <w:rPr>
-                <w:rFonts w:ascii="Malgun Gothic" w:hAnsi="Malgun Gothic" w:eastAsia="Malgun Gothic"/>
-                <w:b/>
-                <w:sz w:val="18"/>
-              </w:rPr>
-              <w:t>구분</w:t>
-            </w:r>
-          </w:p>
-        </w:tc>
-        <w:tc>
-          <w:tcPr>
-            <w:tcW w:type="dxa" w:w="6520"/>
-            <w:vAlign w:val="center"/>
-            <w:shd w:fill="D9EAF7"/>
-          </w:tcPr>
-          <w:p>
-            <w:pPr>
-              <w:jc w:val="center"/>
-            </w:pPr>
-            <w:r/>
-            <w:r>
-              <w:rPr>
-                <w:rFonts w:ascii="Malgun Gothic" w:hAnsi="Malgun Gothic" w:eastAsia="Malgun Gothic"/>
-                <w:b/>
-                <w:sz w:val="18"/>
-              </w:rPr>
-              <w:t>예시 문장</w:t>
-            </w:r>
-          </w:p>
-        </w:tc>
-      </w:tr>
-      <w:tr>
-        <w:tc>
-          <w:tcPr>
-            <w:tcW w:type="dxa" w:w="2551"/>
-            <w:vAlign w:val="center"/>
-          </w:tcPr>
-          <w:p>
-            <w:pPr>
-              <w:jc w:val="center"/>
-            </w:pPr>
-            <w:r/>
-            <w:r>
-              <w:rPr>
-                <w:rFonts w:ascii="Malgun Gothic" w:hAnsi="Malgun Gothic" w:eastAsia="Malgun Gothic"/>
-                <w:b w:val="0"/>
-                <w:sz w:val="18"/>
-              </w:rPr>
-              <w:t>학습 모드 입력 예시</w:t>
-            </w:r>
-          </w:p>
-        </w:tc>
-        <w:tc>
-          <w:tcPr>
-            <w:tcW w:type="dxa" w:w="6520"/>
-            <w:vAlign w:val="center"/>
-          </w:tcPr>
-          <w:p>
-            <w:pPr>
-              <w:jc w:val="left"/>
-            </w:pPr>
-            <w:r/>
-            <w:r>
-              <w:rPr>
-                <w:rFonts w:ascii="Malgun Gothic" w:hAnsi="Malgun Gothic" w:eastAsia="Malgun Gothic"/>
-                <w:b w:val="0"/>
-                <w:sz w:val="18"/>
-              </w:rPr>
-              <w:t>분기별 영업 보고서는 매월 5일까지 제출한다</w:t>
-            </w:r>
-          </w:p>
-        </w:tc>
-      </w:tr>
-      <w:tr>
-        <w:tc>
-          <w:tcPr>
-            <w:tcW w:type="dxa" w:w="2551"/>
-            <w:vAlign w:val="center"/>
-          </w:tcPr>
-          <w:p>
-            <w:pPr>
-              <w:jc w:val="center"/>
-            </w:pPr>
-            <w:r/>
-            <w:r>
-              <w:rPr>
-                <w:rFonts w:ascii="Malgun Gothic" w:hAnsi="Malgun Gothic" w:eastAsia="Malgun Gothic"/>
-                <w:b w:val="0"/>
-                <w:sz w:val="18"/>
-              </w:rPr>
-              <w:t>질의 모드 질문 예시</w:t>
-            </w:r>
-          </w:p>
-        </w:tc>
-        <w:tc>
-          <w:tcPr>
-            <w:tcW w:type="dxa" w:w="6520"/>
-            <w:vAlign w:val="center"/>
-          </w:tcPr>
-          <w:p>
-            <w:pPr>
-              <w:jc w:val="left"/>
-            </w:pPr>
-            <w:r/>
-            <w:r>
-              <w:rPr>
-                <w:rFonts w:ascii="Malgun Gothic" w:hAnsi="Malgun Gothic" w:eastAsia="Malgun Gothic"/>
-                <w:b w:val="0"/>
-                <w:sz w:val="18"/>
-              </w:rPr>
-              <w:t>분기별 영업 보고서 제출 기한을 알려줘</w:t>
-            </w:r>
-          </w:p>
-        </w:tc>
-      </w:tr>
-    </w:tbl>
-    <w:p/>
     <w:sectPr>
       <w:footerReference w:type="default" r:id="rId9"/>
       <w:pgSz w:w="11906" w:h="16838"/>
@@ -4680,7 +3919,7 @@
         <w:color w:val="666666"/>
         <w:sz w:val="18"/>
       </w:rPr>
-      <w:t xml:space="preserve">Process GPT 메모리 에이전트 사용자 매뉴얼 | </w:t>
+      <w:t xml:space="preserve">에이전트 메모리 대화 사용자 매뉴얼 | </w:t>
     </w:r>
     <w:r>
       <w:fldChar w:fldCharType="begin"/>
